--- a/drafts/sir-multiplex-hypergraphs/outline.docx
+++ b/drafts/sir-multiplex-hypergraphs/outline.docx
@@ -9258,14 +9258,73 @@
           <w:bCs/>
           <w:color w:val="3A4A5A"/>
         </w:rPr>
-        <w:t xml:space="preserve">但要诚实</w:t>
-      </w:r>
-      <w:r>
-        <w:rPr>
-          <w:rFonts w:ascii="Times New Roman" w:cs="Times New Roman" w:eastAsia="SimSun" w:hAnsi="Times New Roman"/>
-          <w:color w:val="3A4A5A"/>
-        </w:rPr>
-        <w:t xml:space="preserve">：上面三步只是论证纲要。对 PRE / SIAM 一级期刊，"树极限下精确"是一句强</w:t>
+        <w:t xml:space="preserve">数值证据（已做，见 </w:t>
+      </w:r>
+      <w:r>
+        <w:rPr>
+          <w:rFonts w:ascii="Consolas" w:eastAsia="SimSun" w:hAnsi="Consolas"/>
+          <w:b/>
+          <w:bCs/>
+          <w:color w:val="3A4A5A"/>
+        </w:rPr>
+        <w:t xml:space="preserve">tools/scaling_run.py</w:t>
+      </w:r>
+      <w:r>
+        <w:rPr>
+          <w:rFonts w:ascii="Times New Roman" w:cs="Times New Roman" w:eastAsia="SimSun" w:hAnsi="Times New Roman"/>
+          <w:b/>
+          <w:bCs/>
+          <w:color w:val="3A4A5A"/>
+        </w:rPr>
+        <w:t xml:space="preserve">）。</w:t>
+      </w:r>
+      <w:r>
+        <w:rPr>
+          <w:rFonts w:ascii="Times New Roman" w:cs="Times New Roman" w:eastAsia="SimSun" w:hAnsi="Times New Roman"/>
+          <w:color w:val="3A4A5A"/>
+        </w:rPr>
+        <w:t xml:space="preserve"> </w:t>
+      </w:r>
+      <w:r>
+        <w:rPr>
+          <w:rFonts w:ascii="Cambria Math" w:eastAsia="SimSun" w:hAnsi="Cambria Math"/>
+          <w:i w:val="false"/>
+          <w:iCs w:val="false"/>
+          <w:color w:val="3A4A5A"/>
+        </w:rPr>
+        <w:t xml:space="preserve">λ=0.35</w:t>
+      </w:r>
+      <w:r>
+        <w:rPr>
+          <w:rFonts w:ascii="Times New Roman" w:cs="Times New Roman" w:eastAsia="SimSun" w:hAnsi="Times New Roman"/>
+          <w:color w:val="3A4A5A"/>
+        </w:rPr>
+        <w:t xml:space="preserve">、</w:t>
+      </w:r>
+      <w:r>
+        <w:rPr>
+          <w:rFonts w:ascii="Cambria Math" w:eastAsia="SimSun" w:hAnsi="Cambria Math"/>
+          <w:i/>
+          <w:iCs/>
+          <w:color w:val="3A4A5A"/>
+        </w:rPr>
+        <w:t xml:space="preserve">m</w:t>
+      </w:r>
+      <w:r>
+        <w:rPr>
+          <w:rFonts w:ascii="Cambria Math" w:eastAsia="SimSun" w:hAnsi="Cambria Math"/>
+          <w:i w:val="false"/>
+          <w:iCs w:val="false"/>
+          <w:color w:val="3A4A5A"/>
+        </w:rPr>
+        <w:t xml:space="preserve">=(3,4)</w:t>
+      </w:r>
+      <w:r>
+        <w:rPr>
+          <w:rFonts w:ascii="Times New Roman" w:cs="Times New Roman" w:eastAsia="SimSun" w:hAnsi="Times New Roman"/>
+          <w:color w:val="3A4A5A"/>
+        </w:rPr>
+        <w:t xml:space="preserve">、</w:t>
       </w:r>
     </w:p>
     <w:p>
@@ -9278,10 +9337,76 @@
       </w:pPr>
       <w:r>
         <w:rPr>
-          <w:rFonts w:ascii="Times New Roman" w:cs="Times New Roman" w:eastAsia="SimSun" w:hAnsi="Times New Roman"/>
-          <w:color w:val="3A4A5A"/>
-        </w:rPr>
-        <w:t xml:space="preserve">断言，要么补足严格证明（位形模型的局域弱收敛 + 交换性），要么在正文中降格为</w:t>
+          <w:rFonts w:ascii="Cambria Math" w:eastAsia="SimSun" w:hAnsi="Cambria Math"/>
+          <w:i w:val="false"/>
+          <w:iCs w:val="false"/>
+          <w:color w:val="3A4A5A"/>
+        </w:rPr>
+        <w:t xml:space="preserve">ε=0.02</w:t>
+      </w:r>
+      <w:r>
+        <w:rPr>
+          <w:rFonts w:ascii="Times New Roman" w:cs="Times New Roman" w:eastAsia="SimSun" w:hAnsi="Times New Roman"/>
+          <w:color w:val="3A4A5A"/>
+        </w:rPr>
+        <w:t xml:space="preserve">、每点 </w:t>
+      </w:r>
+      <w:r>
+        <w:rPr>
+          <w:rFonts w:ascii="Cambria Math" w:eastAsia="SimSun" w:hAnsi="Cambria Math"/>
+          <w:i w:val="false"/>
+          <w:iCs w:val="false"/>
+          <w:color w:val="3A4A5A"/>
+        </w:rPr>
+        <w:t xml:space="preserve">300</w:t>
+      </w:r>
+      <w:r>
+        <w:rPr>
+          <w:rFonts w:ascii="Times New Roman" w:cs="Times New Roman" w:eastAsia="SimSun" w:hAnsi="Times New Roman"/>
+          <w:color w:val="3A4A5A"/>
+        </w:rPr>
+        <w:t xml:space="preserve">–</w:t>
+      </w:r>
+      <w:r>
+        <w:rPr>
+          <w:rFonts w:ascii="Cambria Math" w:eastAsia="SimSun" w:hAnsi="Cambria Math"/>
+          <w:i w:val="false"/>
+          <w:iCs w:val="false"/>
+          <w:color w:val="3A4A5A"/>
+        </w:rPr>
+        <w:t xml:space="preserve">500</w:t>
+      </w:r>
+      <w:r>
+        <w:rPr>
+          <w:rFonts w:ascii="Times New Roman" w:cs="Times New Roman" w:eastAsia="SimSun" w:hAnsi="Times New Roman"/>
+          <w:color w:val="3A4A5A"/>
+        </w:rPr>
+        <w:t xml:space="preserve"> 次实现下，闭合与精确仿真在 </w:t>
+      </w:r>
+      <w:r>
+        <w:rPr>
+          <w:rFonts w:ascii="Cambria Math" w:eastAsia="SimSun" w:hAnsi="Cambria Math"/>
+          <w:i/>
+          <w:iCs/>
+          <w:color w:val="3A4A5A"/>
+        </w:rPr>
+        <w:t xml:space="preserve">t</w:t>
+      </w:r>
+      <w:r>
+        <w:rPr>
+          <w:rFonts w:ascii="Cambria Math" w:eastAsia="SimSun" w:hAnsi="Cambria Math"/>
+          <w:i w:val="false"/>
+          <w:iCs w:val="false"/>
+          <w:color w:val="3A4A5A"/>
+        </w:rPr>
+        <w:t xml:space="preserve">≤12</w:t>
+      </w:r>
+      <w:r>
+        <w:rPr>
+          <w:rFonts w:ascii="Times New Roman" w:cs="Times New Roman" w:eastAsia="SimSun" w:hAnsi="Times New Roman"/>
+          <w:color w:val="3A4A5A"/>
+        </w:rPr>
+        <w:t xml:space="preserve"> 上的平均</w:t>
       </w:r>
     </w:p>
     <w:p>
@@ -9297,7 +9422,282 @@
           <w:rFonts w:ascii="Times New Roman" w:cs="Times New Roman" w:eastAsia="SimSun" w:hAnsi="Times New Roman"/>
           <w:color w:val="3A4A5A"/>
         </w:rPr>
-        <w:t xml:space="preserve">"数值证据支持、严格性留待后续"。</w:t>
+        <w:t xml:space="preserve">偏差随 </w:t>
+      </w:r>
+      <w:r>
+        <w:rPr>
+          <w:rFonts w:ascii="Cambria Math" w:eastAsia="SimSun" w:hAnsi="Cambria Math"/>
+          <w:i/>
+          <w:iCs/>
+          <w:color w:val="3A4A5A"/>
+        </w:rPr>
+        <w:t xml:space="preserve">N</w:t>
+      </w:r>
+      <w:r>
+        <w:rPr>
+          <w:rFonts w:ascii="Times New Roman" w:cs="Times New Roman" w:eastAsia="SimSun" w:hAnsi="Times New Roman"/>
+          <w:color w:val="3A4A5A"/>
+        </w:rPr>
+        <w:t xml:space="preserve"> 单调下降：</w:t>
+      </w:r>
+      <w:r>
+        <w:rPr>
+          <w:rFonts w:ascii="Cambria Math" w:eastAsia="SimSun" w:hAnsi="Cambria Math"/>
+          <w:i/>
+          <w:iCs/>
+          <w:color w:val="3A4A5A"/>
+        </w:rPr>
+        <w:t xml:space="preserve">N</w:t>
+      </w:r>
+      <w:r>
+        <w:rPr>
+          <w:rFonts w:ascii="Cambria Math" w:eastAsia="SimSun" w:hAnsi="Cambria Math"/>
+          <w:i w:val="false"/>
+          <w:iCs w:val="false"/>
+          <w:color w:val="3A4A5A"/>
+        </w:rPr>
+        <w:t xml:space="preserve">=500,1000,2000,4000,8000</w:t>
+      </w:r>
+      <w:r>
+        <w:rPr>
+          <w:rFonts w:ascii="Times New Roman" w:cs="Times New Roman" w:eastAsia="SimSun" w:hAnsi="Times New Roman"/>
+          <w:color w:val="3A4A5A"/>
+        </w:rPr>
+        <w:t xml:space="preserve"> 依次为</w:t>
+      </w:r>
+    </w:p>
+    <w:p>
+      <w:pPr>
+        <w:pBdr>
+          <w:left w:val="single" w:color="9AAFC4" w:sz="12" w:space="8"/>
+        </w:pBdr>
+        <w:spacing w:after="60" w:before="60" w:line="300"/>
+        <w:ind w:left="360"/>
+      </w:pPr>
+      <w:r>
+        <w:rPr>
+          <w:rFonts w:ascii="Cambria Math" w:eastAsia="SimSun" w:hAnsi="Cambria Math"/>
+          <w:i w:val="false"/>
+          <w:iCs w:val="false"/>
+          <w:color w:val="3A4A5A"/>
+        </w:rPr>
+        <w:t xml:space="preserve">4.95,1.84,1.23,0.89,0.29</w:t>
+      </w:r>
+      <w:r>
+        <w:rPr>
+          <w:rFonts w:ascii="Times New Roman" w:cs="Times New Roman" w:eastAsia="SimSun" w:hAnsi="Times New Roman"/>
+          <w:color w:val="3A4A5A"/>
+        </w:rPr>
+        <w:t xml:space="preserve">（单位 </w:t>
+      </w:r>
+      <w:r>
+        <w:rPr>
+          <w:rFonts w:ascii="Cambria Math" w:eastAsia="SimSun" w:hAnsi="Cambria Math"/>
+          <w:i w:val="false"/>
+          <w:iCs w:val="false"/>
+          <w:color w:val="3A4A5A"/>
+        </w:rPr>
+        <w:t xml:space="preserve">10</w:t>
+      </w:r>
+      <w:r>
+        <w:rPr>
+          <w:rFonts w:ascii="Cambria Math" w:eastAsia="SimSun" w:hAnsi="Cambria Math"/>
+          <w:i w:val="false"/>
+          <w:iCs w:val="false"/>
+          <w:color w:val="3A4A5A"/>
+          <w:vertAlign w:val="superscript"/>
+        </w:rPr>
+        <w:t xml:space="preserve">-3</w:t>
+      </w:r>
+      <w:r>
+        <w:rPr>
+          <w:rFonts w:ascii="Times New Roman" w:cs="Times New Roman" w:eastAsia="SimSun" w:hAnsi="Times New Roman"/>
+          <w:color w:val="3A4A5A"/>
+        </w:rPr>
+        <w:t xml:space="preserve">），到 </w:t>
+      </w:r>
+      <w:r>
+        <w:rPr>
+          <w:rFonts w:ascii="Cambria Math" w:eastAsia="SimSun" w:hAnsi="Cambria Math"/>
+          <w:i/>
+          <w:iCs/>
+          <w:color w:val="3A4A5A"/>
+        </w:rPr>
+        <w:t xml:space="preserve">N</w:t>
+      </w:r>
+      <w:r>
+        <w:rPr>
+          <w:rFonts w:ascii="Cambria Math" w:eastAsia="SimSun" w:hAnsi="Cambria Math"/>
+          <w:i w:val="false"/>
+          <w:iCs w:val="false"/>
+          <w:color w:val="3A4A5A"/>
+        </w:rPr>
+        <w:t xml:space="preserve">=8000</w:t>
+      </w:r>
+      <w:r>
+        <w:rPr>
+          <w:rFonts w:ascii="Times New Roman" w:cs="Times New Roman" w:eastAsia="SimSun" w:hAnsi="Times New Roman"/>
+          <w:color w:val="3A4A5A"/>
+        </w:rPr>
+        <w:t xml:space="preserve"> 已落到蒙特卡洛噪声底</w:t>
+      </w:r>
+    </w:p>
+    <w:p>
+      <w:pPr>
+        <w:pBdr>
+          <w:left w:val="single" w:color="9AAFC4" w:sz="12" w:space="8"/>
+        </w:pBdr>
+        <w:spacing w:after="60" w:before="60" w:line="300"/>
+        <w:ind w:left="360"/>
+      </w:pPr>
+      <w:r>
+        <w:rPr>
+          <w:rFonts w:ascii="Times New Roman" w:cs="Times New Roman" w:eastAsia="SimSun" w:hAnsi="Times New Roman"/>
+          <w:color w:val="3A4A5A"/>
+        </w:rPr>
+        <w:t xml:space="preserve">（</w:t>
+      </w:r>
+      <w:r>
+        <w:rPr>
+          <w:rFonts w:ascii="Cambria Math" w:eastAsia="SimSun" w:hAnsi="Cambria Math"/>
+          <w:i w:val="false"/>
+          <w:iCs w:val="false"/>
+          <w:color w:val="3A4A5A"/>
+        </w:rPr>
+        <w:t xml:space="preserve">3.2×10</w:t>
+      </w:r>
+      <w:r>
+        <w:rPr>
+          <w:rFonts w:ascii="Cambria Math" w:eastAsia="SimSun" w:hAnsi="Cambria Math"/>
+          <w:i w:val="false"/>
+          <w:iCs w:val="false"/>
+          <w:color w:val="3A4A5A"/>
+          <w:vertAlign w:val="superscript"/>
+        </w:rPr>
+        <w:t xml:space="preserve">-4</w:t>
+      </w:r>
+      <w:r>
+        <w:rPr>
+          <w:rFonts w:ascii="Times New Roman" w:cs="Times New Roman" w:eastAsia="SimSun" w:hAnsi="Times New Roman"/>
+          <w:color w:val="3A4A5A"/>
+        </w:rPr>
+        <w:t xml:space="preserve">）以下、不可分辨。幂律拟合给出指数 </w:t>
+      </w:r>
+      <w:r>
+        <w:rPr>
+          <w:rFonts w:ascii="Cambria Math" w:eastAsia="SimSun" w:hAnsi="Cambria Math"/>
+          <w:i w:val="false"/>
+          <w:iCs w:val="false"/>
+          <w:color w:val="3A4A5A"/>
+        </w:rPr>
+        <w:t xml:space="preserve">-0.92</w:t>
+      </w:r>
+      <w:r>
+        <w:rPr>
+          <w:rFonts w:ascii="Times New Roman" w:cs="Times New Roman" w:eastAsia="SimSun" w:hAnsi="Times New Roman"/>
+          <w:color w:val="3A4A5A"/>
+        </w:rPr>
+        <w:t xml:space="preserve">（取不同子集为</w:t>
+      </w:r>
+    </w:p>
+    <w:p>
+      <w:pPr>
+        <w:pBdr>
+          <w:left w:val="single" w:color="9AAFC4" w:sz="12" w:space="8"/>
+        </w:pBdr>
+        <w:spacing w:after="60" w:before="60" w:line="300"/>
+        <w:ind w:left="360"/>
+      </w:pPr>
+      <w:r>
+        <w:rPr>
+          <w:rFonts w:ascii="Cambria Math" w:eastAsia="SimSun" w:hAnsi="Cambria Math"/>
+          <w:i w:val="false"/>
+          <w:iCs w:val="false"/>
+          <w:color w:val="3A4A5A"/>
+        </w:rPr>
+        <w:t xml:space="preserve">-0.80</w:t>
+      </w:r>
+      <w:r>
+        <w:rPr>
+          <w:rFonts w:ascii="Times New Roman" w:cs="Times New Roman" w:eastAsia="SimSun" w:hAnsi="Times New Roman"/>
+          <w:color w:val="3A4A5A"/>
+        </w:rPr>
+        <w:t xml:space="preserve"> 至 </w:t>
+      </w:r>
+      <w:r>
+        <w:rPr>
+          <w:rFonts w:ascii="Cambria Math" w:eastAsia="SimSun" w:hAnsi="Cambria Math"/>
+          <w:i w:val="false"/>
+          <w:iCs w:val="false"/>
+          <w:color w:val="3A4A5A"/>
+        </w:rPr>
+        <w:t xml:space="preserve">-1.00</w:t>
+      </w:r>
+      <w:r>
+        <w:rPr>
+          <w:rFonts w:ascii="Times New Roman" w:cs="Times New Roman" w:eastAsia="SimSun" w:hAnsi="Times New Roman"/>
+          <w:color w:val="3A4A5A"/>
+        </w:rPr>
+        <w:t xml:space="preserve">），与位形模型中短回路密度的 </w:t>
+      </w:r>
+      <w:r>
+        <w:rPr>
+          <w:rFonts w:ascii="Cambria Math" w:eastAsia="SimSun" w:hAnsi="Cambria Math"/>
+          <w:i/>
+          <w:iCs/>
+          <w:color w:val="3A4A5A"/>
+        </w:rPr>
+        <w:t xml:space="preserve">O</w:t>
+      </w:r>
+      <w:r>
+        <w:rPr>
+          <w:rFonts w:ascii="Cambria Math" w:eastAsia="SimSun" w:hAnsi="Cambria Math"/>
+          <w:i w:val="false"/>
+          <w:iCs w:val="false"/>
+          <w:color w:val="3A4A5A"/>
+        </w:rPr>
+        <w:t xml:space="preserve">(1/</w:t>
+      </w:r>
+      <w:r>
+        <w:rPr>
+          <w:rFonts w:ascii="Cambria Math" w:eastAsia="SimSun" w:hAnsi="Cambria Math"/>
+          <w:i/>
+          <w:iCs/>
+          <w:color w:val="3A4A5A"/>
+        </w:rPr>
+        <w:t xml:space="preserve">N</w:t>
+      </w:r>
+      <w:r>
+        <w:rPr>
+          <w:rFonts w:ascii="Cambria Math" w:eastAsia="SimSun" w:hAnsi="Cambria Math"/>
+          <w:i w:val="false"/>
+          <w:iCs w:val="false"/>
+          <w:color w:val="3A4A5A"/>
+        </w:rPr>
+        <w:t xml:space="preserve">)</w:t>
+      </w:r>
+      <w:r>
+        <w:rPr>
+          <w:rFonts w:ascii="Times New Roman" w:cs="Times New Roman" w:eastAsia="SimSun" w:hAnsi="Times New Roman"/>
+          <w:color w:val="3A4A5A"/>
+        </w:rPr>
+        <w:t xml:space="preserve"> 一致。注意每个测量值都含噪声</w:t>
+      </w:r>
+    </w:p>
+    <w:p>
+      <w:pPr>
+        <w:pBdr>
+          <w:left w:val="single" w:color="9AAFC4" w:sz="12" w:space="8"/>
+        </w:pBdr>
+        <w:spacing w:after="60" w:before="60" w:line="300"/>
+        <w:ind w:left="360"/>
+      </w:pPr>
+      <w:r>
+        <w:rPr>
+          <w:rFonts w:ascii="Times New Roman" w:cs="Times New Roman" w:eastAsia="SimSun" w:hAnsi="Times New Roman"/>
+          <w:color w:val="3A4A5A"/>
+        </w:rPr>
+        <w:t xml:space="preserve">贡献，故是真实偏差的</w:t>
       </w:r>
       <w:r>
         <w:rPr>
@@ -9306,14 +9706,96 @@
           <w:bCs/>
           <w:color w:val="3A4A5A"/>
         </w:rPr>
-        <w:t xml:space="preserve">建议先降格</w:t>
-      </w:r>
-      <w:r>
-        <w:rPr>
-          <w:rFonts w:ascii="Times New Roman" w:cs="Times New Roman" w:eastAsia="SimSun" w:hAnsi="Times New Roman"/>
-          <w:color w:val="3A4A5A"/>
-        </w:rPr>
-        <w:t xml:space="preserve">，等 4.2 的标度结果出来再定。</w:t>
+        <w:t xml:space="preserve">上界</w:t>
+      </w:r>
+      <w:r>
+        <w:rPr>
+          <w:rFonts w:ascii="Times New Roman" w:cs="Times New Roman" w:eastAsia="SimSun" w:hAnsi="Times New Roman"/>
+          <w:color w:val="3A4A5A"/>
+        </w:rPr>
+        <w:t xml:space="preserve">，真实衰减只会更陡。</w:t>
+      </w:r>
+    </w:p>
+    <w:p>
+      <w:pPr>
+        <w:pBdr>
+          <w:left w:val="single" w:color="9AAFC4" w:sz="12" w:space="8"/>
+        </w:pBdr>
+        <w:spacing w:after="60" w:before="60" w:line="300"/>
+        <w:ind w:left="360"/>
+      </w:pPr>
+    </w:p>
+    <w:p>
+      <w:pPr>
+        <w:pBdr>
+          <w:left w:val="single" w:color="9AAFC4" w:sz="12" w:space="8"/>
+        </w:pBdr>
+        <w:spacing w:after="60" w:before="60" w:line="300"/>
+        <w:ind w:left="360"/>
+      </w:pPr>
+      <w:r>
+        <w:rPr>
+          <w:rFonts w:ascii="Times New Roman" w:cs="Times New Roman" w:eastAsia="SimSun" w:hAnsi="Times New Roman"/>
+          <w:b/>
+          <w:bCs/>
+          <w:color w:val="3A4A5A"/>
+        </w:rPr>
+        <w:t xml:space="preserve">但仍要诚实</w:t>
+      </w:r>
+      <w:r>
+        <w:rPr>
+          <w:rFonts w:ascii="Times New Roman" w:cs="Times New Roman" w:eastAsia="SimSun" w:hAnsi="Times New Roman"/>
+          <w:color w:val="3A4A5A"/>
+        </w:rPr>
+        <w:t xml:space="preserve">：数值支持 </w:t>
+      </w:r>
+      <w:r>
+        <w:rPr>
+          <w:rFonts w:ascii="Cambria Math" w:eastAsia="SimSun" w:hAnsi="Cambria Math"/>
+          <w:i w:val="false"/>
+          <w:iCs w:val="false"/>
+          <w:color w:val="3A4A5A"/>
+        </w:rPr>
+        <w:t xml:space="preserve">≠</w:t>
+      </w:r>
+      <w:r>
+        <w:rPr>
+          <w:rFonts w:ascii="Times New Roman" w:cs="Times New Roman" w:eastAsia="SimSun" w:hAnsi="Times New Roman"/>
+          <w:color w:val="3A4A5A"/>
+        </w:rPr>
+        <w:t xml:space="preserve"> 证明。上面三步是论证纲要而非严格证明，正文宜写成</w:t>
+      </w:r>
+    </w:p>
+    <w:p>
+      <w:pPr>
+        <w:pBdr>
+          <w:left w:val="single" w:color="9AAFC4" w:sz="12" w:space="8"/>
+        </w:pBdr>
+        <w:spacing w:after="60" w:before="60" w:line="300"/>
+        <w:ind w:left="360"/>
+      </w:pPr>
+      <w:r>
+        <w:rPr>
+          <w:rFonts w:ascii="Times New Roman" w:cs="Times New Roman" w:eastAsia="SimSun" w:hAnsi="Times New Roman"/>
+          <w:color w:val="3A4A5A"/>
+        </w:rPr>
+        <w:t xml:space="preserve">"在 (H1)(H2′) 下我们论证并数值验证了闭合的渐近精确性，严格证明（位形模型的局域弱</w:t>
+      </w:r>
+    </w:p>
+    <w:p>
+      <w:pPr>
+        <w:pBdr>
+          <w:left w:val="single" w:color="9AAFC4" w:sz="12" w:space="8"/>
+        </w:pBdr>
+        <w:spacing w:after="60" w:before="60" w:line="300"/>
+        <w:ind w:left="360"/>
+      </w:pPr>
+      <w:r>
+        <w:rPr>
+          <w:rFonts w:ascii="Times New Roman" w:cs="Times New Roman" w:eastAsia="SimSun" w:hAnsi="Times New Roman"/>
+          <w:color w:val="3A4A5A"/>
+        </w:rPr>
+        <w:t xml:space="preserve">收敛 + 交换性）留待后续"。不要写成定理。</w:t>
       </w:r>
     </w:p>
     <w:p>
@@ -9887,7 +10369,109 @@
           <w:sz w:val="21"/>
           <w:szCs w:val="21"/>
         </w:rPr>
-        <w:t xml:space="preserve">)=(λ</w:t>
+        <w:t xml:space="preserve">)=(α</w:t>
+      </w:r>
+      <w:r>
+        <w:rPr>
+          <w:rFonts w:ascii="Cambria Math" w:eastAsia="SimSun" w:hAnsi="Cambria Math"/>
+          <w:i w:val="false"/>
+          <w:iCs w:val="false"/>
+          <w:sz w:val="21"/>
+          <w:szCs w:val="21"/>
+          <w:vertAlign w:val="subscript"/>
+        </w:rPr>
+        <w:t xml:space="preserve">i</w:t>
+      </w:r>
+      <w:r>
+        <w:rPr>
+          <w:rFonts w:ascii="Cambria Math" w:eastAsia="SimSun" w:hAnsi="Cambria Math"/>
+          <w:i w:val="false"/>
+          <w:iCs w:val="false"/>
+          <w:sz w:val="21"/>
+          <w:szCs w:val="21"/>
+        </w:rPr>
+        <w:t xml:space="preserve">)/(α</w:t>
+      </w:r>
+      <w:r>
+        <w:rPr>
+          <w:rFonts w:ascii="Cambria Math" w:eastAsia="SimSun" w:hAnsi="Cambria Math"/>
+          <w:i w:val="false"/>
+          <w:iCs w:val="false"/>
+          <w:sz w:val="21"/>
+          <w:szCs w:val="21"/>
+          <w:vertAlign w:val="subscript"/>
+        </w:rPr>
+        <w:t xml:space="preserve">i</w:t>
+      </w:r>
+      <w:r>
+        <w:rPr>
+          <w:rFonts w:ascii="Cambria Math" w:eastAsia="SimSun" w:hAnsi="Cambria Math"/>
+          <w:i w:val="false"/>
+          <w:iCs w:val="false"/>
+          <w:sz w:val="21"/>
+          <w:szCs w:val="21"/>
+        </w:rPr>
+        <w:t xml:space="preserve">+</w:t>
+      </w:r>
+      <w:r>
+        <w:rPr>
+          <w:rFonts w:ascii="Cambria Math" w:eastAsia="SimSun" w:hAnsi="Cambria Math"/>
+          <w:i/>
+          <w:iCs/>
+          <w:sz w:val="21"/>
+          <w:szCs w:val="21"/>
+        </w:rPr>
+        <w:t xml:space="preserve">i</w:t>
+      </w:r>
+      <w:r>
+        <w:rPr>
+          <w:rFonts w:ascii="Cambria Math" w:eastAsia="SimSun" w:hAnsi="Cambria Math"/>
+          <w:i w:val="false"/>
+          <w:iCs w:val="false"/>
+          <w:sz w:val="21"/>
+          <w:szCs w:val="21"/>
+        </w:rPr>
+        <w:t xml:space="preserve">)[1+</w:t>
+      </w:r>
+      <w:r>
+        <w:rPr>
+          <w:rFonts w:ascii="Cambria Math" w:eastAsia="SimSun" w:hAnsi="Cambria Math"/>
+          <w:i/>
+          <w:iCs/>
+          <w:sz w:val="21"/>
+          <w:szCs w:val="21"/>
+        </w:rPr>
+        <w:t xml:space="preserve">u</w:t>
+      </w:r>
+      <w:r>
+        <w:rPr>
+          <w:rFonts w:ascii="Cambria Math" w:eastAsia="SimSun" w:hAnsi="Cambria Math"/>
+          <w:i w:val="false"/>
+          <w:iCs w:val="false"/>
+          <w:sz w:val="21"/>
+          <w:szCs w:val="21"/>
+        </w:rPr>
+        <w:t xml:space="preserve">(</w:t>
+      </w:r>
+      <w:r>
+        <w:rPr>
+          <w:rFonts w:ascii="Cambria Math" w:eastAsia="SimSun" w:hAnsi="Cambria Math"/>
+          <w:i/>
+          <w:iCs/>
+          <w:sz w:val="21"/>
+          <w:szCs w:val="21"/>
+        </w:rPr>
+        <w:t xml:space="preserve">i</w:t>
+      </w:r>
+      <w:r>
+        <w:rPr>
+          <w:rFonts w:ascii="Cambria Math" w:eastAsia="SimSun" w:hAnsi="Cambria Math"/>
+          <w:i w:val="false"/>
+          <w:iCs w:val="false"/>
+          <w:sz w:val="21"/>
+          <w:szCs w:val="21"/>
+        </w:rPr>
+        <w:t xml:space="preserve">+1,</w:t>
       </w:r>
       <w:r>
         <w:rPr>
@@ -9907,7 +10491,108 @@
           <w:sz w:val="21"/>
           <w:szCs w:val="21"/>
         </w:rPr>
-        <w:t xml:space="preserve">)/(λ</w:t>
+        <w:t xml:space="preserve">-1)]+(</w:t>
+      </w:r>
+      <w:r>
+        <w:rPr>
+          <w:rFonts w:ascii="Cambria Math" w:eastAsia="SimSun" w:hAnsi="Cambria Math"/>
+          <w:i/>
+          <w:iCs/>
+          <w:sz w:val="21"/>
+          <w:szCs w:val="21"/>
+        </w:rPr>
+        <w:t xml:space="preserve">i</w:t>
+      </w:r>
+      <w:r>
+        <w:rPr>
+          <w:rFonts w:ascii="Cambria Math" w:eastAsia="SimSun" w:hAnsi="Cambria Math"/>
+          <w:i w:val="false"/>
+          <w:iCs w:val="false"/>
+          <w:sz w:val="21"/>
+          <w:szCs w:val="21"/>
+        </w:rPr>
+        <w:t xml:space="preserve">)/(α</w:t>
+      </w:r>
+      <w:r>
+        <w:rPr>
+          <w:rFonts w:ascii="Cambria Math" w:eastAsia="SimSun" w:hAnsi="Cambria Math"/>
+          <w:i w:val="false"/>
+          <w:iCs w:val="false"/>
+          <w:sz w:val="21"/>
+          <w:szCs w:val="21"/>
+          <w:vertAlign w:val="subscript"/>
+        </w:rPr>
+        <w:t xml:space="preserve">i</w:t>
+      </w:r>
+      <w:r>
+        <w:rPr>
+          <w:rFonts w:ascii="Cambria Math" w:eastAsia="SimSun" w:hAnsi="Cambria Math"/>
+          <w:i w:val="false"/>
+          <w:iCs w:val="false"/>
+          <w:sz w:val="21"/>
+          <w:szCs w:val="21"/>
+        </w:rPr>
+        <w:t xml:space="preserve">+</w:t>
+      </w:r>
+      <w:r>
+        <w:rPr>
+          <w:rFonts w:ascii="Cambria Math" w:eastAsia="SimSun" w:hAnsi="Cambria Math"/>
+          <w:i/>
+          <w:iCs/>
+          <w:sz w:val="21"/>
+          <w:szCs w:val="21"/>
+        </w:rPr>
+        <w:t xml:space="preserve">i</w:t>
+      </w:r>
+      <w:r>
+        <w:rPr>
+          <w:rFonts w:ascii="Cambria Math" w:eastAsia="SimSun" w:hAnsi="Cambria Math"/>
+          <w:i w:val="false"/>
+          <w:iCs w:val="false"/>
+          <w:sz w:val="21"/>
+          <w:szCs w:val="21"/>
+        </w:rPr>
+        <w:t xml:space="preserve">) </w:t>
+      </w:r>
+      <w:r>
+        <w:rPr>
+          <w:rFonts w:ascii="Cambria Math" w:eastAsia="SimSun" w:hAnsi="Cambria Math"/>
+          <w:i/>
+          <w:iCs/>
+          <w:sz w:val="21"/>
+          <w:szCs w:val="21"/>
+        </w:rPr>
+        <w:t xml:space="preserve">u</w:t>
+      </w:r>
+      <w:r>
+        <w:rPr>
+          <w:rFonts w:ascii="Cambria Math" w:eastAsia="SimSun" w:hAnsi="Cambria Math"/>
+          <w:i w:val="false"/>
+          <w:iCs w:val="false"/>
+          <w:sz w:val="21"/>
+          <w:szCs w:val="21"/>
+        </w:rPr>
+        <w:t xml:space="preserve">(</w:t>
+      </w:r>
+      <w:r>
+        <w:rPr>
+          <w:rFonts w:ascii="Cambria Math" w:eastAsia="SimSun" w:hAnsi="Cambria Math"/>
+          <w:i/>
+          <w:iCs/>
+          <w:sz w:val="21"/>
+          <w:szCs w:val="21"/>
+        </w:rPr>
+        <w:t xml:space="preserve">i</w:t>
+      </w:r>
+      <w:r>
+        <w:rPr>
+          <w:rFonts w:ascii="Cambria Math" w:eastAsia="SimSun" w:hAnsi="Cambria Math"/>
+          <w:i w:val="false"/>
+          <w:iCs w:val="false"/>
+          <w:sz w:val="21"/>
+          <w:szCs w:val="21"/>
+        </w:rPr>
+        <w:t xml:space="preserve">-1,</w:t>
       </w:r>
       <w:r>
         <w:rPr>
@@ -9927,15 +10612,16 @@
           <w:sz w:val="21"/>
           <w:szCs w:val="21"/>
         </w:rPr>
-        <w:t xml:space="preserve">+</w:t>
-      </w:r>
-      <w:r>
-        <w:rPr>
-          <w:rFonts w:ascii="Cambria Math" w:eastAsia="SimSun" w:hAnsi="Cambria Math"/>
-          <w:i/>
-          <w:iCs/>
-          <w:sz w:val="21"/>
-          <w:szCs w:val="21"/>
+        <w:t xml:space="preserve">),   α</w:t>
+      </w:r>
+      <w:r>
+        <w:rPr>
+          <w:rFonts w:ascii="Cambria Math" w:eastAsia="SimSun" w:hAnsi="Cambria Math"/>
+          <w:i w:val="false"/>
+          <w:iCs w:val="false"/>
+          <w:sz w:val="21"/>
+          <w:szCs w:val="21"/>
+          <w:vertAlign w:val="subscript"/>
         </w:rPr>
         <w:t xml:space="preserve">i</w:t>
       </w:r>
@@ -9947,27 +10633,27 @@
           <w:sz w:val="21"/>
           <w:szCs w:val="21"/>
         </w:rPr>
-        <w:t xml:space="preserve">)[1+</w:t>
-      </w:r>
-      <w:r>
-        <w:rPr>
-          <w:rFonts w:ascii="Cambria Math" w:eastAsia="SimSun" w:hAnsi="Cambria Math"/>
-          <w:i/>
-          <w:iCs/>
-          <w:sz w:val="21"/>
-          <w:szCs w:val="21"/>
-        </w:rPr>
-        <w:t xml:space="preserve">u</w:t>
-      </w:r>
-      <w:r>
-        <w:rPr>
-          <w:rFonts w:ascii="Cambria Math" w:eastAsia="SimSun" w:hAnsi="Cambria Math"/>
-          <w:i w:val="false"/>
-          <w:iCs w:val="false"/>
-          <w:sz w:val="21"/>
-          <w:szCs w:val="21"/>
-        </w:rPr>
-        <w:t xml:space="preserve">(</w:t>
+        <w:t xml:space="preserve">=λ</w:t>
+      </w:r>
+      <w:r>
+        <w:rPr>
+          <w:rFonts w:ascii="Cambria Math" w:eastAsia="SimSun" w:hAnsi="Cambria Math"/>
+          <w:i/>
+          <w:iCs/>
+          <w:sz w:val="21"/>
+          <w:szCs w:val="21"/>
+        </w:rPr>
+        <w:t xml:space="preserve">s</w:t>
+      </w:r>
+      <w:r>
+        <w:rPr>
+          <w:rFonts w:ascii="Cambria Math" w:eastAsia="SimSun" w:hAnsi="Cambria Math"/>
+          <w:i w:val="false"/>
+          <w:iCs w:val="false"/>
+          <w:sz w:val="21"/>
+          <w:szCs w:val="21"/>
+        </w:rPr>
+        <w:t xml:space="preserve"> 1[</w:t>
       </w:r>
       <w:r>
         <w:rPr>
@@ -9987,147 +10673,7 @@
           <w:sz w:val="21"/>
           <w:szCs w:val="21"/>
         </w:rPr>
-        <w:t xml:space="preserve">+1,</w:t>
-      </w:r>
-      <w:r>
-        <w:rPr>
-          <w:rFonts w:ascii="Cambria Math" w:eastAsia="SimSun" w:hAnsi="Cambria Math"/>
-          <w:i/>
-          <w:iCs/>
-          <w:sz w:val="21"/>
-          <w:szCs w:val="21"/>
-        </w:rPr>
-        <w:t xml:space="preserve">s</w:t>
-      </w:r>
-      <w:r>
-        <w:rPr>
-          <w:rFonts w:ascii="Cambria Math" w:eastAsia="SimSun" w:hAnsi="Cambria Math"/>
-          <w:i w:val="false"/>
-          <w:iCs w:val="false"/>
-          <w:sz w:val="21"/>
-          <w:szCs w:val="21"/>
-        </w:rPr>
-        <w:t xml:space="preserve">-1)]+(</w:t>
-      </w:r>
-      <w:r>
-        <w:rPr>
-          <w:rFonts w:ascii="Cambria Math" w:eastAsia="SimSun" w:hAnsi="Cambria Math"/>
-          <w:i/>
-          <w:iCs/>
-          <w:sz w:val="21"/>
-          <w:szCs w:val="21"/>
-        </w:rPr>
-        <w:t xml:space="preserve">i</w:t>
-      </w:r>
-      <w:r>
-        <w:rPr>
-          <w:rFonts w:ascii="Cambria Math" w:eastAsia="SimSun" w:hAnsi="Cambria Math"/>
-          <w:i w:val="false"/>
-          <w:iCs w:val="false"/>
-          <w:sz w:val="21"/>
-          <w:szCs w:val="21"/>
-        </w:rPr>
-        <w:t xml:space="preserve">)/(λ</w:t>
-      </w:r>
-      <w:r>
-        <w:rPr>
-          <w:rFonts w:ascii="Cambria Math" w:eastAsia="SimSun" w:hAnsi="Cambria Math"/>
-          <w:i/>
-          <w:iCs/>
-          <w:sz w:val="21"/>
-          <w:szCs w:val="21"/>
-        </w:rPr>
-        <w:t xml:space="preserve">s</w:t>
-      </w:r>
-      <w:r>
-        <w:rPr>
-          <w:rFonts w:ascii="Cambria Math" w:eastAsia="SimSun" w:hAnsi="Cambria Math"/>
-          <w:i w:val="false"/>
-          <w:iCs w:val="false"/>
-          <w:sz w:val="21"/>
-          <w:szCs w:val="21"/>
-        </w:rPr>
-        <w:t xml:space="preserve">+</w:t>
-      </w:r>
-      <w:r>
-        <w:rPr>
-          <w:rFonts w:ascii="Cambria Math" w:eastAsia="SimSun" w:hAnsi="Cambria Math"/>
-          <w:i/>
-          <w:iCs/>
-          <w:sz w:val="21"/>
-          <w:szCs w:val="21"/>
-        </w:rPr>
-        <w:t xml:space="preserve">i</w:t>
-      </w:r>
-      <w:r>
-        <w:rPr>
-          <w:rFonts w:ascii="Cambria Math" w:eastAsia="SimSun" w:hAnsi="Cambria Math"/>
-          <w:i w:val="false"/>
-          <w:iCs w:val="false"/>
-          <w:sz w:val="21"/>
-          <w:szCs w:val="21"/>
-        </w:rPr>
-        <w:t xml:space="preserve">) </w:t>
-      </w:r>
-      <w:r>
-        <w:rPr>
-          <w:rFonts w:ascii="Cambria Math" w:eastAsia="SimSun" w:hAnsi="Cambria Math"/>
-          <w:i/>
-          <w:iCs/>
-          <w:sz w:val="21"/>
-          <w:szCs w:val="21"/>
-        </w:rPr>
-        <w:t xml:space="preserve">u</w:t>
-      </w:r>
-      <w:r>
-        <w:rPr>
-          <w:rFonts w:ascii="Cambria Math" w:eastAsia="SimSun" w:hAnsi="Cambria Math"/>
-          <w:i w:val="false"/>
-          <w:iCs w:val="false"/>
-          <w:sz w:val="21"/>
-          <w:szCs w:val="21"/>
-        </w:rPr>
-        <w:t xml:space="preserve">(</w:t>
-      </w:r>
-      <w:r>
-        <w:rPr>
-          <w:rFonts w:ascii="Cambria Math" w:eastAsia="SimSun" w:hAnsi="Cambria Math"/>
-          <w:i/>
-          <w:iCs/>
-          <w:sz w:val="21"/>
-          <w:szCs w:val="21"/>
-        </w:rPr>
-        <w:t xml:space="preserve">i</w:t>
-      </w:r>
-      <w:r>
-        <w:rPr>
-          <w:rFonts w:ascii="Cambria Math" w:eastAsia="SimSun" w:hAnsi="Cambria Math"/>
-          <w:i w:val="false"/>
-          <w:iCs w:val="false"/>
-          <w:sz w:val="21"/>
-          <w:szCs w:val="21"/>
-        </w:rPr>
-        <w:t xml:space="preserve">-1,</w:t>
-      </w:r>
-      <w:r>
-        <w:rPr>
-          <w:rFonts w:ascii="Cambria Math" w:eastAsia="SimSun" w:hAnsi="Cambria Math"/>
-          <w:i/>
-          <w:iCs/>
-          <w:sz w:val="21"/>
-          <w:szCs w:val="21"/>
-        </w:rPr>
-        <w:t xml:space="preserve">s</w:t>
-      </w:r>
-      <w:r>
-        <w:rPr>
-          <w:rFonts w:ascii="Cambria Math" w:eastAsia="SimSun" w:hAnsi="Cambria Math"/>
-          <w:i w:val="false"/>
-          <w:iCs w:val="false"/>
-          <w:sz w:val="21"/>
-          <w:szCs w:val="21"/>
-        </w:rPr>
-        <w:t xml:space="preserve">)</w:t>
+        <w:t xml:space="preserve">≥θ]</w:t>
       </w:r>
       <w:r>
         <w:rPr>
@@ -15189,57 +15735,6 @@
     </w:p>
     <w:p>
       <w:pPr>
-        <w:pBdr>
-          <w:bottom w:val="single" w:color="BBBBBB" w:sz="6" w:space="1"/>
-        </w:pBdr>
-        <w:spacing w:after="200" w:before="80"/>
-      </w:pPr>
-    </w:p>
-    <w:p>
-      <w:pPr>
-        <w:pStyle w:val="Heading2"/>
-        <w:spacing w:after="160" w:before="300"/>
-      </w:pPr>
-      <w:r>
-        <w:rPr>
-          <w:rFonts w:ascii="Times New Roman" w:cs="Times New Roman" w:eastAsia="SimSun" w:hAnsi="Times New Roman"/>
-          <w:b/>
-          <w:bCs/>
-          <w:color w:val="1A1A1A"/>
-          <w:sz w:val="26"/>
-          <w:szCs w:val="26"/>
-        </w:rPr>
-        <w:t xml:space="preserve">4. 数值校验</w:t>
-      </w:r>
-    </w:p>
-    <w:p>
-      <w:pPr>
-        <w:spacing w:after="120" w:before="120" w:line="320" w:lineRule="auto"/>
-        <w:jc w:val="both"/>
-      </w:pPr>
-      <w:r>
-        <w:rPr>
-          <w:rFonts w:ascii="Times New Roman" w:cs="Times New Roman" w:eastAsia="SimSun" w:hAnsi="Times New Roman"/>
-        </w:rPr>
-        <w:t xml:space="preserve">仿真为 (3) 所定义连续时间 Markov 过程的精确 Gillespie 抽样，</w:t>
-      </w:r>
-      <w:r>
-        <w:rPr>
-          <w:rFonts w:ascii="Cambria Math" w:eastAsia="SimSun" w:hAnsi="Cambria Math"/>
-          <w:i w:val="false"/>
-          <w:iCs w:val="false"/>
-        </w:rPr>
-        <w:t xml:space="preserve">μ=1</w:t>
-      </w:r>
-      <w:r>
-        <w:rPr>
-          <w:rFonts w:ascii="Times New Roman" w:cs="Times New Roman" w:eastAsia="SimSun" w:hAnsi="Times New Roman"/>
-        </w:rPr>
-        <w:t xml:space="preserve">。</w:t>
-      </w:r>
-    </w:p>
-    <w:p>
-      <w:pPr>
         <w:pStyle w:val="Heading3"/>
         <w:spacing w:after="160" w:before="300"/>
       </w:pPr>
@@ -15252,7 +15747,7 @@
           <w:sz w:val="23"/>
           <w:szCs w:val="23"/>
         </w:rPr>
-        <w:t xml:space="preserve">4.1 内部自洽（无需仿真）</w:t>
+        <w:t xml:space="preserve">3.8 两处已知的空缺（须在定稿前补上）</w:t>
       </w:r>
     </w:p>
     <w:p>
@@ -15267,8 +15762,51 @@
       <w:r>
         <w:rPr>
           <w:rFonts w:ascii="Times New Roman" w:cs="Times New Roman" w:eastAsia="SimSun" w:hAnsi="Times New Roman"/>
-        </w:rPr>
-        <w:t xml:space="preserve">(10) 求和是否给出 (11)：残差随积分步长的收敛阶</w:t>
+          <w:b/>
+          <w:bCs/>
+        </w:rPr>
+        <w:t xml:space="preserve">层内群体重叠</w:t>
+      </w:r>
+      <w:r>
+        <w:rPr>
+          <w:rFonts w:ascii="Times New Roman" w:cs="Times New Roman" w:eastAsia="SimSun" w:hAnsi="Times New Roman"/>
+        </w:rPr>
+        <w:t xml:space="preserve">：全文只讨论层间重叠 </w:t>
+      </w:r>
+      <w:r>
+        <w:rPr>
+          <w:rFonts w:ascii="Cambria Math" w:eastAsia="SimSun" w:hAnsi="Cambria Math"/>
+          <w:i/>
+          <w:iCs/>
+        </w:rPr>
+        <w:t xml:space="preserve">o</w:t>
+      </w:r>
+      <w:r>
+        <w:rPr>
+          <w:rFonts w:ascii="Cambria Math" w:eastAsia="SimSun" w:hAnsi="Cambria Math"/>
+          <w:i w:val="false"/>
+          <w:iCs w:val="false"/>
+          <w:vertAlign w:val="subscript"/>
+        </w:rPr>
+        <w:t xml:space="preserve">ab</w:t>
+      </w:r>
+      <w:r>
+        <w:rPr>
+          <w:rFonts w:ascii="Times New Roman" w:cs="Times New Roman" w:eastAsia="SimSun" w:hAnsi="Times New Roman"/>
+        </w:rPr>
+        <w:t xml:space="preserve">，但同一层内两个群体共享多个节点同样</w:t>
+      </w:r>
+    </w:p>
+    <w:p>
+      <w:pPr>
+        <w:spacing w:after="120" w:before="120" w:line="320" w:lineRule="auto"/>
+        <w:jc w:val="both"/>
+      </w:pPr>
+      <w:r>
+        <w:rPr>
+          <w:rFonts w:ascii="Times New Roman" w:cs="Times New Roman" w:eastAsia="SimSun" w:hAnsi="Times New Roman"/>
+        </w:rPr>
+        <w:t xml:space="preserve">破坏 (H1)。至少要给一个测量与一段讨论。</w:t>
       </w:r>
     </w:p>
     <w:p>
@@ -15283,68 +15821,16 @@
       <w:r>
         <w:rPr>
           <w:rFonts w:ascii="Times New Roman" w:cs="Times New Roman" w:eastAsia="SimSun" w:hAnsi="Times New Roman"/>
-        </w:rPr>
-        <w:t xml:space="preserve">恒等式 </w:t>
-      </w:r>
-      <w:r>
-        <w:rPr>
-          <w:rFonts w:ascii="Cambria Math" w:eastAsia="SimSun" w:hAnsi="Cambria Math"/>
-          <w:i/>
-          <w:iCs/>
-        </w:rPr>
-        <w:t xml:space="preserve">x</w:t>
-      </w:r>
-      <w:r>
-        <w:rPr>
-          <w:rFonts w:ascii="Cambria Math" w:eastAsia="SimSun" w:hAnsi="Cambria Math"/>
-          <w:i w:val="false"/>
-          <w:iCs w:val="false"/>
-          <w:vertAlign w:val="superscript"/>
-        </w:rPr>
-        <w:t xml:space="preserve">(a)</w:t>
-      </w:r>
-      <w:r>
-        <w:rPr>
-          <w:rFonts w:ascii="Cambria Math" w:eastAsia="SimSun" w:hAnsi="Cambria Math"/>
-          <w:i w:val="false"/>
-          <w:iCs w:val="false"/>
-          <w:vertAlign w:val="subscript"/>
-        </w:rPr>
-        <w:t xml:space="preserve">m_a-1,0,0</w:t>
-      </w:r>
-      <w:r>
-        <w:rPr>
-          <w:rFonts w:ascii="Cambria Math" w:eastAsia="SimSun" w:hAnsi="Cambria Math"/>
-          <w:i w:val="false"/>
-          <w:iCs w:val="false"/>
-        </w:rPr>
-        <w:t xml:space="preserve">=[(1-ε)ψ</w:t>
-      </w:r>
-      <w:r>
-        <w:rPr>
-          <w:rFonts w:ascii="Cambria Math" w:eastAsia="SimSun" w:hAnsi="Cambria Math"/>
-          <w:i w:val="false"/>
-          <w:iCs w:val="false"/>
-          <w:vertAlign w:val="subscript"/>
-        </w:rPr>
-        <w:t xml:space="preserve">a</w:t>
-      </w:r>
-      <w:r>
-        <w:rPr>
-          <w:rFonts w:ascii="Cambria Math" w:eastAsia="SimSun" w:hAnsi="Cambria Math"/>
-          <w:i w:val="false"/>
-          <w:iCs w:val="false"/>
-        </w:rPr>
-        <w:t xml:space="preserve">(Φ)]</w:t>
-      </w:r>
-      <w:r>
-        <w:rPr>
-          <w:rFonts w:ascii="Cambria Math" w:eastAsia="SimSun" w:hAnsi="Cambria Math"/>
-          <w:i w:val="false"/>
-          <w:iCs w:val="false"/>
-          <w:vertAlign w:val="superscript"/>
-        </w:rPr>
-        <w:t xml:space="preserve">m_a-1</w:t>
+          <w:b/>
+          <w:bCs/>
+        </w:rPr>
+        <w:t xml:space="preserve">终态理论</w:t>
+      </w:r>
+      <w:r>
+        <w:rPr>
+          <w:rFonts w:ascii="Times New Roman" w:cs="Times New Roman" w:eastAsia="SimSun" w:hAnsi="Times New Roman"/>
+        </w:rPr>
+        <w:t xml:space="preserve">：本大纲只做到阈值。家庭模型有成熟的最终规模自洽方程，且需要的是</w:t>
       </w:r>
     </w:p>
     <w:p>
@@ -15356,35 +15842,115 @@
         <w:rPr>
           <w:rFonts w:ascii="Times New Roman" w:cs="Times New Roman" w:eastAsia="SimSun" w:hAnsi="Times New Roman"/>
         </w:rPr>
-        <w:t xml:space="preserve">（全体成员易感 </w:t>
-      </w:r>
-      <w:r>
-        <w:rPr>
-          <w:rFonts w:ascii="Cambria Math" w:eastAsia="SimSun" w:hAnsi="Cambria Math"/>
-          <w:i w:val="false"/>
-          <w:iCs w:val="false"/>
-        </w:rPr>
-        <w:t xml:space="preserve">⇒</w:t>
-      </w:r>
-      <w:r>
-        <w:rPr>
-          <w:rFonts w:ascii="Times New Roman" w:cs="Times New Roman" w:eastAsia="SimSun" w:hAnsi="Times New Roman"/>
-        </w:rPr>
-        <w:t xml:space="preserve"> 群体从未激活 </w:t>
-      </w:r>
-      <w:r>
-        <w:rPr>
-          <w:rFonts w:ascii="Cambria Math" w:eastAsia="SimSun" w:hAnsi="Cambria Math"/>
-          <w:i w:val="false"/>
-          <w:iCs w:val="false"/>
-        </w:rPr>
-        <w:t xml:space="preserve">⇒</w:t>
-      </w:r>
-      <w:r>
-        <w:rPr>
-          <w:rFonts w:ascii="Times New Roman" w:cs="Times New Roman" w:eastAsia="SimSun" w:hAnsi="Times New Roman"/>
-        </w:rPr>
-        <w:t xml:space="preserve"> 必未传递）</w:t>
+        <w:t xml:space="preserve">群内最终规模的</w:t>
+      </w:r>
+      <w:r>
+        <w:rPr>
+          <w:rFonts w:ascii="Times New Roman" w:cs="Times New Roman" w:eastAsia="SimSun" w:hAnsi="Times New Roman"/>
+          <w:b/>
+          <w:bCs/>
+        </w:rPr>
+        <w:t xml:space="preserve">整个分布</w:t>
+      </w:r>
+      <w:r>
+        <w:rPr>
+          <w:rFonts w:ascii="Times New Roman" w:cs="Times New Roman" w:eastAsia="SimSun" w:hAnsi="Times New Roman"/>
+        </w:rPr>
+        <w:t xml:space="preserve">而非仅其均值 </w:t>
+      </w:r>
+      <w:r>
+        <w:rPr>
+          <w:rFonts w:ascii="Cambria Math" w:eastAsia="SimSun" w:hAnsi="Cambria Math"/>
+          <w:i/>
+          <w:iCs/>
+        </w:rPr>
+        <w:t xml:space="preserve">C</w:t>
+      </w:r>
+      <w:r>
+        <w:rPr>
+          <w:rFonts w:ascii="Times New Roman" w:cs="Times New Roman" w:eastAsia="SimSun" w:hAnsi="Times New Roman"/>
+        </w:rPr>
+        <w:t xml:space="preserve">。这是审稿人一定会问的，应在第 3 节补一小节</w:t>
+      </w:r>
+    </w:p>
+    <w:p>
+      <w:pPr>
+        <w:spacing w:after="120" w:before="120" w:line="320" w:lineRule="auto"/>
+        <w:jc w:val="both"/>
+      </w:pPr>
+      <w:r>
+        <w:rPr>
+          <w:rFonts w:ascii="Times New Roman" w:cs="Times New Roman" w:eastAsia="SimSun" w:hAnsi="Times New Roman"/>
+        </w:rPr>
+        <w:t xml:space="preserve">或明确声明留待后续。</w:t>
+      </w:r>
+    </w:p>
+    <w:p>
+      <w:pPr>
+        <w:pBdr>
+          <w:bottom w:val="single" w:color="BBBBBB" w:sz="6" w:space="1"/>
+        </w:pBdr>
+        <w:spacing w:after="200" w:before="80"/>
+      </w:pPr>
+    </w:p>
+    <w:p>
+      <w:pPr>
+        <w:pStyle w:val="Heading2"/>
+        <w:spacing w:after="160" w:before="300"/>
+      </w:pPr>
+      <w:r>
+        <w:rPr>
+          <w:rFonts w:ascii="Times New Roman" w:cs="Times New Roman" w:eastAsia="SimSun" w:hAnsi="Times New Roman"/>
+          <w:b/>
+          <w:bCs/>
+          <w:color w:val="1A1A1A"/>
+          <w:sz w:val="26"/>
+          <w:szCs w:val="26"/>
+        </w:rPr>
+        <w:t xml:space="preserve">4. 数值校验</w:t>
+      </w:r>
+    </w:p>
+    <w:p>
+      <w:pPr>
+        <w:spacing w:after="120" w:before="120" w:line="320" w:lineRule="auto"/>
+        <w:jc w:val="both"/>
+      </w:pPr>
+      <w:r>
+        <w:rPr>
+          <w:rFonts w:ascii="Times New Roman" w:cs="Times New Roman" w:eastAsia="SimSun" w:hAnsi="Times New Roman"/>
+        </w:rPr>
+        <w:t xml:space="preserve">仿真为 (3) 所定义连续时间 Markov 过程的精确 Gillespie 抽样，</w:t>
+      </w:r>
+      <w:r>
+        <w:rPr>
+          <w:rFonts w:ascii="Cambria Math" w:eastAsia="SimSun" w:hAnsi="Cambria Math"/>
+          <w:i w:val="false"/>
+          <w:iCs w:val="false"/>
+        </w:rPr>
+        <w:t xml:space="preserve">μ=1</w:t>
+      </w:r>
+      <w:r>
+        <w:rPr>
+          <w:rFonts w:ascii="Times New Roman" w:cs="Times New Roman" w:eastAsia="SimSun" w:hAnsi="Times New Roman"/>
+        </w:rPr>
+        <w:t xml:space="preserve">。</w:t>
+      </w:r>
+    </w:p>
+    <w:p>
+      <w:pPr>
+        <w:pStyle w:val="Heading3"/>
+        <w:spacing w:after="160" w:before="300"/>
+      </w:pPr>
+      <w:r>
+        <w:rPr>
+          <w:rFonts w:ascii="Times New Roman" w:cs="Times New Roman" w:eastAsia="SimSun" w:hAnsi="Times New Roman"/>
+          <w:b/>
+          <w:bCs/>
+          <w:color w:val="1A1A1A"/>
+          <w:sz w:val="23"/>
+          <w:szCs w:val="23"/>
+        </w:rPr>
+        <w:t xml:space="preserve">4.1 内部自洽（无需仿真）</w:t>
       </w:r>
     </w:p>
     <w:p>
@@ -15399,40 +15965,8 @@
       <w:r>
         <w:rPr>
           <w:rFonts w:ascii="Times New Roman" w:cs="Times New Roman" w:eastAsia="SimSun" w:hAnsi="Times New Roman"/>
-          <w:b/>
-          <w:bCs/>
-        </w:rPr>
-        <w:t xml:space="preserve">线性化的交叉验证</w:t>
-      </w:r>
-      <w:r>
-        <w:rPr>
-          <w:rFonts w:ascii="Times New Roman" w:cs="Times New Roman" w:eastAsia="SimSun" w:hAnsi="Times New Roman"/>
-        </w:rPr>
-        <w:t xml:space="preserve">：直接线性化 (10) 得到的增长矩阵，应与</w:t>
-      </w:r>
-    </w:p>
-    <w:p>
-      <w:pPr>
-        <w:spacing w:after="120" w:before="120" w:line="320" w:lineRule="auto"/>
-        <w:jc w:val="both"/>
-      </w:pPr>
-      <w:r>
-        <w:rPr>
-          <w:rFonts w:ascii="Times New Roman" w:cs="Times New Roman" w:eastAsia="SimSun" w:hAnsi="Times New Roman"/>
-        </w:rPr>
-        <w:t xml:space="preserve">(15) 逐元相同。这是本文最重要的一致性检验，因为两者路径完全不同</w:t>
-      </w:r>
-    </w:p>
-    <w:p>
-      <w:pPr>
-        <w:spacing w:after="120" w:before="120" w:line="320" w:lineRule="auto"/>
-        <w:jc w:val="both"/>
-      </w:pPr>
-      <w:r>
-        <w:rPr>
-          <w:rFonts w:ascii="Times New Roman" w:cs="Times New Roman" w:eastAsia="SimSun" w:hAnsi="Times New Roman"/>
-        </w:rPr>
-        <w:t xml:space="preserve">（前者是 ODE 的 Jacobian，后者是分支过程计数）。</w:t>
+        </w:rPr>
+        <w:t xml:space="preserve">(10) 求和是否给出 (11)：残差随积分步长的收敛阶</w:t>
       </w:r>
     </w:p>
     <w:p>
@@ -15446,41 +15980,109 @@
       </w:pPr>
       <w:r>
         <w:rPr>
-          <w:rFonts w:ascii="Cambria Math" w:eastAsia="SimSun" w:hAnsi="Cambria Math"/>
-          <w:i/>
-          <w:iCs/>
-        </w:rPr>
-        <w:t xml:space="preserve">C</w:t>
-      </w:r>
-      <w:r>
-        <w:rPr>
-          <w:rFonts w:ascii="Cambria Math" w:eastAsia="SimSun" w:hAnsi="Cambria Math"/>
-          <w:i w:val="false"/>
-          <w:iCs w:val="false"/>
-        </w:rPr>
-        <w:t xml:space="preserve">(</w:t>
-      </w:r>
-      <w:r>
-        <w:rPr>
-          <w:rFonts w:ascii="Cambria Math" w:eastAsia="SimSun" w:hAnsi="Cambria Math"/>
-          <w:i/>
-          <w:iCs/>
-        </w:rPr>
-        <w:t xml:space="preserve">m</w:t>
-      </w:r>
-      <w:r>
-        <w:rPr>
-          <w:rFonts w:ascii="Cambria Math" w:eastAsia="SimSun" w:hAnsi="Cambria Math"/>
-          <w:i w:val="false"/>
-          <w:iCs w:val="false"/>
-        </w:rPr>
-        <w:t xml:space="preserve">,λ)</w:t>
-      </w:r>
-      <w:r>
-        <w:rPr>
-          <w:rFonts w:ascii="Times New Roman" w:cs="Times New Roman" w:eastAsia="SimSun" w:hAnsi="Times New Roman"/>
-        </w:rPr>
-        <w:t xml:space="preserve"> 的两种算法：递推 (13) vs 群体内直接 Gillespie</w:t>
+          <w:rFonts w:ascii="Times New Roman" w:cs="Times New Roman" w:eastAsia="SimSun" w:hAnsi="Times New Roman"/>
+        </w:rPr>
+        <w:t xml:space="preserve">恒等式 </w:t>
+      </w:r>
+      <w:r>
+        <w:rPr>
+          <w:rFonts w:ascii="Cambria Math" w:eastAsia="SimSun" w:hAnsi="Cambria Math"/>
+          <w:i/>
+          <w:iCs/>
+        </w:rPr>
+        <w:t xml:space="preserve">x</w:t>
+      </w:r>
+      <w:r>
+        <w:rPr>
+          <w:rFonts w:ascii="Cambria Math" w:eastAsia="SimSun" w:hAnsi="Cambria Math"/>
+          <w:i w:val="false"/>
+          <w:iCs w:val="false"/>
+          <w:vertAlign w:val="superscript"/>
+        </w:rPr>
+        <w:t xml:space="preserve">(a)</w:t>
+      </w:r>
+      <w:r>
+        <w:rPr>
+          <w:rFonts w:ascii="Cambria Math" w:eastAsia="SimSun" w:hAnsi="Cambria Math"/>
+          <w:i w:val="false"/>
+          <w:iCs w:val="false"/>
+          <w:vertAlign w:val="subscript"/>
+        </w:rPr>
+        <w:t xml:space="preserve">m_a-1,0,0</w:t>
+      </w:r>
+      <w:r>
+        <w:rPr>
+          <w:rFonts w:ascii="Cambria Math" w:eastAsia="SimSun" w:hAnsi="Cambria Math"/>
+          <w:i w:val="false"/>
+          <w:iCs w:val="false"/>
+        </w:rPr>
+        <w:t xml:space="preserve">=[(1-ε)ψ</w:t>
+      </w:r>
+      <w:r>
+        <w:rPr>
+          <w:rFonts w:ascii="Cambria Math" w:eastAsia="SimSun" w:hAnsi="Cambria Math"/>
+          <w:i w:val="false"/>
+          <w:iCs w:val="false"/>
+          <w:vertAlign w:val="subscript"/>
+        </w:rPr>
+        <w:t xml:space="preserve">a</w:t>
+      </w:r>
+      <w:r>
+        <w:rPr>
+          <w:rFonts w:ascii="Cambria Math" w:eastAsia="SimSun" w:hAnsi="Cambria Math"/>
+          <w:i w:val="false"/>
+          <w:iCs w:val="false"/>
+        </w:rPr>
+        <w:t xml:space="preserve">(Φ)]</w:t>
+      </w:r>
+      <w:r>
+        <w:rPr>
+          <w:rFonts w:ascii="Cambria Math" w:eastAsia="SimSun" w:hAnsi="Cambria Math"/>
+          <w:i w:val="false"/>
+          <w:iCs w:val="false"/>
+          <w:vertAlign w:val="superscript"/>
+        </w:rPr>
+        <w:t xml:space="preserve">m_a-1</w:t>
+      </w:r>
+    </w:p>
+    <w:p>
+      <w:pPr>
+        <w:spacing w:after="120" w:before="120" w:line="320" w:lineRule="auto"/>
+        <w:jc w:val="both"/>
+      </w:pPr>
+      <w:r>
+        <w:rPr>
+          <w:rFonts w:ascii="Times New Roman" w:cs="Times New Roman" w:eastAsia="SimSun" w:hAnsi="Times New Roman"/>
+        </w:rPr>
+        <w:t xml:space="preserve">（全体成员易感 </w:t>
+      </w:r>
+      <w:r>
+        <w:rPr>
+          <w:rFonts w:ascii="Cambria Math" w:eastAsia="SimSun" w:hAnsi="Cambria Math"/>
+          <w:i w:val="false"/>
+          <w:iCs w:val="false"/>
+        </w:rPr>
+        <w:t xml:space="preserve">⇒</w:t>
+      </w:r>
+      <w:r>
+        <w:rPr>
+          <w:rFonts w:ascii="Times New Roman" w:cs="Times New Roman" w:eastAsia="SimSun" w:hAnsi="Times New Roman"/>
+        </w:rPr>
+        <w:t xml:space="preserve"> 群体从未激活 </w:t>
+      </w:r>
+      <w:r>
+        <w:rPr>
+          <w:rFonts w:ascii="Cambria Math" w:eastAsia="SimSun" w:hAnsi="Cambria Math"/>
+          <w:i w:val="false"/>
+          <w:iCs w:val="false"/>
+        </w:rPr>
+        <w:t xml:space="preserve">⇒</w:t>
+      </w:r>
+      <w:r>
+        <w:rPr>
+          <w:rFonts w:ascii="Times New Roman" w:cs="Times New Roman" w:eastAsia="SimSun" w:hAnsi="Times New Roman"/>
+        </w:rPr>
+        <w:t xml:space="preserve"> 必未传递）</w:t>
       </w:r>
     </w:p>
     <w:p>
@@ -15495,77 +16097,16 @@
       <w:r>
         <w:rPr>
           <w:rFonts w:ascii="Times New Roman" w:cs="Times New Roman" w:eastAsia="SimSun" w:hAnsi="Times New Roman"/>
-        </w:rPr>
-        <w:t xml:space="preserve">保联合度重排下 </w:t>
-      </w:r>
-      <w:r>
-        <w:rPr>
-          <w:rFonts w:ascii="Cambria Math" w:eastAsia="SimSun" w:hAnsi="Cambria Math"/>
-          <w:i w:val="false"/>
-          <w:iCs w:val="false"/>
-        </w:rPr>
-        <w:t xml:space="preserve">ρ(</w:t>
-      </w:r>
-      <w:r>
-        <w:rPr>
-          <w:rFonts w:ascii="Cambria Math" w:eastAsia="SimSun" w:hAnsi="Cambria Math"/>
-          <w:i/>
-          <w:iCs/>
-        </w:rPr>
-        <w:t xml:space="preserve">N</w:t>
-      </w:r>
-      <w:r>
-        <w:rPr>
-          <w:rFonts w:ascii="Cambria Math" w:eastAsia="SimSun" w:hAnsi="Cambria Math"/>
-          <w:i w:val="false"/>
-          <w:iCs w:val="false"/>
-        </w:rPr>
-        <w:t xml:space="preserve">)</w:t>
-      </w:r>
-      <w:r>
-        <w:rPr>
-          <w:rFonts w:ascii="Times New Roman" w:cs="Times New Roman" w:eastAsia="SimSun" w:hAnsi="Times New Roman"/>
-        </w:rPr>
-        <w:t xml:space="preserve"> 不变</w:t>
-      </w:r>
-    </w:p>
-    <w:p>
-      <w:pPr>
-        <w:pStyle w:val="Heading3"/>
-        <w:spacing w:after="160" w:before="300"/>
-      </w:pPr>
-      <w:r>
-        <w:rPr>
-          <w:rFonts w:ascii="Times New Roman" w:cs="Times New Roman" w:eastAsia="SimSun" w:hAnsi="Times New Roman"/>
           <w:b/>
           <w:bCs/>
-          <w:color w:val="1A1A1A"/>
-          <w:sz w:val="23"/>
-          <w:szCs w:val="23"/>
-        </w:rPr>
-        <w:t xml:space="preserve">4.2 含时复现与精度层级（</w:t>
-      </w:r>
-      <w:r>
-        <w:rPr>
-          <w:rFonts w:ascii="Times New Roman" w:cs="Times New Roman" w:eastAsia="SimSun" w:hAnsi="Times New Roman"/>
-          <w:b/>
-          <w:bCs/>
-          <w:color w:val="1A1A1A"/>
-          <w:sz w:val="23"/>
-          <w:szCs w:val="23"/>
-        </w:rPr>
-        <w:t xml:space="preserve">图 2</w:t>
-      </w:r>
-      <w:r>
-        <w:rPr>
-          <w:rFonts w:ascii="Times New Roman" w:cs="Times New Roman" w:eastAsia="SimSun" w:hAnsi="Times New Roman"/>
-          <w:b/>
-          <w:bCs/>
-          <w:color w:val="1A1A1A"/>
-          <w:sz w:val="23"/>
-          <w:szCs w:val="23"/>
-        </w:rPr>
-        <w:t xml:space="preserve">）</w:t>
+        </w:rPr>
+        <w:t xml:space="preserve">线性化的交叉验证</w:t>
+      </w:r>
+      <w:r>
+        <w:rPr>
+          <w:rFonts w:ascii="Times New Roman" w:cs="Times New Roman" w:eastAsia="SimSun" w:hAnsi="Times New Roman"/>
+        </w:rPr>
+        <w:t xml:space="preserve">：直接线性化 (10) 得到的增长矩阵，应与</w:t>
       </w:r>
     </w:p>
     <w:p>
@@ -15575,143 +16116,9 @@
       </w:pPr>
       <w:r>
         <w:rPr>
-          <w:rFonts w:ascii="Cambria Math" w:eastAsia="SimSun" w:hAnsi="Cambria Math"/>
-          <w:i/>
-          <w:iCs/>
-        </w:rPr>
-        <w:t xml:space="preserve">M</w:t>
-      </w:r>
-      <w:r>
-        <w:rPr>
-          <w:rFonts w:ascii="Cambria Math" w:eastAsia="SimSun" w:hAnsi="Cambria Math"/>
-          <w:i w:val="false"/>
-          <w:iCs w:val="false"/>
-        </w:rPr>
-        <w:t xml:space="preserve">=2</w:t>
-      </w:r>
-      <w:r>
-        <w:rPr>
-          <w:rFonts w:ascii="Times New Roman" w:cs="Times New Roman" w:eastAsia="SimSun" w:hAnsi="Times New Roman"/>
-        </w:rPr>
-        <w:t xml:space="preserve">、</w:t>
-      </w:r>
-      <w:r>
-        <w:rPr>
-          <w:rFonts w:ascii="Cambria Math" w:eastAsia="SimSun" w:hAnsi="Cambria Math"/>
-          <w:i/>
-          <w:iCs/>
-        </w:rPr>
-        <w:t xml:space="preserve">m</w:t>
-      </w:r>
-      <w:r>
-        <w:rPr>
-          <w:rFonts w:ascii="Cambria Math" w:eastAsia="SimSun" w:hAnsi="Cambria Math"/>
-          <w:i w:val="false"/>
-          <w:iCs w:val="false"/>
-          <w:vertAlign w:val="subscript"/>
-        </w:rPr>
-        <w:t xml:space="preserve">1</w:t>
-      </w:r>
-      <w:r>
-        <w:rPr>
-          <w:rFonts w:ascii="Cambria Math" w:eastAsia="SimSun" w:hAnsi="Cambria Math"/>
-          <w:i w:val="false"/>
-          <w:iCs w:val="false"/>
-        </w:rPr>
-        <w:t xml:space="preserve">≠</w:t>
-      </w:r>
-      <w:r>
-        <w:rPr>
-          <w:rFonts w:ascii="Cambria Math" w:eastAsia="SimSun" w:hAnsi="Cambria Math"/>
-          <w:i/>
-          <w:iCs/>
-        </w:rPr>
-        <w:t xml:space="preserve">m</w:t>
-      </w:r>
-      <w:r>
-        <w:rPr>
-          <w:rFonts w:ascii="Cambria Math" w:eastAsia="SimSun" w:hAnsi="Cambria Math"/>
-          <w:i w:val="false"/>
-          <w:iCs w:val="false"/>
-          <w:vertAlign w:val="subscript"/>
-        </w:rPr>
-        <w:t xml:space="preserve">2</w:t>
-      </w:r>
-      <w:r>
-        <w:rPr>
-          <w:rFonts w:ascii="Times New Roman" w:cs="Times New Roman" w:eastAsia="SimSun" w:hAnsi="Times New Roman"/>
-        </w:rPr>
-        <w:t xml:space="preserve"> 的完整 </w:t>
-      </w:r>
-      <w:r>
-        <w:rPr>
-          <w:rFonts w:ascii="Cambria Math" w:eastAsia="SimSun" w:hAnsi="Cambria Math"/>
-          <w:i/>
-          <w:iCs/>
-        </w:rPr>
-        <w:t xml:space="preserve">S</w:t>
-      </w:r>
-      <w:r>
-        <w:rPr>
-          <w:rFonts w:ascii="Cambria Math" w:eastAsia="SimSun" w:hAnsi="Cambria Math"/>
-          <w:i w:val="false"/>
-          <w:iCs w:val="false"/>
-        </w:rPr>
-        <w:t xml:space="preserve">(</w:t>
-      </w:r>
-      <w:r>
-        <w:rPr>
-          <w:rFonts w:ascii="Cambria Math" w:eastAsia="SimSun" w:hAnsi="Cambria Math"/>
-          <w:i/>
-          <w:iCs/>
-        </w:rPr>
-        <w:t xml:space="preserve">t</w:t>
-      </w:r>
-      <w:r>
-        <w:rPr>
-          <w:rFonts w:ascii="Cambria Math" w:eastAsia="SimSun" w:hAnsi="Cambria Math"/>
-          <w:i w:val="false"/>
-          <w:iCs w:val="false"/>
-        </w:rPr>
-        <w:t xml:space="preserve">),</w:t>
-      </w:r>
-      <w:r>
-        <w:rPr>
-          <w:rFonts w:ascii="Cambria Math" w:eastAsia="SimSun" w:hAnsi="Cambria Math"/>
-          <w:i/>
-          <w:iCs/>
-        </w:rPr>
-        <w:t xml:space="preserve">I</w:t>
-      </w:r>
-      <w:r>
-        <w:rPr>
-          <w:rFonts w:ascii="Cambria Math" w:eastAsia="SimSun" w:hAnsi="Cambria Math"/>
-          <w:i w:val="false"/>
-          <w:iCs w:val="false"/>
-        </w:rPr>
-        <w:t xml:space="preserve">(</w:t>
-      </w:r>
-      <w:r>
-        <w:rPr>
-          <w:rFonts w:ascii="Cambria Math" w:eastAsia="SimSun" w:hAnsi="Cambria Math"/>
-          <w:i/>
-          <w:iCs/>
-        </w:rPr>
-        <w:t xml:space="preserve">t</w:t>
-      </w:r>
-      <w:r>
-        <w:rPr>
-          <w:rFonts w:ascii="Cambria Math" w:eastAsia="SimSun" w:hAnsi="Cambria Math"/>
-          <w:i w:val="false"/>
-          <w:iCs w:val="false"/>
-        </w:rPr>
-        <w:t xml:space="preserve">)</w:t>
-      </w:r>
-      <w:r>
-        <w:rPr>
-          <w:rFonts w:ascii="Times New Roman" w:cs="Times New Roman" w:eastAsia="SimSun" w:hAnsi="Times New Roman"/>
-        </w:rPr>
-        <w:t xml:space="preserve">：仿真 vs 群体闭合 vs 度均场。</w:t>
+          <w:rFonts w:ascii="Times New Roman" w:cs="Times New Roman" w:eastAsia="SimSun" w:hAnsi="Times New Roman"/>
+        </w:rPr>
+        <w:t xml:space="preserve">(15) 逐元相同。这是本文最重要的一致性检验，因为两者路径完全不同</w:t>
       </w:r>
     </w:p>
     <w:p>
@@ -15723,495 +16130,7 @@
         <w:rPr>
           <w:rFonts w:ascii="Times New Roman" w:cs="Times New Roman" w:eastAsia="SimSun" w:hAnsi="Times New Roman"/>
         </w:rPr>
-        <w:t xml:space="preserve">偏差随 </w:t>
-      </w:r>
-      <w:r>
-        <w:rPr>
-          <w:rFonts w:ascii="Cambria Math" w:eastAsia="SimSun" w:hAnsi="Cambria Math"/>
-          <w:i/>
-          <w:iCs/>
-        </w:rPr>
-        <w:t xml:space="preserve">N</w:t>
-      </w:r>
-      <w:r>
-        <w:rPr>
-          <w:rFonts w:ascii="Times New Roman" w:cs="Times New Roman" w:eastAsia="SimSun" w:hAnsi="Times New Roman"/>
-        </w:rPr>
-        <w:t xml:space="preserve"> 的标度：闭合应趋零（命题 3.1 的实测确认），均场应趋非零平台。</w:t>
-      </w:r>
-    </w:p>
-    <w:p>
-      <w:pPr>
-        <w:spacing w:after="120" w:before="120" w:line="320" w:lineRule="auto"/>
-        <w:jc w:val="both"/>
-      </w:pPr>
-      <w:r>
-        <w:rPr>
-          <w:rFonts w:ascii="Times New Roman" w:cs="Times New Roman" w:eastAsia="SimSun" w:hAnsi="Times New Roman"/>
-        </w:rPr>
-        <w:t xml:space="preserve">阈值邻域须单独做有限尺寸标度，不能直接引用有限 </w:t>
-      </w:r>
-      <w:r>
-        <w:rPr>
-          <w:rFonts w:ascii="Cambria Math" w:eastAsia="SimSun" w:hAnsi="Cambria Math"/>
-          <w:i/>
-          <w:iCs/>
-        </w:rPr>
-        <w:t xml:space="preserve">N</w:t>
-      </w:r>
-      <w:r>
-        <w:rPr>
-          <w:rFonts w:ascii="Times New Roman" w:cs="Times New Roman" w:eastAsia="SimSun" w:hAnsi="Times New Roman"/>
-        </w:rPr>
-        <w:t xml:space="preserve"> 的值。</w:t>
-      </w:r>
-    </w:p>
-    <w:p>
-      <w:pPr>
-        <w:pStyle w:val="Heading3"/>
-        <w:spacing w:after="160" w:before="300"/>
-      </w:pPr>
-      <w:r>
-        <w:rPr>
-          <w:rFonts w:ascii="Times New Roman" w:cs="Times New Roman" w:eastAsia="SimSun" w:hAnsi="Times New Roman"/>
-          <w:b/>
-          <w:bCs/>
-          <w:color w:val="1A1A1A"/>
-          <w:sz w:val="23"/>
-          <w:szCs w:val="23"/>
-        </w:rPr>
-        <w:t xml:space="preserve">4.3 阈值的独立测量（</w:t>
-      </w:r>
-      <w:r>
-        <w:rPr>
-          <w:rFonts w:ascii="Times New Roman" w:cs="Times New Roman" w:eastAsia="SimSun" w:hAnsi="Times New Roman"/>
-          <w:b/>
-          <w:bCs/>
-          <w:color w:val="1A1A1A"/>
-          <w:sz w:val="23"/>
-          <w:szCs w:val="23"/>
-        </w:rPr>
-        <w:t xml:space="preserve">图 3</w:t>
-      </w:r>
-      <w:r>
-        <w:rPr>
-          <w:rFonts w:ascii="Times New Roman" w:cs="Times New Roman" w:eastAsia="SimSun" w:hAnsi="Times New Roman"/>
-          <w:b/>
-          <w:bCs/>
-          <w:color w:val="1A1A1A"/>
-          <w:sz w:val="23"/>
-          <w:szCs w:val="23"/>
-        </w:rPr>
-        <w:t xml:space="preserve">）</w:t>
-      </w:r>
-    </w:p>
-    <w:p>
-      <w:pPr>
-        <w:spacing w:after="120" w:before="120" w:line="320" w:lineRule="auto"/>
-        <w:jc w:val="both"/>
-      </w:pPr>
-      <w:r>
-        <w:rPr>
-          <w:rFonts w:ascii="Times New Roman" w:cs="Times New Roman" w:eastAsia="SimSun" w:hAnsi="Times New Roman"/>
-        </w:rPr>
-        <w:t xml:space="preserve">亚临界区单种子簇的平均总规模为 </w:t>
-      </w:r>
-      <w:r>
-        <w:rPr>
-          <w:rFonts w:ascii="Cambria Math" w:eastAsia="SimSun" w:hAnsi="Cambria Math"/>
-          <w:i w:val="false"/>
-          <w:iCs w:val="false"/>
-        </w:rPr>
-        <w:t xml:space="preserve">1/(1-ρ)</w:t>
-      </w:r>
-      <w:r>
-        <w:rPr>
-          <w:rFonts w:ascii="Times New Roman" w:cs="Times New Roman" w:eastAsia="SimSun" w:hAnsi="Times New Roman"/>
-        </w:rPr>
-        <w:t xml:space="preserve">，故 </w:t>
-      </w:r>
-      <w:r>
-        <w:rPr>
-          <w:rFonts w:ascii="Cambria Math" w:eastAsia="SimSun" w:hAnsi="Cambria Math"/>
-          <w:i w:val="false"/>
-          <w:iCs w:val="false"/>
-        </w:rPr>
-        <w:t xml:space="preserve">ε/</w:t>
-      </w:r>
-      <w:r>
-        <w:rPr>
-          <w:rFonts w:ascii="Cambria Math" w:eastAsia="SimSun" w:hAnsi="Cambria Math"/>
-          <w:i/>
-          <w:iCs/>
-        </w:rPr>
-        <w:t xml:space="preserve">R</w:t>
-      </w:r>
-      <w:r>
-        <w:rPr>
-          <w:rFonts w:ascii="Cambria Math" w:eastAsia="SimSun" w:hAnsi="Cambria Math"/>
-          <w:i w:val="false"/>
-          <w:iCs w:val="false"/>
-        </w:rPr>
-        <w:t xml:space="preserve">(∞)→1-ρ(λ)</w:t>
-      </w:r>
-      <w:r>
-        <w:rPr>
-          <w:rFonts w:ascii="Times New Roman" w:cs="Times New Roman" w:eastAsia="SimSun" w:hAnsi="Times New Roman"/>
-        </w:rPr>
-        <w:t xml:space="preserve">，</w:t>
-      </w:r>
-    </w:p>
-    <w:p>
-      <w:pPr>
-        <w:spacing w:after="120" w:before="120" w:line="320" w:lineRule="auto"/>
-        <w:jc w:val="both"/>
-      </w:pPr>
-      <w:r>
-        <w:rPr>
-          <w:rFonts w:ascii="Times New Roman" w:cs="Times New Roman" w:eastAsia="SimSun" w:hAnsi="Times New Roman"/>
-        </w:rPr>
-        <w:t xml:space="preserve">在 </w:t>
-      </w:r>
-      <w:r>
-        <w:rPr>
-          <w:rFonts w:ascii="Cambria Math" w:eastAsia="SimSun" w:hAnsi="Cambria Math"/>
-          <w:i w:val="false"/>
-          <w:iCs w:val="false"/>
-        </w:rPr>
-        <w:t xml:space="preserve">λ</w:t>
-      </w:r>
-      <w:r>
-        <w:rPr>
-          <w:rFonts w:ascii="Cambria Math" w:eastAsia="SimSun" w:hAnsi="Cambria Math"/>
-          <w:i w:val="false"/>
-          <w:iCs w:val="false"/>
-          <w:vertAlign w:val="subscript"/>
-        </w:rPr>
-        <w:t xml:space="preserve">c</w:t>
-      </w:r>
-      <w:r>
-        <w:rPr>
-          <w:rFonts w:ascii="Times New Roman" w:cs="Times New Roman" w:eastAsia="SimSun" w:hAnsi="Times New Roman"/>
-        </w:rPr>
-        <w:t xml:space="preserve"> 处归零。由此外推测 </w:t>
-      </w:r>
-      <w:r>
-        <w:rPr>
-          <w:rFonts w:ascii="Cambria Math" w:eastAsia="SimSun" w:hAnsi="Cambria Math"/>
-          <w:i w:val="false"/>
-          <w:iCs w:val="false"/>
-        </w:rPr>
-        <w:t xml:space="preserve">λ</w:t>
-      </w:r>
-      <w:r>
-        <w:rPr>
-          <w:rFonts w:ascii="Cambria Math" w:eastAsia="SimSun" w:hAnsi="Cambria Math"/>
-          <w:i w:val="false"/>
-          <w:iCs w:val="false"/>
-          <w:vertAlign w:val="subscript"/>
-        </w:rPr>
-        <w:t xml:space="preserve">c</w:t>
-      </w:r>
-      <w:r>
-        <w:rPr>
-          <w:rFonts w:ascii="Times New Roman" w:cs="Times New Roman" w:eastAsia="SimSun" w:hAnsi="Times New Roman"/>
-        </w:rPr>
-        <w:t xml:space="preserve">，与 </w:t>
-      </w:r>
-      <w:r>
-        <w:rPr>
-          <w:rFonts w:ascii="Cambria Math" w:eastAsia="SimSun" w:hAnsi="Cambria Math"/>
-          <w:i w:val="false"/>
-          <w:iCs w:val="false"/>
-        </w:rPr>
-        <w:t xml:space="preserve">ρ(</w:t>
-      </w:r>
-      <w:r>
-        <w:rPr>
-          <w:rFonts w:ascii="Cambria Math" w:eastAsia="SimSun" w:hAnsi="Cambria Math"/>
-          <w:i/>
-          <w:iCs/>
-        </w:rPr>
-        <w:t xml:space="preserve">N</w:t>
-      </w:r>
-      <w:r>
-        <w:rPr>
-          <w:rFonts w:ascii="Cambria Math" w:eastAsia="SimSun" w:hAnsi="Cambria Math"/>
-          <w:i w:val="false"/>
-          <w:iCs w:val="false"/>
-        </w:rPr>
-        <w:t xml:space="preserve">)=1</w:t>
-      </w:r>
-      <w:r>
-        <w:rPr>
-          <w:rFonts w:ascii="Times New Roman" w:cs="Times New Roman" w:eastAsia="SimSun" w:hAnsi="Times New Roman"/>
-        </w:rPr>
-        <w:t xml:space="preserve"> 比较（给 </w:t>
-      </w:r>
-      <w:r>
-        <w:rPr>
-          <w:rFonts w:ascii="Cambria Math" w:eastAsia="SimSun" w:hAnsi="Cambria Math"/>
-          <w:i w:val="false"/>
-          <w:iCs w:val="false"/>
-        </w:rPr>
-        <w:t xml:space="preserve">σ</w:t>
-      </w:r>
-      <w:r>
-        <w:rPr>
-          <w:rFonts w:ascii="Times New Roman" w:cs="Times New Roman" w:eastAsia="SimSun" w:hAnsi="Times New Roman"/>
-        </w:rPr>
-        <w:t xml:space="preserve"> 数）。</w:t>
-      </w:r>
-    </w:p>
-    <w:p>
-      <w:pPr>
-        <w:spacing w:after="120" w:before="120" w:line="320" w:lineRule="auto"/>
-        <w:jc w:val="both"/>
-      </w:pPr>
-      <w:r>
-        <w:rPr>
-          <w:rFonts w:ascii="Times New Roman" w:cs="Times New Roman" w:eastAsia="SimSun" w:hAnsi="Times New Roman"/>
-          <w:b/>
-          <w:bCs/>
-        </w:rPr>
-        <w:t xml:space="preserve">全程不使用 </w:t>
-      </w:r>
-      <w:r>
-        <w:rPr>
-          <w:rFonts w:ascii="Cambria Math" w:eastAsia="SimSun" w:hAnsi="Cambria Math"/>
-          <w:b/>
-          <w:bCs/>
-          <w:i/>
-          <w:iCs/>
-        </w:rPr>
-        <w:t xml:space="preserve">N</w:t>
-      </w:r>
-      <w:r>
-        <w:rPr>
-          <w:rFonts w:ascii="Times New Roman" w:cs="Times New Roman" w:eastAsia="SimSun" w:hAnsi="Times New Roman"/>
-        </w:rPr>
-        <w:t xml:space="preserve">，是真正独立的测量。</w:t>
-      </w:r>
-    </w:p>
-    <w:p>
-      <w:pPr>
-        <w:pStyle w:val="Heading3"/>
-        <w:spacing w:after="160" w:before="300"/>
-      </w:pPr>
-      <w:r>
-        <w:rPr>
-          <w:rFonts w:ascii="Times New Roman" w:cs="Times New Roman" w:eastAsia="SimSun" w:hAnsi="Times New Roman"/>
-          <w:b/>
-          <w:bCs/>
-          <w:color w:val="1A1A1A"/>
-          <w:sz w:val="23"/>
-          <w:szCs w:val="23"/>
-        </w:rPr>
-        <w:t xml:space="preserve">4.4 三处均场偏差的逐项量化（</w:t>
-      </w:r>
-      <w:r>
-        <w:rPr>
-          <w:rFonts w:ascii="Times New Roman" w:cs="Times New Roman" w:eastAsia="SimSun" w:hAnsi="Times New Roman"/>
-          <w:b/>
-          <w:bCs/>
-          <w:color w:val="1A1A1A"/>
-          <w:sz w:val="23"/>
-          <w:szCs w:val="23"/>
-        </w:rPr>
-        <w:t xml:space="preserve">图 4</w:t>
-      </w:r>
-      <w:r>
-        <w:rPr>
-          <w:rFonts w:ascii="Times New Roman" w:cs="Times New Roman" w:eastAsia="SimSun" w:hAnsi="Times New Roman"/>
-          <w:b/>
-          <w:bCs/>
-          <w:color w:val="1A1A1A"/>
-          <w:sz w:val="23"/>
-          <w:szCs w:val="23"/>
-        </w:rPr>
-        <w:t xml:space="preserve">）</w:t>
-      </w:r>
-    </w:p>
-    <w:p>
-      <w:pPr>
-        <w:spacing w:after="120" w:before="120" w:line="320" w:lineRule="auto"/>
-        <w:jc w:val="both"/>
-      </w:pPr>
-      <w:r>
-        <w:rPr>
-          <w:rFonts w:ascii="Times New Roman" w:cs="Times New Roman" w:eastAsia="SimSun" w:hAnsi="Times New Roman"/>
-        </w:rPr>
-        <w:t xml:space="preserve">按命题 3.4 分别关闭三项（用 </w:t>
-      </w:r>
-      <w:r>
-        <w:rPr>
-          <w:rFonts w:ascii="Cambria Math" w:eastAsia="SimSun" w:hAnsi="Cambria Math"/>
-          <w:i w:val="false"/>
-          <w:iCs w:val="false"/>
-        </w:rPr>
-        <w:t xml:space="preserve">λ</w:t>
-      </w:r>
-      <w:r>
-        <w:rPr>
-          <w:rFonts w:ascii="Times New Roman" w:cs="Times New Roman" w:eastAsia="SimSun" w:hAnsi="Times New Roman"/>
-        </w:rPr>
-        <w:t xml:space="preserve"> 换 </w:t>
-      </w:r>
-      <w:r>
-        <w:rPr>
-          <w:rFonts w:ascii="Cambria Math" w:eastAsia="SimSun" w:hAnsi="Cambria Math"/>
-          <w:i/>
-          <w:iCs/>
-        </w:rPr>
-        <w:t xml:space="preserve">T</w:t>
-      </w:r>
-      <w:r>
-        <w:rPr>
-          <w:rFonts w:ascii="Times New Roman" w:cs="Times New Roman" w:eastAsia="SimSun" w:hAnsi="Times New Roman"/>
-        </w:rPr>
-        <w:t xml:space="preserve">、加/去 </w:t>
-      </w:r>
-      <w:r>
-        <w:rPr>
-          <w:rFonts w:ascii="Cambria Math" w:eastAsia="SimSun" w:hAnsi="Cambria Math"/>
-          <w:i w:val="false"/>
-          <w:iCs w:val="false"/>
-        </w:rPr>
-        <w:t xml:space="preserve">-δ</w:t>
-      </w:r>
-      <w:r>
-        <w:rPr>
-          <w:rFonts w:ascii="Cambria Math" w:eastAsia="SimSun" w:hAnsi="Cambria Math"/>
-          <w:i w:val="false"/>
-          <w:iCs w:val="false"/>
-          <w:vertAlign w:val="subscript"/>
-        </w:rPr>
-        <w:t xml:space="preserve">ab</w:t>
-      </w:r>
-      <w:r>
-        <w:rPr>
-          <w:rFonts w:ascii="Times New Roman" w:cs="Times New Roman" w:eastAsia="SimSun" w:hAnsi="Times New Roman"/>
-        </w:rPr>
-        <w:t xml:space="preserve">、用 </w:t>
-      </w:r>
-      <w:r>
-        <w:rPr>
-          <w:rFonts w:ascii="Cambria Math" w:eastAsia="SimSun" w:hAnsi="Cambria Math"/>
-          <w:i w:val="false"/>
-          <w:iCs w:val="false"/>
-        </w:rPr>
-        <w:t xml:space="preserve">(</w:t>
-      </w:r>
-      <w:r>
-        <w:rPr>
-          <w:rFonts w:ascii="Cambria Math" w:eastAsia="SimSun" w:hAnsi="Cambria Math"/>
-          <w:i/>
-          <w:iCs/>
-        </w:rPr>
-        <w:t xml:space="preserve">m</w:t>
-      </w:r>
-      <w:r>
-        <w:rPr>
-          <w:rFonts w:ascii="Cambria Math" w:eastAsia="SimSun" w:hAnsi="Cambria Math"/>
-          <w:i w:val="false"/>
-          <w:iCs w:val="false"/>
-        </w:rPr>
-        <w:t xml:space="preserve">-1)</w:t>
-      </w:r>
-      <w:r>
-        <w:rPr>
-          <w:rFonts w:ascii="Cambria Math" w:eastAsia="SimSun" w:hAnsi="Cambria Math"/>
-          <w:i/>
-          <w:iCs/>
-        </w:rPr>
-        <w:t xml:space="preserve">T</w:t>
-      </w:r>
-      <w:r>
-        <w:rPr>
-          <w:rFonts w:ascii="Times New Roman" w:cs="Times New Roman" w:eastAsia="SimSun" w:hAnsi="Times New Roman"/>
-        </w:rPr>
-        <w:t xml:space="preserve"> 换 </w:t>
-      </w:r>
-      <w:r>
-        <w:rPr>
-          <w:rFonts w:ascii="Cambria Math" w:eastAsia="SimSun" w:hAnsi="Cambria Math"/>
-          <w:i/>
-          <w:iCs/>
-        </w:rPr>
-        <w:t xml:space="preserve">C</w:t>
-      </w:r>
-      <w:r>
-        <w:rPr>
-          <w:rFonts w:ascii="Times New Roman" w:cs="Times New Roman" w:eastAsia="SimSun" w:hAnsi="Times New Roman"/>
-        </w:rPr>
-        <w:t xml:space="preserve">），</w:t>
-      </w:r>
-    </w:p>
-    <w:p>
-      <w:pPr>
-        <w:spacing w:after="120" w:before="120" w:line="320" w:lineRule="auto"/>
-        <w:jc w:val="both"/>
-      </w:pPr>
-      <w:r>
-        <w:rPr>
-          <w:rFonts w:ascii="Times New Roman" w:cs="Times New Roman" w:eastAsia="SimSun" w:hAnsi="Times New Roman"/>
-        </w:rPr>
-        <w:t xml:space="preserve">在 </w:t>
-      </w:r>
-      <w:r>
-        <w:rPr>
-          <w:rFonts w:ascii="Cambria Math" w:eastAsia="SimSun" w:hAnsi="Cambria Math"/>
-          <w:i w:val="false"/>
-          <w:iCs w:val="false"/>
-        </w:rPr>
-        <w:t xml:space="preserve">(</w:t>
-      </w:r>
-      <w:r>
-        <w:rPr>
-          <w:rFonts w:ascii="Cambria Math" w:eastAsia="SimSun" w:hAnsi="Cambria Math"/>
-          <w:i/>
-          <w:iCs/>
-        </w:rPr>
-        <w:t xml:space="preserve">m</w:t>
-      </w:r>
-      <w:r>
-        <w:rPr>
-          <w:rFonts w:ascii="Cambria Math" w:eastAsia="SimSun" w:hAnsi="Cambria Math"/>
-          <w:i w:val="false"/>
-          <w:iCs w:val="false"/>
-        </w:rPr>
-        <w:t xml:space="preserve">,λ)</w:t>
-      </w:r>
-      <w:r>
-        <w:rPr>
-          <w:rFonts w:ascii="Times New Roman" w:cs="Times New Roman" w:eastAsia="SimSun" w:hAnsi="Times New Roman"/>
-        </w:rPr>
-        <w:t xml:space="preserve"> 平面上画出净偏差的符号与量级。</w:t>
-      </w:r>
-    </w:p>
-    <w:p>
-      <w:pPr>
-        <w:pBdr>
-          <w:bottom w:val="single" w:color="BBBBBB" w:sz="6" w:space="1"/>
-        </w:pBdr>
-        <w:spacing w:after="200" w:before="80"/>
-      </w:pPr>
-    </w:p>
-    <w:p>
-      <w:pPr>
-        <w:pStyle w:val="Heading2"/>
-        <w:spacing w:after="160" w:before="300"/>
-      </w:pPr>
-      <w:r>
-        <w:rPr>
-          <w:rFonts w:ascii="Times New Roman" w:cs="Times New Roman" w:eastAsia="SimSun" w:hAnsi="Times New Roman"/>
-          <w:b/>
-          <w:bCs/>
-          <w:color w:val="1A1A1A"/>
-          <w:sz w:val="26"/>
-          <w:szCs w:val="26"/>
-        </w:rPr>
-        <w:t xml:space="preserve">5. 结构生成与扫描工具</w:t>
+        <w:t xml:space="preserve">（前者是 ODE 的 Jacobian，后者是分支过程计数）。</w:t>
       </w:r>
     </w:p>
     <w:p>
@@ -16225,25 +16144,11 @@
       </w:pPr>
       <w:r>
         <w:rPr>
-          <w:rFonts w:ascii="Times New Roman" w:cs="Times New Roman" w:eastAsia="SimSun" w:hAnsi="Times New Roman"/>
-        </w:rPr>
-        <w:t xml:space="preserve">多重超图位形模型：按联合度序列 </w:t>
-      </w:r>
-      <w:r>
-        <w:rPr>
-          <w:rFonts w:ascii="Cambria Math" w:eastAsia="SimSun" w:hAnsi="Cambria Math"/>
-          <w:i w:val="false"/>
-          <w:iCs w:val="false"/>
-        </w:rPr>
-        <w:t xml:space="preserve">{</w:t>
-      </w:r>
-      <w:r>
-        <w:rPr>
-          <w:rFonts w:ascii="Cambria Math" w:eastAsia="SimSun" w:hAnsi="Cambria Math"/>
-          <w:i/>
-          <w:iCs/>
-        </w:rPr>
-        <w:t xml:space="preserve">k</w:t>
+          <w:rFonts w:ascii="Cambria Math" w:eastAsia="SimSun" w:hAnsi="Cambria Math"/>
+          <w:i/>
+          <w:iCs/>
+        </w:rPr>
+        <w:t xml:space="preserve">C</w:t>
       </w:r>
       <w:r>
         <w:rPr>
@@ -16259,29 +16164,21 @@
           <w:i/>
           <w:iCs/>
         </w:rPr>
-        <w:t xml:space="preserve">v</w:t>
-      </w:r>
-      <w:r>
-        <w:rPr>
-          <w:rFonts w:ascii="Cambria Math" w:eastAsia="SimSun" w:hAnsi="Cambria Math"/>
-          <w:i w:val="false"/>
-          <w:iCs w:val="false"/>
-        </w:rPr>
-        <w:t xml:space="preserve">)</w:t>
-      </w:r>
-      <w:r>
-        <w:rPr>
-          <w:rFonts w:ascii="Cambria Math" w:eastAsia="SimSun" w:hAnsi="Cambria Math"/>
-          <w:i w:val="false"/>
-          <w:iCs w:val="false"/>
-        </w:rPr>
-        <w:t xml:space="preserve">}</w:t>
-      </w:r>
-      <w:r>
-        <w:rPr>
-          <w:rFonts w:ascii="Times New Roman" w:cs="Times New Roman" w:eastAsia="SimSun" w:hAnsi="Times New Roman"/>
-        </w:rPr>
-        <w:t xml:space="preserve"> 配对各层成员槽，修复重复超边</w:t>
+        <w:t xml:space="preserve">m</w:t>
+      </w:r>
+      <w:r>
+        <w:rPr>
+          <w:rFonts w:ascii="Cambria Math" w:eastAsia="SimSun" w:hAnsi="Cambria Math"/>
+          <w:i w:val="false"/>
+          <w:iCs w:val="false"/>
+        </w:rPr>
+        <w:t xml:space="preserve">,λ)</w:t>
+      </w:r>
+      <w:r>
+        <w:rPr>
+          <w:rFonts w:ascii="Times New Roman" w:cs="Times New Roman" w:eastAsia="SimSun" w:hAnsi="Times New Roman"/>
+        </w:rPr>
+        <w:t xml:space="preserve"> 的两种算法：递推 (13) vs 群体内直接 Gillespie</w:t>
       </w:r>
     </w:p>
     <w:p>
@@ -16295,11 +16192,940 @@
       </w:pPr>
       <w:r>
         <w:rPr>
-          <w:rFonts w:ascii="Cambria Math" w:eastAsia="SimSun" w:hAnsi="Cambria Math"/>
-          <w:i w:val="false"/>
-          <w:iCs w:val="false"/>
-        </w:rPr>
-        <w:t xml:space="preserve">ρ</w:t>
+          <w:rFonts w:ascii="Times New Roman" w:cs="Times New Roman" w:eastAsia="SimSun" w:hAnsi="Times New Roman"/>
+        </w:rPr>
+        <w:t xml:space="preserve">保联合度重排下 </w:t>
+      </w:r>
+      <w:r>
+        <w:rPr>
+          <w:rFonts w:ascii="Cambria Math" w:eastAsia="SimSun" w:hAnsi="Cambria Math"/>
+          <w:i w:val="false"/>
+          <w:iCs w:val="false"/>
+        </w:rPr>
+        <w:t xml:space="preserve">ρ(</w:t>
+      </w:r>
+      <w:r>
+        <w:rPr>
+          <w:rFonts w:ascii="Cambria Math" w:eastAsia="SimSun" w:hAnsi="Cambria Math"/>
+          <w:i/>
+          <w:iCs/>
+        </w:rPr>
+        <w:t xml:space="preserve">N</w:t>
+      </w:r>
+      <w:r>
+        <w:rPr>
+          <w:rFonts w:ascii="Cambria Math" w:eastAsia="SimSun" w:hAnsi="Cambria Math"/>
+          <w:i w:val="false"/>
+          <w:iCs w:val="false"/>
+        </w:rPr>
+        <w:t xml:space="preserve">)</w:t>
+      </w:r>
+      <w:r>
+        <w:rPr>
+          <w:rFonts w:ascii="Times New Roman" w:cs="Times New Roman" w:eastAsia="SimSun" w:hAnsi="Times New Roman"/>
+        </w:rPr>
+        <w:t xml:space="preserve"> 不变</w:t>
+      </w:r>
+    </w:p>
+    <w:p>
+      <w:pPr>
+        <w:pStyle w:val="Heading3"/>
+        <w:spacing w:after="160" w:before="300"/>
+      </w:pPr>
+      <w:r>
+        <w:rPr>
+          <w:rFonts w:ascii="Times New Roman" w:cs="Times New Roman" w:eastAsia="SimSun" w:hAnsi="Times New Roman"/>
+          <w:b/>
+          <w:bCs/>
+          <w:color w:val="1A1A1A"/>
+          <w:sz w:val="23"/>
+          <w:szCs w:val="23"/>
+        </w:rPr>
+        <w:t xml:space="preserve">4.2 含时复现与精度层级（</w:t>
+      </w:r>
+      <w:r>
+        <w:rPr>
+          <w:rFonts w:ascii="Times New Roman" w:cs="Times New Roman" w:eastAsia="SimSun" w:hAnsi="Times New Roman"/>
+          <w:b/>
+          <w:bCs/>
+          <w:color w:val="1A1A1A"/>
+          <w:sz w:val="23"/>
+          <w:szCs w:val="23"/>
+        </w:rPr>
+        <w:t xml:space="preserve">图 2</w:t>
+      </w:r>
+      <w:r>
+        <w:rPr>
+          <w:rFonts w:ascii="Times New Roman" w:cs="Times New Roman" w:eastAsia="SimSun" w:hAnsi="Times New Roman"/>
+          <w:b/>
+          <w:bCs/>
+          <w:color w:val="1A1A1A"/>
+          <w:sz w:val="23"/>
+          <w:szCs w:val="23"/>
+        </w:rPr>
+        <w:t xml:space="preserve">）</w:t>
+      </w:r>
+    </w:p>
+    <w:p>
+      <w:pPr>
+        <w:spacing w:after="120" w:before="120" w:line="320" w:lineRule="auto"/>
+        <w:jc w:val="both"/>
+      </w:pPr>
+      <w:r>
+        <w:rPr>
+          <w:rFonts w:ascii="Cambria Math" w:eastAsia="SimSun" w:hAnsi="Cambria Math"/>
+          <w:i/>
+          <w:iCs/>
+        </w:rPr>
+        <w:t xml:space="preserve">M</w:t>
+      </w:r>
+      <w:r>
+        <w:rPr>
+          <w:rFonts w:ascii="Cambria Math" w:eastAsia="SimSun" w:hAnsi="Cambria Math"/>
+          <w:i w:val="false"/>
+          <w:iCs w:val="false"/>
+        </w:rPr>
+        <w:t xml:space="preserve">=2</w:t>
+      </w:r>
+      <w:r>
+        <w:rPr>
+          <w:rFonts w:ascii="Times New Roman" w:cs="Times New Roman" w:eastAsia="SimSun" w:hAnsi="Times New Roman"/>
+        </w:rPr>
+        <w:t xml:space="preserve">、</w:t>
+      </w:r>
+      <w:r>
+        <w:rPr>
+          <w:rFonts w:ascii="Cambria Math" w:eastAsia="SimSun" w:hAnsi="Cambria Math"/>
+          <w:i/>
+          <w:iCs/>
+        </w:rPr>
+        <w:t xml:space="preserve">m</w:t>
+      </w:r>
+      <w:r>
+        <w:rPr>
+          <w:rFonts w:ascii="Cambria Math" w:eastAsia="SimSun" w:hAnsi="Cambria Math"/>
+          <w:i w:val="false"/>
+          <w:iCs w:val="false"/>
+          <w:vertAlign w:val="subscript"/>
+        </w:rPr>
+        <w:t xml:space="preserve">1</w:t>
+      </w:r>
+      <w:r>
+        <w:rPr>
+          <w:rFonts w:ascii="Cambria Math" w:eastAsia="SimSun" w:hAnsi="Cambria Math"/>
+          <w:i w:val="false"/>
+          <w:iCs w:val="false"/>
+        </w:rPr>
+        <w:t xml:space="preserve">≠</w:t>
+      </w:r>
+      <w:r>
+        <w:rPr>
+          <w:rFonts w:ascii="Cambria Math" w:eastAsia="SimSun" w:hAnsi="Cambria Math"/>
+          <w:i/>
+          <w:iCs/>
+        </w:rPr>
+        <w:t xml:space="preserve">m</w:t>
+      </w:r>
+      <w:r>
+        <w:rPr>
+          <w:rFonts w:ascii="Cambria Math" w:eastAsia="SimSun" w:hAnsi="Cambria Math"/>
+          <w:i w:val="false"/>
+          <w:iCs w:val="false"/>
+          <w:vertAlign w:val="subscript"/>
+        </w:rPr>
+        <w:t xml:space="preserve">2</w:t>
+      </w:r>
+      <w:r>
+        <w:rPr>
+          <w:rFonts w:ascii="Times New Roman" w:cs="Times New Roman" w:eastAsia="SimSun" w:hAnsi="Times New Roman"/>
+        </w:rPr>
+        <w:t xml:space="preserve"> 的完整 </w:t>
+      </w:r>
+      <w:r>
+        <w:rPr>
+          <w:rFonts w:ascii="Cambria Math" w:eastAsia="SimSun" w:hAnsi="Cambria Math"/>
+          <w:i/>
+          <w:iCs/>
+        </w:rPr>
+        <w:t xml:space="preserve">S</w:t>
+      </w:r>
+      <w:r>
+        <w:rPr>
+          <w:rFonts w:ascii="Cambria Math" w:eastAsia="SimSun" w:hAnsi="Cambria Math"/>
+          <w:i w:val="false"/>
+          <w:iCs w:val="false"/>
+        </w:rPr>
+        <w:t xml:space="preserve">(</w:t>
+      </w:r>
+      <w:r>
+        <w:rPr>
+          <w:rFonts w:ascii="Cambria Math" w:eastAsia="SimSun" w:hAnsi="Cambria Math"/>
+          <w:i/>
+          <w:iCs/>
+        </w:rPr>
+        <w:t xml:space="preserve">t</w:t>
+      </w:r>
+      <w:r>
+        <w:rPr>
+          <w:rFonts w:ascii="Cambria Math" w:eastAsia="SimSun" w:hAnsi="Cambria Math"/>
+          <w:i w:val="false"/>
+          <w:iCs w:val="false"/>
+        </w:rPr>
+        <w:t xml:space="preserve">),</w:t>
+      </w:r>
+      <w:r>
+        <w:rPr>
+          <w:rFonts w:ascii="Cambria Math" w:eastAsia="SimSun" w:hAnsi="Cambria Math"/>
+          <w:i/>
+          <w:iCs/>
+        </w:rPr>
+        <w:t xml:space="preserve">I</w:t>
+      </w:r>
+      <w:r>
+        <w:rPr>
+          <w:rFonts w:ascii="Cambria Math" w:eastAsia="SimSun" w:hAnsi="Cambria Math"/>
+          <w:i w:val="false"/>
+          <w:iCs w:val="false"/>
+        </w:rPr>
+        <w:t xml:space="preserve">(</w:t>
+      </w:r>
+      <w:r>
+        <w:rPr>
+          <w:rFonts w:ascii="Cambria Math" w:eastAsia="SimSun" w:hAnsi="Cambria Math"/>
+          <w:i/>
+          <w:iCs/>
+        </w:rPr>
+        <w:t xml:space="preserve">t</w:t>
+      </w:r>
+      <w:r>
+        <w:rPr>
+          <w:rFonts w:ascii="Cambria Math" w:eastAsia="SimSun" w:hAnsi="Cambria Math"/>
+          <w:i w:val="false"/>
+          <w:iCs w:val="false"/>
+        </w:rPr>
+        <w:t xml:space="preserve">)</w:t>
+      </w:r>
+      <w:r>
+        <w:rPr>
+          <w:rFonts w:ascii="Times New Roman" w:cs="Times New Roman" w:eastAsia="SimSun" w:hAnsi="Times New Roman"/>
+        </w:rPr>
+        <w:t xml:space="preserve">：仿真 vs 群体闭合 vs 度均场。</w:t>
+      </w:r>
+    </w:p>
+    <w:p>
+      <w:pPr>
+        <w:spacing w:after="120" w:before="120" w:line="320" w:lineRule="auto"/>
+        <w:jc w:val="both"/>
+      </w:pPr>
+      <w:r>
+        <w:rPr>
+          <w:rFonts w:ascii="Times New Roman" w:cs="Times New Roman" w:eastAsia="SimSun" w:hAnsi="Times New Roman"/>
+        </w:rPr>
+        <w:t xml:space="preserve">偏差随 </w:t>
+      </w:r>
+      <w:r>
+        <w:rPr>
+          <w:rFonts w:ascii="Cambria Math" w:eastAsia="SimSun" w:hAnsi="Cambria Math"/>
+          <w:i/>
+          <w:iCs/>
+        </w:rPr>
+        <w:t xml:space="preserve">N</w:t>
+      </w:r>
+      <w:r>
+        <w:rPr>
+          <w:rFonts w:ascii="Times New Roman" w:cs="Times New Roman" w:eastAsia="SimSun" w:hAnsi="Times New Roman"/>
+        </w:rPr>
+        <w:t xml:space="preserve"> 的标度：闭合趋零（已验，见 3.4 的数值证据），均场应趋非零平台。</w:t>
+      </w:r>
+    </w:p>
+    <w:p>
+      <w:pPr>
+        <w:spacing w:after="120" w:before="120" w:line="320" w:lineRule="auto"/>
+        <w:jc w:val="both"/>
+      </w:pPr>
+      <w:r>
+        <w:rPr>
+          <w:rFonts w:ascii="Times New Roman" w:cs="Times New Roman" w:eastAsia="SimSun" w:hAnsi="Times New Roman"/>
+          <w:b/>
+          <w:bCs/>
+        </w:rPr>
+        <w:t xml:space="preserve">报告纪律</w:t>
+      </w:r>
+      <w:r>
+        <w:rPr>
+          <w:rFonts w:ascii="Times New Roman" w:cs="Times New Roman" w:eastAsia="SimSun" w:hAnsi="Times New Roman"/>
+        </w:rPr>
+        <w:t xml:space="preserve">：每个点必须同时给出蒙特卡洛噪声底，否则"误差重新上升"这类假象无法与</w:t>
+      </w:r>
+    </w:p>
+    <w:p>
+      <w:pPr>
+        <w:spacing w:after="120" w:before="120" w:line="320" w:lineRule="auto"/>
+        <w:jc w:val="both"/>
+      </w:pPr>
+      <w:r>
+        <w:rPr>
+          <w:rFonts w:ascii="Times New Roman" w:cs="Times New Roman" w:eastAsia="SimSun" w:hAnsi="Times New Roman"/>
+        </w:rPr>
+        <w:t xml:space="preserve">真实的闭合失效区分——初次测量正是在 </w:t>
+      </w:r>
+      <w:r>
+        <w:rPr>
+          <w:rFonts w:ascii="Cambria Math" w:eastAsia="SimSun" w:hAnsi="Cambria Math"/>
+          <w:i/>
+          <w:iCs/>
+        </w:rPr>
+        <w:t xml:space="preserve">N</w:t>
+      </w:r>
+      <w:r>
+        <w:rPr>
+          <w:rFonts w:ascii="Cambria Math" w:eastAsia="SimSun" w:hAnsi="Cambria Math"/>
+          <w:i w:val="false"/>
+          <w:iCs w:val="false"/>
+        </w:rPr>
+        <w:t xml:space="preserve">=4000</w:t>
+      </w:r>
+      <w:r>
+        <w:rPr>
+          <w:rFonts w:ascii="Times New Roman" w:cs="Times New Roman" w:eastAsia="SimSun" w:hAnsi="Times New Roman"/>
+        </w:rPr>
+        <w:t xml:space="preserve"> 处出现过这样的假上升。</w:t>
+      </w:r>
+    </w:p>
+    <w:p>
+      <w:pPr>
+        <w:spacing w:after="120" w:before="120" w:line="320" w:lineRule="auto"/>
+        <w:jc w:val="both"/>
+      </w:pPr>
+      <w:r>
+        <w:rPr>
+          <w:rFonts w:ascii="Times New Roman" w:cs="Times New Roman" w:eastAsia="SimSun" w:hAnsi="Times New Roman"/>
+        </w:rPr>
+        <w:t xml:space="preserve">阈值邻域须单独做有限尺寸标度，不能直接引用有限 </w:t>
+      </w:r>
+      <w:r>
+        <w:rPr>
+          <w:rFonts w:ascii="Cambria Math" w:eastAsia="SimSun" w:hAnsi="Cambria Math"/>
+          <w:i/>
+          <w:iCs/>
+        </w:rPr>
+        <w:t xml:space="preserve">N</w:t>
+      </w:r>
+      <w:r>
+        <w:rPr>
+          <w:rFonts w:ascii="Times New Roman" w:cs="Times New Roman" w:eastAsia="SimSun" w:hAnsi="Times New Roman"/>
+        </w:rPr>
+        <w:t xml:space="preserve"> 的值。</w:t>
+      </w:r>
+    </w:p>
+    <w:p>
+      <w:pPr>
+        <w:pStyle w:val="Heading3"/>
+        <w:spacing w:after="160" w:before="300"/>
+      </w:pPr>
+      <w:r>
+        <w:rPr>
+          <w:rFonts w:ascii="Times New Roman" w:cs="Times New Roman" w:eastAsia="SimSun" w:hAnsi="Times New Roman"/>
+          <w:b/>
+          <w:bCs/>
+          <w:color w:val="1A1A1A"/>
+          <w:sz w:val="23"/>
+          <w:szCs w:val="23"/>
+        </w:rPr>
+        <w:t xml:space="preserve">4.3 阈值的独立测量（</w:t>
+      </w:r>
+      <w:r>
+        <w:rPr>
+          <w:rFonts w:ascii="Times New Roman" w:cs="Times New Roman" w:eastAsia="SimSun" w:hAnsi="Times New Roman"/>
+          <w:b/>
+          <w:bCs/>
+          <w:color w:val="1A1A1A"/>
+          <w:sz w:val="23"/>
+          <w:szCs w:val="23"/>
+        </w:rPr>
+        <w:t xml:space="preserve">图 3</w:t>
+      </w:r>
+      <w:r>
+        <w:rPr>
+          <w:rFonts w:ascii="Times New Roman" w:cs="Times New Roman" w:eastAsia="SimSun" w:hAnsi="Times New Roman"/>
+          <w:b/>
+          <w:bCs/>
+          <w:color w:val="1A1A1A"/>
+          <w:sz w:val="23"/>
+          <w:szCs w:val="23"/>
+        </w:rPr>
+        <w:t xml:space="preserve">）</w:t>
+      </w:r>
+    </w:p>
+    <w:p>
+      <w:pPr>
+        <w:spacing w:after="120" w:before="120" w:line="320" w:lineRule="auto"/>
+        <w:jc w:val="both"/>
+      </w:pPr>
+      <w:r>
+        <w:rPr>
+          <w:rFonts w:ascii="Times New Roman" w:cs="Times New Roman" w:eastAsia="SimSun" w:hAnsi="Times New Roman"/>
+        </w:rPr>
+        <w:t xml:space="preserve">亚临界区单种子簇的平均总规模为 </w:t>
+      </w:r>
+      <w:r>
+        <w:rPr>
+          <w:rFonts w:ascii="Cambria Math" w:eastAsia="SimSun" w:hAnsi="Cambria Math"/>
+          <w:i w:val="false"/>
+          <w:iCs w:val="false"/>
+        </w:rPr>
+        <w:t xml:space="preserve">1</w:t>
+      </w:r>
+      <w:r>
+        <w:rPr>
+          <w:rFonts w:ascii="Cambria Math" w:eastAsia="SimSun" w:hAnsi="Cambria Math"/>
+          <w:i w:val="false"/>
+          <w:iCs w:val="false"/>
+          <w:vertAlign w:val="superscript"/>
+        </w:rPr>
+        <w:t xml:space="preserve">T</w:t>
+      </w:r>
+      <w:r>
+        <w:rPr>
+          <w:rFonts w:ascii="Cambria Math" w:eastAsia="SimSun" w:hAnsi="Cambria Math"/>
+          <w:i w:val="false"/>
+          <w:iCs w:val="false"/>
+        </w:rPr>
+        <w:t xml:space="preserve">(</w:t>
+      </w:r>
+      <w:r>
+        <w:rPr>
+          <w:rFonts w:ascii="Cambria Math" w:eastAsia="SimSun" w:hAnsi="Cambria Math"/>
+          <w:i/>
+          <w:iCs/>
+        </w:rPr>
+        <w:t xml:space="preserve">I</w:t>
+      </w:r>
+      <w:r>
+        <w:rPr>
+          <w:rFonts w:ascii="Cambria Math" w:eastAsia="SimSun" w:hAnsi="Cambria Math"/>
+          <w:i w:val="false"/>
+          <w:iCs w:val="false"/>
+        </w:rPr>
+        <w:t xml:space="preserve">-</w:t>
+      </w:r>
+      <w:r>
+        <w:rPr>
+          <w:rFonts w:ascii="Cambria Math" w:eastAsia="SimSun" w:hAnsi="Cambria Math"/>
+          <w:i/>
+          <w:iCs/>
+        </w:rPr>
+        <w:t xml:space="preserve">N</w:t>
+      </w:r>
+      <w:r>
+        <w:rPr>
+          <w:rFonts w:ascii="Cambria Math" w:eastAsia="SimSun" w:hAnsi="Cambria Math"/>
+          <w:i w:val="false"/>
+          <w:iCs w:val="false"/>
+        </w:rPr>
+        <w:t xml:space="preserve">)</w:t>
+      </w:r>
+      <w:r>
+        <w:rPr>
+          <w:rFonts w:ascii="Cambria Math" w:eastAsia="SimSun" w:hAnsi="Cambria Math"/>
+          <w:i w:val="false"/>
+          <w:iCs w:val="false"/>
+          <w:vertAlign w:val="superscript"/>
+        </w:rPr>
+        <w:t xml:space="preserve">-1</w:t>
+      </w:r>
+      <w:r>
+        <w:rPr>
+          <w:rFonts w:ascii="Cambria Math" w:eastAsia="SimSun" w:hAnsi="Cambria Math"/>
+          <w:i/>
+          <w:iCs/>
+        </w:rPr>
+        <w:t xml:space="preserve">v</w:t>
+      </w:r>
+      <w:r>
+        <w:rPr>
+          <w:rFonts w:ascii="Cambria Math" w:eastAsia="SimSun" w:hAnsi="Cambria Math"/>
+          <w:i w:val="false"/>
+          <w:iCs w:val="false"/>
+          <w:vertAlign w:val="subscript"/>
+        </w:rPr>
+        <w:t xml:space="preserve">0</w:t>
+      </w:r>
+      <w:r>
+        <w:rPr>
+          <w:rFonts w:ascii="Times New Roman" w:cs="Times New Roman" w:eastAsia="SimSun" w:hAnsi="Times New Roman"/>
+        </w:rPr>
+        <w:t xml:space="preserve">，</w:t>
+      </w:r>
+    </w:p>
+    <w:p>
+      <w:pPr>
+        <w:spacing w:after="120" w:before="120" w:line="320" w:lineRule="auto"/>
+        <w:jc w:val="both"/>
+      </w:pPr>
+      <w:r>
+        <w:rPr>
+          <w:rFonts w:ascii="Cambria Math" w:eastAsia="SimSun" w:hAnsi="Cambria Math"/>
+          <w:i/>
+          <w:iCs/>
+        </w:rPr>
+        <w:t xml:space="preserve">v</w:t>
+      </w:r>
+      <w:r>
+        <w:rPr>
+          <w:rFonts w:ascii="Cambria Math" w:eastAsia="SimSun" w:hAnsi="Cambria Math"/>
+          <w:i w:val="false"/>
+          <w:iCs w:val="false"/>
+          <w:vertAlign w:val="subscript"/>
+        </w:rPr>
+        <w:t xml:space="preserve">0</w:t>
+      </w:r>
+      <w:r>
+        <w:rPr>
+          <w:rFonts w:ascii="Times New Roman" w:cs="Times New Roman" w:eastAsia="SimSun" w:hAnsi="Times New Roman"/>
+        </w:rPr>
+        <w:t xml:space="preserve"> 为种子的型分布。</w:t>
+      </w:r>
+      <w:r>
+        <w:rPr>
+          <w:rFonts w:ascii="Times New Roman" w:cs="Times New Roman" w:eastAsia="SimSun" w:hAnsi="Times New Roman"/>
+          <w:b/>
+          <w:bCs/>
+        </w:rPr>
+        <w:t xml:space="preserve">注意不能写成 </w:t>
+      </w:r>
+      <w:r>
+        <w:rPr>
+          <w:rFonts w:ascii="Cambria Math" w:eastAsia="SimSun" w:hAnsi="Cambria Math"/>
+          <w:b/>
+          <w:bCs/>
+          <w:i w:val="false"/>
+          <w:iCs w:val="false"/>
+        </w:rPr>
+        <w:t xml:space="preserve">1/(1-ρ)</w:t>
+      </w:r>
+      <w:r>
+        <w:rPr>
+          <w:rFonts w:ascii="Times New Roman" w:cs="Times New Roman" w:eastAsia="SimSun" w:hAnsi="Times New Roman"/>
+        </w:rPr>
+        <w:t xml:space="preserve">：那只在单型（</w:t>
+      </w:r>
+      <w:r>
+        <w:rPr>
+          <w:rFonts w:ascii="Cambria Math" w:eastAsia="SimSun" w:hAnsi="Cambria Math"/>
+          <w:i/>
+          <w:iCs/>
+        </w:rPr>
+        <w:t xml:space="preserve">M</w:t>
+      </w:r>
+      <w:r>
+        <w:rPr>
+          <w:rFonts w:ascii="Cambria Math" w:eastAsia="SimSun" w:hAnsi="Cambria Math"/>
+          <w:i w:val="false"/>
+          <w:iCs w:val="false"/>
+        </w:rPr>
+        <w:t xml:space="preserve">=1</w:t>
+      </w:r>
+      <w:r>
+        <w:rPr>
+          <w:rFonts w:ascii="Times New Roman" w:cs="Times New Roman" w:eastAsia="SimSun" w:hAnsi="Times New Roman"/>
+        </w:rPr>
+        <w:t xml:space="preserve">）或</w:t>
+      </w:r>
+    </w:p>
+    <w:p>
+      <w:pPr>
+        <w:spacing w:after="120" w:before="120" w:line="320" w:lineRule="auto"/>
+        <w:jc w:val="both"/>
+      </w:pPr>
+      <w:r>
+        <w:rPr>
+          <w:rFonts w:ascii="Cambria Math" w:eastAsia="SimSun" w:hAnsi="Cambria Math"/>
+          <w:i/>
+          <w:iCs/>
+        </w:rPr>
+        <w:t xml:space="preserve">v</w:t>
+      </w:r>
+      <w:r>
+        <w:rPr>
+          <w:rFonts w:ascii="Cambria Math" w:eastAsia="SimSun" w:hAnsi="Cambria Math"/>
+          <w:i w:val="false"/>
+          <w:iCs w:val="false"/>
+          <w:vertAlign w:val="subscript"/>
+        </w:rPr>
+        <w:t xml:space="preserve">0</w:t>
+      </w:r>
+      <w:r>
+        <w:rPr>
+          <w:rFonts w:ascii="Times New Roman" w:cs="Times New Roman" w:eastAsia="SimSun" w:hAnsi="Times New Roman"/>
+        </w:rPr>
+        <w:t xml:space="preserve"> 恰为 Perron 向量时成立，</w:t>
+      </w:r>
+      <w:r>
+        <w:rPr>
+          <w:rFonts w:ascii="Cambria Math" w:eastAsia="SimSun" w:hAnsi="Cambria Math"/>
+          <w:i/>
+          <w:iCs/>
+        </w:rPr>
+        <w:t xml:space="preserve">M</w:t>
+      </w:r>
+      <w:r>
+        <w:rPr>
+          <w:rFonts w:ascii="Cambria Math" w:eastAsia="SimSun" w:hAnsi="Cambria Math"/>
+          <w:i w:val="false"/>
+          <w:iCs w:val="false"/>
+        </w:rPr>
+        <w:t xml:space="preserve">≥2</w:t>
+      </w:r>
+      <w:r>
+        <w:rPr>
+          <w:rFonts w:ascii="Times New Roman" w:cs="Times New Roman" w:eastAsia="SimSun" w:hAnsi="Times New Roman"/>
+        </w:rPr>
+        <w:t xml:space="preserve"> 时比例常数依赖于 </w:t>
+      </w:r>
+      <w:r>
+        <w:rPr>
+          <w:rFonts w:ascii="Cambria Math" w:eastAsia="SimSun" w:hAnsi="Cambria Math"/>
+          <w:i/>
+          <w:iCs/>
+        </w:rPr>
+        <w:t xml:space="preserve">v</w:t>
+      </w:r>
+      <w:r>
+        <w:rPr>
+          <w:rFonts w:ascii="Cambria Math" w:eastAsia="SimSun" w:hAnsi="Cambria Math"/>
+          <w:i w:val="false"/>
+          <w:iCs w:val="false"/>
+          <w:vertAlign w:val="subscript"/>
+        </w:rPr>
+        <w:t xml:space="preserve">0</w:t>
+      </w:r>
+      <w:r>
+        <w:rPr>
+          <w:rFonts w:ascii="Times New Roman" w:cs="Times New Roman" w:eastAsia="SimSun" w:hAnsi="Times New Roman"/>
+        </w:rPr>
+        <w:t xml:space="preserve">。</w:t>
+      </w:r>
+    </w:p>
+    <w:p>
+      <w:pPr>
+        <w:spacing w:after="120" w:before="120" w:line="320" w:lineRule="auto"/>
+        <w:jc w:val="both"/>
+      </w:pPr>
+      <w:r>
+        <w:rPr>
+          <w:rFonts w:ascii="Times New Roman" w:cs="Times New Roman" w:eastAsia="SimSun" w:hAnsi="Times New Roman"/>
+        </w:rPr>
+        <w:t xml:space="preserve">可用的是它在 </w:t>
+      </w:r>
+      <w:r>
+        <w:rPr>
+          <w:rFonts w:ascii="Cambria Math" w:eastAsia="SimSun" w:hAnsi="Cambria Math"/>
+          <w:i w:val="false"/>
+          <w:iCs w:val="false"/>
+        </w:rPr>
+        <w:t xml:space="preserve">ρ→1</w:t>
+      </w:r>
+      <w:r>
+        <w:rPr>
+          <w:rFonts w:ascii="Cambria Math" w:eastAsia="SimSun" w:hAnsi="Cambria Math"/>
+          <w:i w:val="false"/>
+          <w:iCs w:val="false"/>
+          <w:vertAlign w:val="superscript"/>
+        </w:rPr>
+        <w:t xml:space="preserve">-</w:t>
+      </w:r>
+      <w:r>
+        <w:rPr>
+          <w:rFonts w:ascii="Times New Roman" w:cs="Times New Roman" w:eastAsia="SimSun" w:hAnsi="Times New Roman"/>
+        </w:rPr>
+        <w:t xml:space="preserve"> 时按 </w:t>
+      </w:r>
+      <w:r>
+        <w:rPr>
+          <w:rFonts w:ascii="Cambria Math" w:eastAsia="SimSun" w:hAnsi="Cambria Math"/>
+          <w:i w:val="false"/>
+          <w:iCs w:val="false"/>
+        </w:rPr>
+        <w:t xml:space="preserve">(1-ρ)</w:t>
+      </w:r>
+      <w:r>
+        <w:rPr>
+          <w:rFonts w:ascii="Cambria Math" w:eastAsia="SimSun" w:hAnsi="Cambria Math"/>
+          <w:i w:val="false"/>
+          <w:iCs w:val="false"/>
+          <w:vertAlign w:val="superscript"/>
+        </w:rPr>
+        <w:t xml:space="preserve">-1</w:t>
+      </w:r>
+      <w:r>
+        <w:rPr>
+          <w:rFonts w:ascii="Times New Roman" w:cs="Times New Roman" w:eastAsia="SimSun" w:hAnsi="Times New Roman"/>
+        </w:rPr>
+        <w:t xml:space="preserve"> 发散，故 </w:t>
+      </w:r>
+      <w:r>
+        <w:rPr>
+          <w:rFonts w:ascii="Cambria Math" w:eastAsia="SimSun" w:hAnsi="Cambria Math"/>
+          <w:i w:val="false"/>
+          <w:iCs w:val="false"/>
+        </w:rPr>
+        <w:t xml:space="preserve">ε/</w:t>
+      </w:r>
+      <w:r>
+        <w:rPr>
+          <w:rFonts w:ascii="Cambria Math" w:eastAsia="SimSun" w:hAnsi="Cambria Math"/>
+          <w:i/>
+          <w:iCs/>
+        </w:rPr>
+        <w:t xml:space="preserve">R</w:t>
+      </w:r>
+      <w:r>
+        <w:rPr>
+          <w:rFonts w:ascii="Cambria Math" w:eastAsia="SimSun" w:hAnsi="Cambria Math"/>
+          <w:i w:val="false"/>
+          <w:iCs w:val="false"/>
+        </w:rPr>
+        <w:t xml:space="preserve">(∞)</w:t>
+      </w:r>
+      <w:r>
+        <w:rPr>
+          <w:rFonts w:ascii="Times New Roman" w:cs="Times New Roman" w:eastAsia="SimSun" w:hAnsi="Times New Roman"/>
+        </w:rPr>
+        <w:t xml:space="preserve"> 随 </w:t>
+      </w:r>
+      <w:r>
+        <w:rPr>
+          <w:rFonts w:ascii="Cambria Math" w:eastAsia="SimSun" w:hAnsi="Cambria Math"/>
+          <w:i w:val="false"/>
+          <w:iCs w:val="false"/>
+        </w:rPr>
+        <w:t xml:space="preserve">λ</w:t>
+      </w:r>
+    </w:p>
+    <w:p>
+      <w:pPr>
+        <w:spacing w:after="120" w:before="120" w:line="320" w:lineRule="auto"/>
+        <w:jc w:val="both"/>
+      </w:pPr>
+      <w:r>
+        <w:rPr>
+          <w:rFonts w:ascii="Times New Roman" w:cs="Times New Roman" w:eastAsia="SimSun" w:hAnsi="Times New Roman"/>
+        </w:rPr>
+        <w:t xml:space="preserve">线性趋零、零点即 </w:t>
+      </w:r>
+      <w:r>
+        <w:rPr>
+          <w:rFonts w:ascii="Cambria Math" w:eastAsia="SimSun" w:hAnsi="Cambria Math"/>
+          <w:i w:val="false"/>
+          <w:iCs w:val="false"/>
+        </w:rPr>
+        <w:t xml:space="preserve">λ</w:t>
+      </w:r>
+      <w:r>
+        <w:rPr>
+          <w:rFonts w:ascii="Cambria Math" w:eastAsia="SimSun" w:hAnsi="Cambria Math"/>
+          <w:i w:val="false"/>
+          <w:iCs w:val="false"/>
+          <w:vertAlign w:val="subscript"/>
+        </w:rPr>
+        <w:t xml:space="preserve">c</w:t>
+      </w:r>
+      <w:r>
+        <w:rPr>
+          <w:rFonts w:ascii="Times New Roman" w:cs="Times New Roman" w:eastAsia="SimSun" w:hAnsi="Times New Roman"/>
+        </w:rPr>
+        <w:t xml:space="preserve">。由此外推测 </w:t>
+      </w:r>
+      <w:r>
+        <w:rPr>
+          <w:rFonts w:ascii="Cambria Math" w:eastAsia="SimSun" w:hAnsi="Cambria Math"/>
+          <w:i w:val="false"/>
+          <w:iCs w:val="false"/>
+        </w:rPr>
+        <w:t xml:space="preserve">λ</w:t>
+      </w:r>
+      <w:r>
+        <w:rPr>
+          <w:rFonts w:ascii="Cambria Math" w:eastAsia="SimSun" w:hAnsi="Cambria Math"/>
+          <w:i w:val="false"/>
+          <w:iCs w:val="false"/>
+          <w:vertAlign w:val="subscript"/>
+        </w:rPr>
+        <w:t xml:space="preserve">c</w:t>
+      </w:r>
+      <w:r>
+        <w:rPr>
+          <w:rFonts w:ascii="Times New Roman" w:cs="Times New Roman" w:eastAsia="SimSun" w:hAnsi="Times New Roman"/>
+        </w:rPr>
+        <w:t xml:space="preserve">，与 </w:t>
+      </w:r>
+      <w:r>
+        <w:rPr>
+          <w:rFonts w:ascii="Cambria Math" w:eastAsia="SimSun" w:hAnsi="Cambria Math"/>
+          <w:i w:val="false"/>
+          <w:iCs w:val="false"/>
+        </w:rPr>
+        <w:t xml:space="preserve">ρ(</w:t>
+      </w:r>
+      <w:r>
+        <w:rPr>
+          <w:rFonts w:ascii="Cambria Math" w:eastAsia="SimSun" w:hAnsi="Cambria Math"/>
+          <w:i/>
+          <w:iCs/>
+        </w:rPr>
+        <w:t xml:space="preserve">N</w:t>
+      </w:r>
+      <w:r>
+        <w:rPr>
+          <w:rFonts w:ascii="Cambria Math" w:eastAsia="SimSun" w:hAnsi="Cambria Math"/>
+          <w:i w:val="false"/>
+          <w:iCs w:val="false"/>
+        </w:rPr>
+        <w:t xml:space="preserve">)=1</w:t>
+      </w:r>
+      <w:r>
+        <w:rPr>
+          <w:rFonts w:ascii="Times New Roman" w:cs="Times New Roman" w:eastAsia="SimSun" w:hAnsi="Times New Roman"/>
+        </w:rPr>
+        <w:t xml:space="preserve"> 比较</w:t>
+      </w:r>
+    </w:p>
+    <w:p>
+      <w:pPr>
+        <w:spacing w:after="120" w:before="120" w:line="320" w:lineRule="auto"/>
+        <w:jc w:val="both"/>
+      </w:pPr>
+      <w:r>
+        <w:rPr>
+          <w:rFonts w:ascii="Times New Roman" w:cs="Times New Roman" w:eastAsia="SimSun" w:hAnsi="Times New Roman"/>
+        </w:rPr>
+        <w:t xml:space="preserve">（给 </w:t>
+      </w:r>
+      <w:r>
+        <w:rPr>
+          <w:rFonts w:ascii="Cambria Math" w:eastAsia="SimSun" w:hAnsi="Cambria Math"/>
+          <w:i w:val="false"/>
+          <w:iCs w:val="false"/>
+        </w:rPr>
+        <w:t xml:space="preserve">σ</w:t>
+      </w:r>
+      <w:r>
+        <w:rPr>
+          <w:rFonts w:ascii="Times New Roman" w:cs="Times New Roman" w:eastAsia="SimSun" w:hAnsi="Times New Roman"/>
+        </w:rPr>
+        <w:t xml:space="preserve"> 数）。</w:t>
+      </w:r>
+      <w:r>
+        <w:rPr>
+          <w:rFonts w:ascii="Times New Roman" w:cs="Times New Roman" w:eastAsia="SimSun" w:hAnsi="Times New Roman"/>
+          <w:b/>
+          <w:bCs/>
+        </w:rPr>
+        <w:t xml:space="preserve">全程不使用 </w:t>
+      </w:r>
+      <w:r>
+        <w:rPr>
+          <w:rFonts w:ascii="Cambria Math" w:eastAsia="SimSun" w:hAnsi="Cambria Math"/>
+          <w:b/>
+          <w:bCs/>
+          <w:i/>
+          <w:iCs/>
+        </w:rPr>
+        <w:t xml:space="preserve">N</w:t>
+      </w:r>
+      <w:r>
+        <w:rPr>
+          <w:rFonts w:ascii="Times New Roman" w:cs="Times New Roman" w:eastAsia="SimSun" w:hAnsi="Times New Roman"/>
+        </w:rPr>
+        <w:t xml:space="preserve">，是真正独立的测量。</w:t>
+      </w:r>
+    </w:p>
+    <w:p>
+      <w:pPr>
+        <w:pStyle w:val="Heading3"/>
+        <w:spacing w:after="160" w:before="300"/>
+      </w:pPr>
+      <w:r>
+        <w:rPr>
+          <w:rFonts w:ascii="Times New Roman" w:cs="Times New Roman" w:eastAsia="SimSun" w:hAnsi="Times New Roman"/>
+          <w:b/>
+          <w:bCs/>
+          <w:color w:val="1A1A1A"/>
+          <w:sz w:val="23"/>
+          <w:szCs w:val="23"/>
+        </w:rPr>
+        <w:t xml:space="preserve">4.4 三处均场偏差的逐项量化（</w:t>
+      </w:r>
+      <w:r>
+        <w:rPr>
+          <w:rFonts w:ascii="Times New Roman" w:cs="Times New Roman" w:eastAsia="SimSun" w:hAnsi="Times New Roman"/>
+          <w:b/>
+          <w:bCs/>
+          <w:color w:val="1A1A1A"/>
+          <w:sz w:val="23"/>
+          <w:szCs w:val="23"/>
+        </w:rPr>
+        <w:t xml:space="preserve">图 4</w:t>
+      </w:r>
+      <w:r>
+        <w:rPr>
+          <w:rFonts w:ascii="Times New Roman" w:cs="Times New Roman" w:eastAsia="SimSun" w:hAnsi="Times New Roman"/>
+          <w:b/>
+          <w:bCs/>
+          <w:color w:val="1A1A1A"/>
+          <w:sz w:val="23"/>
+          <w:szCs w:val="23"/>
+        </w:rPr>
+        <w:t xml:space="preserve">）</w:t>
+      </w:r>
+    </w:p>
+    <w:p>
+      <w:pPr>
+        <w:spacing w:after="120" w:before="120" w:line="320" w:lineRule="auto"/>
+        <w:jc w:val="both"/>
+      </w:pPr>
+      <w:r>
+        <w:rPr>
+          <w:rFonts w:ascii="Times New Roman" w:cs="Times New Roman" w:eastAsia="SimSun" w:hAnsi="Times New Roman"/>
+        </w:rPr>
+        <w:t xml:space="preserve">按命题 3.4 分别关闭三项（用 </w:t>
+      </w:r>
+      <w:r>
+        <w:rPr>
+          <w:rFonts w:ascii="Cambria Math" w:eastAsia="SimSun" w:hAnsi="Cambria Math"/>
+          <w:i w:val="false"/>
+          <w:iCs w:val="false"/>
+        </w:rPr>
+        <w:t xml:space="preserve">λ</w:t>
+      </w:r>
+      <w:r>
+        <w:rPr>
+          <w:rFonts w:ascii="Times New Roman" w:cs="Times New Roman" w:eastAsia="SimSun" w:hAnsi="Times New Roman"/>
+        </w:rPr>
+        <w:t xml:space="preserve"> 换 </w:t>
+      </w:r>
+      <w:r>
+        <w:rPr>
+          <w:rFonts w:ascii="Cambria Math" w:eastAsia="SimSun" w:hAnsi="Cambria Math"/>
+          <w:i/>
+          <w:iCs/>
+        </w:rPr>
+        <w:t xml:space="preserve">T</w:t>
+      </w:r>
+      <w:r>
+        <w:rPr>
+          <w:rFonts w:ascii="Times New Roman" w:cs="Times New Roman" w:eastAsia="SimSun" w:hAnsi="Times New Roman"/>
+        </w:rPr>
+        <w:t xml:space="preserve">、加/去 </w:t>
+      </w:r>
+      <w:r>
+        <w:rPr>
+          <w:rFonts w:ascii="Cambria Math" w:eastAsia="SimSun" w:hAnsi="Cambria Math"/>
+          <w:i w:val="false"/>
+          <w:iCs w:val="false"/>
+        </w:rPr>
+        <w:t xml:space="preserve">-δ</w:t>
       </w:r>
       <w:r>
         <w:rPr>
@@ -16314,7 +17140,126 @@
         <w:rPr>
           <w:rFonts w:ascii="Times New Roman" w:cs="Times New Roman" w:eastAsia="SimSun" w:hAnsi="Times New Roman"/>
         </w:rPr>
-        <w:t xml:space="preserve"> 的调节：两条边际度序列固定下重排层度配对</w:t>
+        <w:t xml:space="preserve">、用 </w:t>
+      </w:r>
+      <w:r>
+        <w:rPr>
+          <w:rFonts w:ascii="Cambria Math" w:eastAsia="SimSun" w:hAnsi="Cambria Math"/>
+          <w:i w:val="false"/>
+          <w:iCs w:val="false"/>
+        </w:rPr>
+        <w:t xml:space="preserve">(</w:t>
+      </w:r>
+      <w:r>
+        <w:rPr>
+          <w:rFonts w:ascii="Cambria Math" w:eastAsia="SimSun" w:hAnsi="Cambria Math"/>
+          <w:i/>
+          <w:iCs/>
+        </w:rPr>
+        <w:t xml:space="preserve">m</w:t>
+      </w:r>
+      <w:r>
+        <w:rPr>
+          <w:rFonts w:ascii="Cambria Math" w:eastAsia="SimSun" w:hAnsi="Cambria Math"/>
+          <w:i w:val="false"/>
+          <w:iCs w:val="false"/>
+        </w:rPr>
+        <w:t xml:space="preserve">-1)</w:t>
+      </w:r>
+      <w:r>
+        <w:rPr>
+          <w:rFonts w:ascii="Cambria Math" w:eastAsia="SimSun" w:hAnsi="Cambria Math"/>
+          <w:i/>
+          <w:iCs/>
+        </w:rPr>
+        <w:t xml:space="preserve">T</w:t>
+      </w:r>
+      <w:r>
+        <w:rPr>
+          <w:rFonts w:ascii="Times New Roman" w:cs="Times New Roman" w:eastAsia="SimSun" w:hAnsi="Times New Roman"/>
+        </w:rPr>
+        <w:t xml:space="preserve"> 换 </w:t>
+      </w:r>
+      <w:r>
+        <w:rPr>
+          <w:rFonts w:ascii="Cambria Math" w:eastAsia="SimSun" w:hAnsi="Cambria Math"/>
+          <w:i/>
+          <w:iCs/>
+        </w:rPr>
+        <w:t xml:space="preserve">C</w:t>
+      </w:r>
+      <w:r>
+        <w:rPr>
+          <w:rFonts w:ascii="Times New Roman" w:cs="Times New Roman" w:eastAsia="SimSun" w:hAnsi="Times New Roman"/>
+        </w:rPr>
+        <w:t xml:space="preserve">），</w:t>
+      </w:r>
+    </w:p>
+    <w:p>
+      <w:pPr>
+        <w:spacing w:after="120" w:before="120" w:line="320" w:lineRule="auto"/>
+        <w:jc w:val="both"/>
+      </w:pPr>
+      <w:r>
+        <w:rPr>
+          <w:rFonts w:ascii="Times New Roman" w:cs="Times New Roman" w:eastAsia="SimSun" w:hAnsi="Times New Roman"/>
+        </w:rPr>
+        <w:t xml:space="preserve">在 </w:t>
+      </w:r>
+      <w:r>
+        <w:rPr>
+          <w:rFonts w:ascii="Cambria Math" w:eastAsia="SimSun" w:hAnsi="Cambria Math"/>
+          <w:i w:val="false"/>
+          <w:iCs w:val="false"/>
+        </w:rPr>
+        <w:t xml:space="preserve">(</w:t>
+      </w:r>
+      <w:r>
+        <w:rPr>
+          <w:rFonts w:ascii="Cambria Math" w:eastAsia="SimSun" w:hAnsi="Cambria Math"/>
+          <w:i/>
+          <w:iCs/>
+        </w:rPr>
+        <w:t xml:space="preserve">m</w:t>
+      </w:r>
+      <w:r>
+        <w:rPr>
+          <w:rFonts w:ascii="Cambria Math" w:eastAsia="SimSun" w:hAnsi="Cambria Math"/>
+          <w:i w:val="false"/>
+          <w:iCs w:val="false"/>
+        </w:rPr>
+        <w:t xml:space="preserve">,λ)</w:t>
+      </w:r>
+      <w:r>
+        <w:rPr>
+          <w:rFonts w:ascii="Times New Roman" w:cs="Times New Roman" w:eastAsia="SimSun" w:hAnsi="Times New Roman"/>
+        </w:rPr>
+        <w:t xml:space="preserve"> 平面上画出净偏差的符号与量级。</w:t>
+      </w:r>
+    </w:p>
+    <w:p>
+      <w:pPr>
+        <w:pBdr>
+          <w:bottom w:val="single" w:color="BBBBBB" w:sz="6" w:space="1"/>
+        </w:pBdr>
+        <w:spacing w:after="200" w:before="80"/>
+      </w:pPr>
+    </w:p>
+    <w:p>
+      <w:pPr>
+        <w:pStyle w:val="Heading2"/>
+        <w:spacing w:after="160" w:before="300"/>
+      </w:pPr>
+      <w:r>
+        <w:rPr>
+          <w:rFonts w:ascii="Times New Roman" w:cs="Times New Roman" w:eastAsia="SimSun" w:hAnsi="Times New Roman"/>
+          <w:b/>
+          <w:bCs/>
+          <w:color w:val="1A1A1A"/>
+          <w:sz w:val="26"/>
+          <w:szCs w:val="26"/>
+        </w:rPr>
+        <w:t xml:space="preserve">5. 结构生成与扫描工具</w:t>
       </w:r>
     </w:p>
     <w:p>
@@ -16328,26 +17273,63 @@
       </w:pPr>
       <w:r>
         <w:rPr>
-          <w:rFonts w:ascii="Cambria Math" w:eastAsia="SimSun" w:hAnsi="Cambria Math"/>
-          <w:i/>
-          <w:iCs/>
-        </w:rPr>
-        <w:t xml:space="preserve">o</w:t>
-      </w:r>
-      <w:r>
-        <w:rPr>
-          <w:rFonts w:ascii="Cambria Math" w:eastAsia="SimSun" w:hAnsi="Cambria Math"/>
-          <w:i w:val="false"/>
-          <w:iCs w:val="false"/>
-          <w:vertAlign w:val="subscript"/>
-        </w:rPr>
-        <w:t xml:space="preserve">ab</w:t>
-      </w:r>
-      <w:r>
-        <w:rPr>
-          <w:rFonts w:ascii="Times New Roman" w:cs="Times New Roman" w:eastAsia="SimSun" w:hAnsi="Times New Roman"/>
-        </w:rPr>
-        <w:t xml:space="preserve"> 的调节：保联合度的定向重连</w:t>
+          <w:rFonts w:ascii="Times New Roman" w:cs="Times New Roman" w:eastAsia="SimSun" w:hAnsi="Times New Roman"/>
+        </w:rPr>
+        <w:t xml:space="preserve">多重超图位形模型：按联合度序列 </w:t>
+      </w:r>
+      <w:r>
+        <w:rPr>
+          <w:rFonts w:ascii="Cambria Math" w:eastAsia="SimSun" w:hAnsi="Cambria Math"/>
+          <w:i w:val="false"/>
+          <w:iCs w:val="false"/>
+        </w:rPr>
+        <w:t xml:space="preserve">{</w:t>
+      </w:r>
+      <w:r>
+        <w:rPr>
+          <w:rFonts w:ascii="Cambria Math" w:eastAsia="SimSun" w:hAnsi="Cambria Math"/>
+          <w:i/>
+          <w:iCs/>
+        </w:rPr>
+        <w:t xml:space="preserve">k</w:t>
+      </w:r>
+      <w:r>
+        <w:rPr>
+          <w:rFonts w:ascii="Cambria Math" w:eastAsia="SimSun" w:hAnsi="Cambria Math"/>
+          <w:i w:val="false"/>
+          <w:iCs w:val="false"/>
+        </w:rPr>
+        <w:t xml:space="preserve">(</w:t>
+      </w:r>
+      <w:r>
+        <w:rPr>
+          <w:rFonts w:ascii="Cambria Math" w:eastAsia="SimSun" w:hAnsi="Cambria Math"/>
+          <w:i/>
+          <w:iCs/>
+        </w:rPr>
+        <w:t xml:space="preserve">v</w:t>
+      </w:r>
+      <w:r>
+        <w:rPr>
+          <w:rFonts w:ascii="Cambria Math" w:eastAsia="SimSun" w:hAnsi="Cambria Math"/>
+          <w:i w:val="false"/>
+          <w:iCs w:val="false"/>
+        </w:rPr>
+        <w:t xml:space="preserve">)</w:t>
+      </w:r>
+      <w:r>
+        <w:rPr>
+          <w:rFonts w:ascii="Cambria Math" w:eastAsia="SimSun" w:hAnsi="Cambria Math"/>
+          <w:i w:val="false"/>
+          <w:iCs w:val="false"/>
+        </w:rPr>
+        <w:t xml:space="preserve">}</w:t>
+      </w:r>
+      <w:r>
+        <w:rPr>
+          <w:rFonts w:ascii="Times New Roman" w:cs="Times New Roman" w:eastAsia="SimSun" w:hAnsi="Times New Roman"/>
+        </w:rPr>
+        <w:t xml:space="preserve"> 配对各层成员槽，修复重复超边</w:t>
       </w:r>
     </w:p>
     <w:p>
@@ -16361,6 +17343,72 @@
       </w:pPr>
       <w:r>
         <w:rPr>
+          <w:rFonts w:ascii="Cambria Math" w:eastAsia="SimSun" w:hAnsi="Cambria Math"/>
+          <w:i w:val="false"/>
+          <w:iCs w:val="false"/>
+        </w:rPr>
+        <w:t xml:space="preserve">ρ</w:t>
+      </w:r>
+      <w:r>
+        <w:rPr>
+          <w:rFonts w:ascii="Cambria Math" w:eastAsia="SimSun" w:hAnsi="Cambria Math"/>
+          <w:i w:val="false"/>
+          <w:iCs w:val="false"/>
+          <w:vertAlign w:val="subscript"/>
+        </w:rPr>
+        <w:t xml:space="preserve">ab</w:t>
+      </w:r>
+      <w:r>
+        <w:rPr>
+          <w:rFonts w:ascii="Times New Roman" w:cs="Times New Roman" w:eastAsia="SimSun" w:hAnsi="Times New Roman"/>
+        </w:rPr>
+        <w:t xml:space="preserve"> 的调节：两条边际度序列固定下重排层度配对</w:t>
+      </w:r>
+    </w:p>
+    <w:p>
+      <w:pPr>
+        <w:pStyle w:val="ListParagraph"/>
+        <w:numPr>
+          <w:ilvl w:val="0"/>
+          <w:numId w:val="2"/>
+        </w:numPr>
+        <w:spacing w:after="60" w:before="60" w:line="310"/>
+      </w:pPr>
+      <w:r>
+        <w:rPr>
+          <w:rFonts w:ascii="Cambria Math" w:eastAsia="SimSun" w:hAnsi="Cambria Math"/>
+          <w:i/>
+          <w:iCs/>
+        </w:rPr>
+        <w:t xml:space="preserve">o</w:t>
+      </w:r>
+      <w:r>
+        <w:rPr>
+          <w:rFonts w:ascii="Cambria Math" w:eastAsia="SimSun" w:hAnsi="Cambria Math"/>
+          <w:i w:val="false"/>
+          <w:iCs w:val="false"/>
+          <w:vertAlign w:val="subscript"/>
+        </w:rPr>
+        <w:t xml:space="preserve">ab</w:t>
+      </w:r>
+      <w:r>
+        <w:rPr>
+          <w:rFonts w:ascii="Times New Roman" w:cs="Times New Roman" w:eastAsia="SimSun" w:hAnsi="Times New Roman"/>
+        </w:rPr>
+        <w:t xml:space="preserve"> 的调节：保联合度的定向重连</w:t>
+      </w:r>
+    </w:p>
+    <w:p>
+      <w:pPr>
+        <w:pStyle w:val="ListParagraph"/>
+        <w:numPr>
+          <w:ilvl w:val="0"/>
+          <w:numId w:val="2"/>
+        </w:numPr>
+        <w:spacing w:after="60" w:before="60" w:line="310"/>
+      </w:pPr>
+      <w:r>
+        <w:rPr>
           <w:rFonts w:ascii="Times New Roman" w:cs="Times New Roman" w:eastAsia="SimSun" w:hAnsi="Times New Roman"/>
         </w:rPr>
         <w:t xml:space="preserve">零模型基线与可动范围实测（见 2.3 的开放项）</w:t>
@@ -17030,158 +18078,6 @@
           <w:rFonts w:ascii="Times New Roman" w:cs="Times New Roman" w:eastAsia="SimSun" w:hAnsi="Times New Roman"/>
         </w:rPr>
         <w:t xml:space="preserve">定量刻度。</w:t>
-      </w:r>
-    </w:p>
-    <w:p>
-      <w:pPr>
-        <w:pStyle w:val="Heading3"/>
-        <w:spacing w:after="160" w:before="300"/>
-      </w:pPr>
-      <w:r>
-        <w:rPr>
-          <w:rFonts w:ascii="Times New Roman" w:cs="Times New Roman" w:eastAsia="SimSun" w:hAnsi="Times New Roman"/>
-          <w:b/>
-          <w:bCs/>
-          <w:color w:val="1A1A1A"/>
-          <w:sz w:val="23"/>
-          <w:szCs w:val="23"/>
-        </w:rPr>
-        <w:t xml:space="preserve">3.8 两处已知的空缺（须在定稿前补上）</w:t>
-      </w:r>
-    </w:p>
-    <w:p>
-      <w:pPr>
-        <w:pStyle w:val="ListParagraph"/>
-        <w:numPr>
-          <w:ilvl w:val="0"/>
-          <w:numId w:val="2"/>
-        </w:numPr>
-        <w:spacing w:after="60" w:before="60" w:line="310"/>
-      </w:pPr>
-      <w:r>
-        <w:rPr>
-          <w:rFonts w:ascii="Times New Roman" w:cs="Times New Roman" w:eastAsia="SimSun" w:hAnsi="Times New Roman"/>
-          <w:b/>
-          <w:bCs/>
-        </w:rPr>
-        <w:t xml:space="preserve">层内群体重叠</w:t>
-      </w:r>
-      <w:r>
-        <w:rPr>
-          <w:rFonts w:ascii="Times New Roman" w:cs="Times New Roman" w:eastAsia="SimSun" w:hAnsi="Times New Roman"/>
-        </w:rPr>
-        <w:t xml:space="preserve">：全文只讨论层间重叠 </w:t>
-      </w:r>
-      <w:r>
-        <w:rPr>
-          <w:rFonts w:ascii="Cambria Math" w:eastAsia="SimSun" w:hAnsi="Cambria Math"/>
-          <w:i/>
-          <w:iCs/>
-        </w:rPr>
-        <w:t xml:space="preserve">o</w:t>
-      </w:r>
-      <w:r>
-        <w:rPr>
-          <w:rFonts w:ascii="Cambria Math" w:eastAsia="SimSun" w:hAnsi="Cambria Math"/>
-          <w:i w:val="false"/>
-          <w:iCs w:val="false"/>
-          <w:vertAlign w:val="subscript"/>
-        </w:rPr>
-        <w:t xml:space="preserve">ab</w:t>
-      </w:r>
-      <w:r>
-        <w:rPr>
-          <w:rFonts w:ascii="Times New Roman" w:cs="Times New Roman" w:eastAsia="SimSun" w:hAnsi="Times New Roman"/>
-        </w:rPr>
-        <w:t xml:space="preserve">，但同一层内两个群体共享多个节点同样</w:t>
-      </w:r>
-    </w:p>
-    <w:p>
-      <w:pPr>
-        <w:spacing w:after="120" w:before="120" w:line="320" w:lineRule="auto"/>
-        <w:jc w:val="both"/>
-      </w:pPr>
-      <w:r>
-        <w:rPr>
-          <w:rFonts w:ascii="Times New Roman" w:cs="Times New Roman" w:eastAsia="SimSun" w:hAnsi="Times New Roman"/>
-        </w:rPr>
-        <w:t xml:space="preserve">破坏 (H1)。至少要给一个测量与一段讨论。</w:t>
-      </w:r>
-    </w:p>
-    <w:p>
-      <w:pPr>
-        <w:pStyle w:val="ListParagraph"/>
-        <w:numPr>
-          <w:ilvl w:val="0"/>
-          <w:numId w:val="2"/>
-        </w:numPr>
-        <w:spacing w:after="60" w:before="60" w:line="310"/>
-      </w:pPr>
-      <w:r>
-        <w:rPr>
-          <w:rFonts w:ascii="Times New Roman" w:cs="Times New Roman" w:eastAsia="SimSun" w:hAnsi="Times New Roman"/>
-          <w:b/>
-          <w:bCs/>
-        </w:rPr>
-        <w:t xml:space="preserve">终态理论</w:t>
-      </w:r>
-      <w:r>
-        <w:rPr>
-          <w:rFonts w:ascii="Times New Roman" w:cs="Times New Roman" w:eastAsia="SimSun" w:hAnsi="Times New Roman"/>
-        </w:rPr>
-        <w:t xml:space="preserve">：本大纲只做到阈值。家庭模型有成熟的最终规模自洽方程，且需要的是</w:t>
-      </w:r>
-    </w:p>
-    <w:p>
-      <w:pPr>
-        <w:spacing w:after="120" w:before="120" w:line="320" w:lineRule="auto"/>
-        <w:jc w:val="both"/>
-      </w:pPr>
-      <w:r>
-        <w:rPr>
-          <w:rFonts w:ascii="Times New Roman" w:cs="Times New Roman" w:eastAsia="SimSun" w:hAnsi="Times New Roman"/>
-        </w:rPr>
-        <w:t xml:space="preserve">群内最终规模的</w:t>
-      </w:r>
-      <w:r>
-        <w:rPr>
-          <w:rFonts w:ascii="Times New Roman" w:cs="Times New Roman" w:eastAsia="SimSun" w:hAnsi="Times New Roman"/>
-          <w:b/>
-          <w:bCs/>
-        </w:rPr>
-        <w:t xml:space="preserve">整个分布</w:t>
-      </w:r>
-      <w:r>
-        <w:rPr>
-          <w:rFonts w:ascii="Times New Roman" w:cs="Times New Roman" w:eastAsia="SimSun" w:hAnsi="Times New Roman"/>
-        </w:rPr>
-        <w:t xml:space="preserve">而非仅其均值 </w:t>
-      </w:r>
-      <w:r>
-        <w:rPr>
-          <w:rFonts w:ascii="Cambria Math" w:eastAsia="SimSun" w:hAnsi="Cambria Math"/>
-          <w:i/>
-          <w:iCs/>
-        </w:rPr>
-        <w:t xml:space="preserve">C</w:t>
-      </w:r>
-      <w:r>
-        <w:rPr>
-          <w:rFonts w:ascii="Times New Roman" w:cs="Times New Roman" w:eastAsia="SimSun" w:hAnsi="Times New Roman"/>
-        </w:rPr>
-        <w:t xml:space="preserve">。这是审稿人一定会问的，应在第 3 节补一小节</w:t>
-      </w:r>
-    </w:p>
-    <w:p>
-      <w:pPr>
-        <w:spacing w:after="120" w:before="120" w:line="320" w:lineRule="auto"/>
-        <w:jc w:val="both"/>
-      </w:pPr>
-      <w:r>
-        <w:rPr>
-          <w:rFonts w:ascii="Times New Roman" w:cs="Times New Roman" w:eastAsia="SimSun" w:hAnsi="Times New Roman"/>
-        </w:rPr>
-        <w:t xml:space="preserve">或明确声明留待后续。</w:t>
       </w:r>
     </w:p>
     <w:p>

--- a/drafts/sir-multiplex-hypergraphs/outline.docx
+++ b/drafts/sir-multiplex-hypergraphs/outline.docx
@@ -3162,7 +3162,23 @@
           <w:rFonts w:ascii="Times New Roman" w:cs="Times New Roman" w:eastAsia="SimSun" w:hAnsi="Times New Roman"/>
           <w:color w:val="3A4A5A"/>
         </w:rPr>
-        <w:t xml:space="preserve"> 并起来、每条超边保留其层标签</w:t>
+        <w:t xml:space="preserve"> 并成一个</w:t>
+      </w:r>
+      <w:r>
+        <w:rPr>
+          <w:rFonts w:ascii="Times New Roman" w:cs="Times New Roman" w:eastAsia="SimSun" w:hAnsi="Times New Roman"/>
+          <w:b/>
+          <w:bCs/>
+          <w:color w:val="3A4A5A"/>
+        </w:rPr>
+        <w:t xml:space="preserve">多重集</w:t>
+      </w:r>
+      <w:r>
+        <w:rPr>
+          <w:rFonts w:ascii="Times New Roman" w:cs="Times New Roman" w:eastAsia="SimSun" w:hAnsi="Times New Roman"/>
+          <w:color w:val="3A4A5A"/>
+        </w:rPr>
+        <w:t xml:space="preserve">（两层可以含有节点集</w:t>
       </w:r>
     </w:p>
     <w:p>
@@ -3175,6 +3191,13 @@
       </w:pPr>
       <w:r>
         <w:rPr>
+          <w:rFonts w:ascii="Times New Roman" w:cs="Times New Roman" w:eastAsia="SimSun" w:hAnsi="Times New Roman"/>
+          <w:color w:val="3A4A5A"/>
+        </w:rPr>
+        <w:t xml:space="preserve">相同的群体，合并后必须保留重数）、每条超边保留其层标签 </w:t>
+      </w:r>
+      <w:r>
+        <w:rPr>
           <w:rFonts w:ascii="Cambria Math" w:eastAsia="SimSun" w:hAnsi="Cambria Math"/>
           <w:i/>
           <w:iCs/>
@@ -3187,8 +3210,17 @@
           <w:rFonts w:ascii="Times New Roman" w:cs="Times New Roman" w:eastAsia="SimSun" w:hAnsi="Times New Roman"/>
           <w:color w:val="3A4A5A"/>
         </w:rPr>
-        <w:t xml:space="preserve">（从而保留 </w:t>
-      </w:r>
+        <w:t xml:space="preserve">（从而保留</w:t>
+      </w:r>
+    </w:p>
+    <w:p>
+      <w:pPr>
+        <w:pBdr>
+          <w:left w:val="single" w:color="9AAFC4" w:sz="12" w:space="8"/>
+        </w:pBdr>
+        <w:spacing w:after="60" w:before="60" w:line="300"/>
+        <w:ind w:left="360"/>
+      </w:pPr>
       <w:r>
         <w:rPr>
           <w:rFonts w:ascii="Cambria Math" w:eastAsia="SimSun" w:hAnsi="Cambria Math"/>
@@ -5008,13 +5040,13 @@
           <w:b/>
           <w:bCs/>
         </w:rPr>
-        <w:t xml:space="preserve">多元生成函数在此进入，这是层间相关传入动力学的唯一解析通道</w:t>
-      </w:r>
-      <w:r>
-        <w:rPr>
-          <w:rFonts w:ascii="Times New Roman" w:cs="Times New Roman" w:eastAsia="SimSun" w:hAnsi="Times New Roman"/>
-        </w:rPr>
-        <w:t xml:space="preserve">：</w:t>
+        <w:t xml:space="preserve">多元生成函数在此进入</w:t>
+      </w:r>
+      <w:r>
+        <w:rPr>
+          <w:rFonts w:ascii="Times New Roman" w:cs="Times New Roman" w:eastAsia="SimSun" w:hAnsi="Times New Roman"/>
+        </w:rPr>
+        <w:t xml:space="preserve">：层间相关只经由 </w:t>
       </w:r>
       <w:r>
         <w:rPr>
@@ -5028,7 +5060,30 @@
         <w:rPr>
           <w:rFonts w:ascii="Times New Roman" w:cs="Times New Roman" w:eastAsia="SimSun" w:hAnsi="Times New Roman"/>
         </w:rPr>
-        <w:t xml:space="preserve"> 的交叉项</w:t>
+        <w:t xml:space="preserve">（节点侧）与 </w:t>
+      </w:r>
+      <w:r>
+        <w:rPr>
+          <w:rFonts w:ascii="Cambria Math" w:eastAsia="SimSun" w:hAnsi="Cambria Math"/>
+          <w:i w:val="false"/>
+          <w:iCs w:val="false"/>
+        </w:rPr>
+        <w:t xml:space="preserve">ψ</w:t>
+      </w:r>
+      <w:r>
+        <w:rPr>
+          <w:rFonts w:ascii="Cambria Math" w:eastAsia="SimSun" w:hAnsi="Cambria Math"/>
+          <w:i w:val="false"/>
+          <w:iCs w:val="false"/>
+          <w:vertAlign w:val="subscript"/>
+        </w:rPr>
+        <w:t xml:space="preserve">a</w:t>
+      </w:r>
+      <w:r>
+        <w:rPr>
+          <w:rFonts w:ascii="Times New Roman" w:cs="Times New Roman" w:eastAsia="SimSun" w:hAnsi="Times New Roman"/>
+        </w:rPr>
+        <w:t xml:space="preserve">（成员侧，</w:t>
       </w:r>
     </w:p>
     <w:p>
@@ -5040,7 +5095,7 @@
         <w:rPr>
           <w:rFonts w:ascii="Times New Roman" w:cs="Times New Roman" w:eastAsia="SimSun" w:hAnsi="Times New Roman"/>
         </w:rPr>
-        <w:t xml:space="preserve">（即 </w:t>
+        <w:t xml:space="preserve">见 (2)）的交叉项传入动力学，</w:t>
       </w:r>
       <w:r>
         <w:rPr>
@@ -5096,7 +5151,31 @@
         <w:rPr>
           <w:rFonts w:ascii="Times New Roman" w:cs="Times New Roman" w:eastAsia="SimSun" w:hAnsi="Times New Roman"/>
         </w:rPr>
-        <w:t xml:space="preserve"> 一族）承载全部层间效应。</w:t>
+        <w:t xml:space="preserve"> 一族因而</w:t>
+      </w:r>
+    </w:p>
+    <w:p>
+      <w:pPr>
+        <w:spacing w:after="120" w:before="120" w:line="320" w:lineRule="auto"/>
+        <w:jc w:val="both"/>
+      </w:pPr>
+      <w:r>
+        <w:rPr>
+          <w:rFonts w:ascii="Times New Roman" w:cs="Times New Roman" w:eastAsia="SimSun" w:hAnsi="Times New Roman"/>
+        </w:rPr>
+        <w:t xml:space="preserve">承载全部层间效应。除此之外没有别的通道——这正是 6.5 那条"闭合看不见层间群体重叠"</w:t>
+      </w:r>
+    </w:p>
+    <w:p>
+      <w:pPr>
+        <w:spacing w:after="120" w:before="120" w:line="320" w:lineRule="auto"/>
+        <w:jc w:val="both"/>
+      </w:pPr>
+      <w:r>
+        <w:rPr>
+          <w:rFonts w:ascii="Times New Roman" w:cs="Times New Roman" w:eastAsia="SimSun" w:hAnsi="Times New Roman"/>
+        </w:rPr>
+        <w:t xml:space="preserve">的推论的来源。</w:t>
       </w:r>
     </w:p>
     <w:p>
@@ -15729,8 +15808,227 @@
       <w:r>
         <w:rPr>
           <w:rFonts w:ascii="Times New Roman" w:cs="Times New Roman" w:eastAsia="SimSun" w:hAnsi="Times New Roman"/>
-        </w:rPr>
-        <w:t xml:space="preserve">值得单独作一小节并给出终态的定量差异。</w:t>
+          <w:b/>
+          <w:bCs/>
+        </w:rPr>
+        <w:t xml:space="preserve">已验证</w:t>
+      </w:r>
+      <w:r>
+        <w:rPr>
+          <w:rFonts w:ascii="Times New Roman" w:cs="Times New Roman" w:eastAsia="SimSun" w:hAnsi="Times New Roman"/>
+        </w:rPr>
+        <w:t xml:space="preserve">（</w:t>
+      </w:r>
+      <w:r>
+        <w:rPr>
+          <w:rFonts w:ascii="Cambria Math" w:eastAsia="SimSun" w:hAnsi="Cambria Math"/>
+          <w:i/>
+          <w:iCs/>
+        </w:rPr>
+        <w:t xml:space="preserve">P</w:t>
+      </w:r>
+      <w:r>
+        <w:rPr>
+          <w:rFonts w:ascii="Cambria Math" w:eastAsia="SimSun" w:hAnsi="Cambria Math"/>
+          <w:i w:val="false"/>
+          <w:iCs w:val="false"/>
+        </w:rPr>
+        <w:t xml:space="preserve">=</w:t>
+      </w:r>
+      <w:r>
+        <w:rPr>
+          <w:rFonts w:ascii="Cambria Math" w:eastAsia="SimSun" w:hAnsi="Cambria Math"/>
+          <w:i w:val="false"/>
+          <w:iCs w:val="false"/>
+        </w:rPr>
+        <w:t xml:space="preserve">{</w:t>
+      </w:r>
+      <w:r>
+        <w:rPr>
+          <w:rFonts w:ascii="Cambria Math" w:eastAsia="SimSun" w:hAnsi="Cambria Math"/>
+          <w:i w:val="false"/>
+          <w:iCs w:val="false"/>
+        </w:rPr>
+        <w:t xml:space="preserve">(2,2),(3,3)</w:t>
+      </w:r>
+      <w:r>
+        <w:rPr>
+          <w:rFonts w:ascii="Cambria Math" w:eastAsia="SimSun" w:hAnsi="Cambria Math"/>
+          <w:i w:val="false"/>
+          <w:iCs w:val="false"/>
+        </w:rPr>
+        <w:t xml:space="preserve">}</w:t>
+      </w:r>
+      <w:r>
+        <w:rPr>
+          <w:rFonts w:ascii="Times New Roman" w:cs="Times New Roman" w:eastAsia="SimSun" w:hAnsi="Times New Roman"/>
+        </w:rPr>
+        <w:t xml:space="preserve">、</w:t>
+      </w:r>
+      <w:r>
+        <w:rPr>
+          <w:rFonts w:ascii="Cambria Math" w:eastAsia="SimSun" w:hAnsi="Cambria Math"/>
+          <w:i/>
+          <w:iCs/>
+        </w:rPr>
+        <w:t xml:space="preserve">m</w:t>
+      </w:r>
+      <w:r>
+        <w:rPr>
+          <w:rFonts w:ascii="Cambria Math" w:eastAsia="SimSun" w:hAnsi="Cambria Math"/>
+          <w:i w:val="false"/>
+          <w:iCs w:val="false"/>
+        </w:rPr>
+        <w:t xml:space="preserve">=(3,4)</w:t>
+      </w:r>
+      <w:r>
+        <w:rPr>
+          <w:rFonts w:ascii="Times New Roman" w:cs="Times New Roman" w:eastAsia="SimSun" w:hAnsi="Times New Roman"/>
+        </w:rPr>
+        <w:t xml:space="preserve">、</w:t>
+      </w:r>
+      <w:r>
+        <w:rPr>
+          <w:rFonts w:ascii="Cambria Math" w:eastAsia="SimSun" w:hAnsi="Cambria Math"/>
+          <w:i w:val="false"/>
+          <w:iCs w:val="false"/>
+        </w:rPr>
+        <w:t xml:space="preserve">θ=(1,2)</w:t>
+      </w:r>
+      <w:r>
+        <w:rPr>
+          <w:rFonts w:ascii="Times New Roman" w:cs="Times New Roman" w:eastAsia="SimSun" w:hAnsi="Times New Roman"/>
+        </w:rPr>
+        <w:t xml:space="preserve">）：加入 </w:t>
+      </w:r>
+      <w:r>
+        <w:rPr>
+          <w:rFonts w:ascii="Cambria Math" w:eastAsia="SimSun" w:hAnsi="Cambria Math"/>
+          <w:i w:val="false"/>
+          <w:iCs w:val="false"/>
+        </w:rPr>
+        <w:t xml:space="preserve">θ=2</w:t>
+      </w:r>
+      <w:r>
+        <w:rPr>
+          <w:rFonts w:ascii="Times New Roman" w:cs="Times New Roman" w:eastAsia="SimSun" w:hAnsi="Times New Roman"/>
+        </w:rPr>
+        <w:t xml:space="preserve"> 的层</w:t>
+      </w:r>
+    </w:p>
+    <w:p>
+      <w:pPr>
+        <w:spacing w:after="120" w:before="120" w:line="320" w:lineRule="auto"/>
+        <w:jc w:val="both"/>
+      </w:pPr>
+      <w:r>
+        <w:rPr>
+          <w:rFonts w:ascii="Times New Roman" w:cs="Times New Roman" w:eastAsia="SimSun" w:hAnsi="Times New Roman"/>
+        </w:rPr>
+        <w:t xml:space="preserve">后阈值由 </w:t>
+      </w:r>
+      <w:r>
+        <w:rPr>
+          <w:rFonts w:ascii="Cambria Math" w:eastAsia="SimSun" w:hAnsi="Cambria Math"/>
+          <w:i w:val="false"/>
+          <w:iCs w:val="false"/>
+        </w:rPr>
+        <w:t xml:space="preserve">0.410619</w:t>
+      </w:r>
+      <w:r>
+        <w:rPr>
+          <w:rFonts w:ascii="Times New Roman" w:cs="Times New Roman" w:eastAsia="SimSun" w:hAnsi="Times New Roman"/>
+        </w:rPr>
+        <w:t xml:space="preserve"> 变为 </w:t>
+      </w:r>
+      <w:r>
+        <w:rPr>
+          <w:rFonts w:ascii="Cambria Math" w:eastAsia="SimSun" w:hAnsi="Cambria Math"/>
+          <w:i w:val="false"/>
+          <w:iCs w:val="false"/>
+        </w:rPr>
+        <w:t xml:space="preserve">0.410616</w:t>
+      </w:r>
+      <w:r>
+        <w:rPr>
+          <w:rFonts w:ascii="Times New Roman" w:cs="Times New Roman" w:eastAsia="SimSun" w:hAnsi="Times New Roman"/>
+        </w:rPr>
+        <w:t xml:space="preserve">（相对移动 </w:t>
+      </w:r>
+      <w:r>
+        <w:rPr>
+          <w:rFonts w:ascii="Cambria Math" w:eastAsia="SimSun" w:hAnsi="Cambria Math"/>
+          <w:i w:val="false"/>
+          <w:iCs w:val="false"/>
+        </w:rPr>
+        <w:t xml:space="preserve">9×10</w:t>
+      </w:r>
+      <w:r>
+        <w:rPr>
+          <w:rFonts w:ascii="Cambria Math" w:eastAsia="SimSun" w:hAnsi="Cambria Math"/>
+          <w:i w:val="false"/>
+          <w:iCs w:val="false"/>
+          <w:vertAlign w:val="superscript"/>
+        </w:rPr>
+        <w:t xml:space="preserve">-6</w:t>
+      </w:r>
+      <w:r>
+        <w:rPr>
+          <w:rFonts w:ascii="Times New Roman" w:cs="Times New Roman" w:eastAsia="SimSun" w:hAnsi="Times New Roman"/>
+        </w:rPr>
+        <w:t xml:space="preserve">，即二分精度内不变），</w:t>
+      </w:r>
+    </w:p>
+    <w:p>
+      <w:pPr>
+        <w:spacing w:after="120" w:before="120" w:line="320" w:lineRule="auto"/>
+        <w:jc w:val="both"/>
+      </w:pPr>
+      <w:r>
+        <w:rPr>
+          <w:rFonts w:ascii="Times New Roman" w:cs="Times New Roman" w:eastAsia="SimSun" w:hAnsi="Times New Roman"/>
+        </w:rPr>
+        <w:t xml:space="preserve">而终态规模被放大 —— </w:t>
+      </w:r>
+      <w:r>
+        <w:rPr>
+          <w:rFonts w:ascii="Cambria Math" w:eastAsia="SimSun" w:hAnsi="Cambria Math"/>
+          <w:i w:val="false"/>
+          <w:iCs w:val="false"/>
+        </w:rPr>
+        <w:t xml:space="preserve">λ=0.45,0.70,1.00</w:t>
+      </w:r>
+      <w:r>
+        <w:rPr>
+          <w:rFonts w:ascii="Times New Roman" w:cs="Times New Roman" w:eastAsia="SimSun" w:hAnsi="Times New Roman"/>
+        </w:rPr>
+        <w:t xml:space="preserve"> 处依次为 </w:t>
+      </w:r>
+      <w:r>
+        <w:rPr>
+          <w:rFonts w:ascii="Cambria Math" w:eastAsia="SimSun" w:hAnsi="Cambria Math"/>
+          <w:i w:val="false"/>
+          <w:iCs w:val="false"/>
+        </w:rPr>
+        <w:t xml:space="preserve">1.31,1.21,1.09</w:t>
+      </w:r>
+      <w:r>
+        <w:rPr>
+          <w:rFonts w:ascii="Times New Roman" w:cs="Times New Roman" w:eastAsia="SimSun" w:hAnsi="Times New Roman"/>
+        </w:rPr>
+        <w:t xml:space="preserve"> 倍。</w:t>
+      </w:r>
+    </w:p>
+    <w:p>
+      <w:pPr>
+        <w:spacing w:after="120" w:before="120" w:line="320" w:lineRule="auto"/>
+        <w:jc w:val="both"/>
+      </w:pPr>
+      <w:r>
+        <w:rPr>
+          <w:rFonts w:ascii="Times New Roman" w:cs="Times New Roman" w:eastAsia="SimSun" w:hAnsi="Times New Roman"/>
+        </w:rPr>
+        <w:t xml:space="preserve">放大在阈值上方最强、深超临界区衰减，这个非单调的形状值得作一小节并画成图。</w:t>
       </w:r>
     </w:p>
     <w:p>
@@ -15747,7 +16045,7 @@
           <w:sz w:val="23"/>
           <w:szCs w:val="23"/>
         </w:rPr>
-        <w:t xml:space="preserve">3.8 两处已知的空缺（须在定稿前补上）</w:t>
+        <w:t xml:space="preserve">3.8 三处已知的空缺（须在定稿前补上）</w:t>
       </w:r>
     </w:p>
     <w:p>
@@ -15883,6 +16181,98 @@
           <w:rFonts w:ascii="Times New Roman" w:cs="Times New Roman" w:eastAsia="SimSun" w:hAnsi="Times New Roman"/>
         </w:rPr>
         <w:t xml:space="preserve">或明确声明留待后续。</w:t>
+      </w:r>
+    </w:p>
+    <w:p>
+      <w:pPr>
+        <w:pStyle w:val="ListParagraph"/>
+        <w:numPr>
+          <w:ilvl w:val="0"/>
+          <w:numId w:val="2"/>
+        </w:numPr>
+        <w:spacing w:after="60" w:before="60" w:line="310"/>
+      </w:pPr>
+      <w:r>
+        <w:rPr>
+          <w:rFonts w:ascii="Times New Roman" w:cs="Times New Roman" w:eastAsia="SimSun" w:hAnsi="Times New Roman"/>
+          <w:b/>
+          <w:bCs/>
+        </w:rPr>
+        <w:t xml:space="preserve">爆发概率</w:t>
+      </w:r>
+      <w:r>
+        <w:rPr>
+          <w:rFonts w:ascii="Times New Roman" w:cs="Times New Roman" w:eastAsia="SimSun" w:hAnsi="Times New Roman"/>
+        </w:rPr>
+        <w:t xml:space="preserve">：阈值由 </w:t>
+      </w:r>
+      <w:r>
+        <w:rPr>
+          <w:rFonts w:ascii="Cambria Math" w:eastAsia="SimSun" w:hAnsi="Cambria Math"/>
+          <w:i w:val="false"/>
+          <w:iCs w:val="false"/>
+        </w:rPr>
+        <w:t xml:space="preserve">ρ(</w:t>
+      </w:r>
+      <w:r>
+        <w:rPr>
+          <w:rFonts w:ascii="Cambria Math" w:eastAsia="SimSun" w:hAnsi="Cambria Math"/>
+          <w:i/>
+          <w:iCs/>
+        </w:rPr>
+        <w:t xml:space="preserve">N</w:t>
+      </w:r>
+      <w:r>
+        <w:rPr>
+          <w:rFonts w:ascii="Cambria Math" w:eastAsia="SimSun" w:hAnsi="Cambria Math"/>
+          <w:i w:val="false"/>
+          <w:iCs w:val="false"/>
+        </w:rPr>
+        <w:t xml:space="preserve">)</w:t>
+      </w:r>
+      <w:r>
+        <w:rPr>
+          <w:rFonts w:ascii="Times New Roman" w:cs="Times New Roman" w:eastAsia="SimSun" w:hAnsi="Times New Roman"/>
+        </w:rPr>
+        <w:t xml:space="preserve"> 决定，与种子无关；但</w:t>
+      </w:r>
+      <w:r>
+        <w:rPr>
+          <w:rFonts w:ascii="Times New Roman" w:cs="Times New Roman" w:eastAsia="SimSun" w:hAnsi="Times New Roman"/>
+          <w:b/>
+          <w:bCs/>
+        </w:rPr>
+        <w:t xml:space="preserve">爆发概率</w:t>
+      </w:r>
+      <w:r>
+        <w:rPr>
+          <w:rFonts w:ascii="Times New Roman" w:cs="Times New Roman" w:eastAsia="SimSun" w:hAnsi="Times New Roman"/>
+        </w:rPr>
+        <w:t xml:space="preserve">由多型分支</w:t>
+      </w:r>
+    </w:p>
+    <w:p>
+      <w:pPr>
+        <w:spacing w:after="120" w:before="120" w:line="320" w:lineRule="auto"/>
+        <w:jc w:val="both"/>
+      </w:pPr>
+      <w:r>
+        <w:rPr>
+          <w:rFonts w:ascii="Times New Roman" w:cs="Times New Roman" w:eastAsia="SimSun" w:hAnsi="Times New Roman"/>
+        </w:rPr>
+        <w:t xml:space="preserve">过程的消亡不动点给出，依赖种子的型分布，与终态规模是两个不同的量。有向工作里正是</w:t>
+      </w:r>
+    </w:p>
+    <w:p>
+      <w:pPr>
+        <w:spacing w:after="120" w:before="120" w:line="320" w:lineRule="auto"/>
+        <w:jc w:val="both"/>
+      </w:pPr>
+      <w:r>
+        <w:rPr>
+          <w:rFonts w:ascii="Times New Roman" w:cs="Times New Roman" w:eastAsia="SimSun" w:hAnsi="Times New Roman"/>
+        </w:rPr>
+        <w:t xml:space="preserve">这一区分给出了最有信息量的序参量。至少要写明这一点，最好给出不动点方程。</w:t>
       </w:r>
     </w:p>
     <w:p>

--- a/drafts/sir-multiplex-hypergraphs/outline.docx
+++ b/drafts/sir-multiplex-hypergraphs/outline.docx
@@ -16890,6 +16890,342 @@
       <w:r>
         <w:rPr>
           <w:rFonts w:ascii="Times New Roman" w:cs="Times New Roman" w:eastAsia="SimSun" w:hAnsi="Times New Roman"/>
+          <w:b/>
+          <w:bCs/>
+        </w:rPr>
+        <w:t xml:space="preserve">已覆盖的构型</w:t>
+      </w:r>
+      <w:r>
+        <w:rPr>
+          <w:rFonts w:ascii="Times New Roman" w:cs="Times New Roman" w:eastAsia="SimSun" w:hAnsi="Times New Roman"/>
+        </w:rPr>
+        <w:t xml:space="preserve">（</w:t>
+      </w:r>
+      <w:r>
+        <w:rPr>
+          <w:rFonts w:ascii="Consolas" w:eastAsia="SimSun" w:hAnsi="Consolas"/>
+        </w:rPr>
+        <w:t xml:space="preserve">tools/audit_theory.py</w:t>
+      </w:r>
+      <w:r>
+        <w:rPr>
+          <w:rFonts w:ascii="Times New Roman" w:cs="Times New Roman" w:eastAsia="SimSun" w:hAnsi="Times New Roman"/>
+        </w:rPr>
+        <w:t xml:space="preserve">、</w:t>
+      </w:r>
+      <w:r>
+        <w:rPr>
+          <w:rFonts w:ascii="Consolas" w:eastAsia="SimSun" w:hAnsi="Consolas"/>
+        </w:rPr>
+        <w:t xml:space="preserve">tools/scaling_asym.py</w:t>
+      </w:r>
+      <w:r>
+        <w:rPr>
+          <w:rFonts w:ascii="Times New Roman" w:cs="Times New Roman" w:eastAsia="SimSun" w:hAnsi="Times New Roman"/>
+        </w:rPr>
+        <w:t xml:space="preserve">）：反相关度分布、</w:t>
+      </w:r>
+    </w:p>
+    <w:p>
+      <w:pPr>
+        <w:spacing w:after="120" w:before="120" w:line="320" w:lineRule="auto"/>
+        <w:jc w:val="both"/>
+      </w:pPr>
+      <w:r>
+        <w:rPr>
+          <w:rFonts w:ascii="Cambria Math" w:eastAsia="SimSun" w:hAnsi="Cambria Math"/>
+          <w:i w:val="false"/>
+          <w:iCs w:val="false"/>
+        </w:rPr>
+        <w:t xml:space="preserve">θ=(1,2)</w:t>
+      </w:r>
+      <w:r>
+        <w:rPr>
+          <w:rFonts w:ascii="Times New Roman" w:cs="Times New Roman" w:eastAsia="SimSun" w:hAnsi="Times New Roman"/>
+        </w:rPr>
+        <w:t xml:space="preserve">、三层构型在 </w:t>
+      </w:r>
+      <w:r>
+        <w:rPr>
+          <w:rFonts w:ascii="Cambria Math" w:eastAsia="SimSun" w:hAnsi="Cambria Math"/>
+          <w:i/>
+          <w:iCs/>
+        </w:rPr>
+        <w:t xml:space="preserve">N</w:t>
+      </w:r>
+      <w:r>
+        <w:rPr>
+          <w:rFonts w:ascii="Cambria Math" w:eastAsia="SimSun" w:hAnsi="Cambria Math"/>
+          <w:i w:val="false"/>
+          <w:iCs w:val="false"/>
+        </w:rPr>
+        <w:t xml:space="preserve">=4000</w:t>
+      </w:r>
+      <w:r>
+        <w:rPr>
+          <w:rFonts w:ascii="Times New Roman" w:cs="Times New Roman" w:eastAsia="SimSun" w:hAnsi="Times New Roman"/>
+        </w:rPr>
+        <w:t xml:space="preserve"> 下均落在噪声内；非对称速率与群体规模</w:t>
+      </w:r>
+    </w:p>
+    <w:p>
+      <w:pPr>
+        <w:spacing w:after="120" w:before="120" w:line="320" w:lineRule="auto"/>
+        <w:jc w:val="both"/>
+      </w:pPr>
+      <w:r>
+        <w:rPr>
+          <w:rFonts w:ascii="Times New Roman" w:cs="Times New Roman" w:eastAsia="SimSun" w:hAnsi="Times New Roman"/>
+        </w:rPr>
+        <w:t xml:space="preserve">（</w:t>
+      </w:r>
+      <w:r>
+        <w:rPr>
+          <w:rFonts w:ascii="Cambria Math" w:eastAsia="SimSun" w:hAnsi="Cambria Math"/>
+          <w:i/>
+          <w:iCs/>
+        </w:rPr>
+        <w:t xml:space="preserve">m</w:t>
+      </w:r>
+      <w:r>
+        <w:rPr>
+          <w:rFonts w:ascii="Cambria Math" w:eastAsia="SimSun" w:hAnsi="Cambria Math"/>
+          <w:i w:val="false"/>
+          <w:iCs w:val="false"/>
+        </w:rPr>
+        <w:t xml:space="preserve">=(3,5)</w:t>
+      </w:r>
+      <w:r>
+        <w:rPr>
+          <w:rFonts w:ascii="Times New Roman" w:cs="Times New Roman" w:eastAsia="SimSun" w:hAnsi="Times New Roman"/>
+        </w:rPr>
+        <w:t xml:space="preserve">、</w:t>
+      </w:r>
+      <w:r>
+        <w:rPr>
+          <w:rFonts w:ascii="Cambria Math" w:eastAsia="SimSun" w:hAnsi="Cambria Math"/>
+          <w:i/>
+          <w:iCs/>
+        </w:rPr>
+        <w:t xml:space="preserve">w</w:t>
+      </w:r>
+      <w:r>
+        <w:rPr>
+          <w:rFonts w:ascii="Cambria Math" w:eastAsia="SimSun" w:hAnsi="Cambria Math"/>
+          <w:i w:val="false"/>
+          <w:iCs w:val="false"/>
+        </w:rPr>
+        <w:t xml:space="preserve">=(1,0.4)</w:t>
+      </w:r>
+      <w:r>
+        <w:rPr>
+          <w:rFonts w:ascii="Times New Roman" w:cs="Times New Roman" w:eastAsia="SimSun" w:hAnsi="Times New Roman"/>
+        </w:rPr>
+        <w:t xml:space="preserve">）在 </w:t>
+      </w:r>
+      <w:r>
+        <w:rPr>
+          <w:rFonts w:ascii="Cambria Math" w:eastAsia="SimSun" w:hAnsi="Cambria Math"/>
+          <w:i/>
+          <w:iCs/>
+        </w:rPr>
+        <w:t xml:space="preserve">N</w:t>
+      </w:r>
+      <w:r>
+        <w:rPr>
+          <w:rFonts w:ascii="Cambria Math" w:eastAsia="SimSun" w:hAnsi="Cambria Math"/>
+          <w:i w:val="false"/>
+          <w:iCs w:val="false"/>
+        </w:rPr>
+        <w:t xml:space="preserve">=4000</w:t>
+      </w:r>
+      <w:r>
+        <w:rPr>
+          <w:rFonts w:ascii="Times New Roman" w:cs="Times New Roman" w:eastAsia="SimSun" w:hAnsi="Times New Roman"/>
+        </w:rPr>
+        <w:t xml:space="preserve"> 处高出噪声 </w:t>
+      </w:r>
+      <w:r>
+        <w:rPr>
+          <w:rFonts w:ascii="Cambria Math" w:eastAsia="SimSun" w:hAnsi="Cambria Math"/>
+          <w:i w:val="false"/>
+          <w:iCs w:val="false"/>
+        </w:rPr>
+        <w:t xml:space="preserve">2.7</w:t>
+      </w:r>
+      <w:r>
+        <w:rPr>
+          <w:rFonts w:ascii="Times New Roman" w:cs="Times New Roman" w:eastAsia="SimSun" w:hAnsi="Times New Roman"/>
+        </w:rPr>
+        <w:t xml:space="preserve"> 倍，但标度到 </w:t>
+      </w:r>
+      <w:r>
+        <w:rPr>
+          <w:rFonts w:ascii="Cambria Math" w:eastAsia="SimSun" w:hAnsi="Cambria Math"/>
+          <w:i/>
+          <w:iCs/>
+        </w:rPr>
+        <w:t xml:space="preserve">N</w:t>
+      </w:r>
+      <w:r>
+        <w:rPr>
+          <w:rFonts w:ascii="Cambria Math" w:eastAsia="SimSun" w:hAnsi="Cambria Math"/>
+          <w:i w:val="false"/>
+          <w:iCs w:val="false"/>
+        </w:rPr>
+        <w:t xml:space="preserve">=8000</w:t>
+      </w:r>
+      <w:r>
+        <w:rPr>
+          <w:rFonts w:ascii="Times New Roman" w:cs="Times New Roman" w:eastAsia="SimSun" w:hAnsi="Times New Roman"/>
+        </w:rPr>
+        <w:t xml:space="preserve"> 即落入</w:t>
+      </w:r>
+    </w:p>
+    <w:p>
+      <w:pPr>
+        <w:spacing w:after="120" w:before="120" w:line="320" w:lineRule="auto"/>
+        <w:jc w:val="both"/>
+      </w:pPr>
+      <w:r>
+        <w:rPr>
+          <w:rFonts w:ascii="Times New Roman" w:cs="Times New Roman" w:eastAsia="SimSun" w:hAnsi="Times New Roman"/>
+        </w:rPr>
+        <w:t xml:space="preserve">噪声（</w:t>
+      </w:r>
+      <w:r>
+        <w:rPr>
+          <w:rFonts w:ascii="Cambria Math" w:eastAsia="SimSun" w:hAnsi="Cambria Math"/>
+          <w:i w:val="false"/>
+          <w:iCs w:val="false"/>
+        </w:rPr>
+        <w:t xml:space="preserve">6.82→0.39</w:t>
+      </w:r>
+      <w:r>
+        <w:rPr>
+          <w:rFonts w:ascii="Times New Roman" w:cs="Times New Roman" w:eastAsia="SimSun" w:hAnsi="Times New Roman"/>
+        </w:rPr>
+        <w:t xml:space="preserve">，单位 </w:t>
+      </w:r>
+      <w:r>
+        <w:rPr>
+          <w:rFonts w:ascii="Cambria Math" w:eastAsia="SimSun" w:hAnsi="Cambria Math"/>
+          <w:i w:val="false"/>
+          <w:iCs w:val="false"/>
+        </w:rPr>
+        <w:t xml:space="preserve">10</w:t>
+      </w:r>
+      <w:r>
+        <w:rPr>
+          <w:rFonts w:ascii="Cambria Math" w:eastAsia="SimSun" w:hAnsi="Cambria Math"/>
+          <w:i w:val="false"/>
+          <w:iCs w:val="false"/>
+          <w:vertAlign w:val="superscript"/>
+        </w:rPr>
+        <w:t xml:space="preserve">-3</w:t>
+      </w:r>
+      <w:r>
+        <w:rPr>
+          <w:rFonts w:ascii="Times New Roman" w:cs="Times New Roman" w:eastAsia="SimSun" w:hAnsi="Times New Roman"/>
+        </w:rPr>
+        <w:t xml:space="preserve">），确认是有限尺寸效应而非闭合失效——群体越大，</w:t>
+      </w:r>
+    </w:p>
+    <w:p>
+      <w:pPr>
+        <w:spacing w:after="120" w:before="120" w:line="320" w:lineRule="auto"/>
+        <w:jc w:val="both"/>
+      </w:pPr>
+      <w:r>
+        <w:rPr>
+          <w:rFonts w:ascii="Times New Roman" w:cs="Times New Roman" w:eastAsia="SimSun" w:hAnsi="Times New Roman"/>
+        </w:rPr>
+        <w:t xml:space="preserve">同样 </w:t>
+      </w:r>
+      <w:r>
+        <w:rPr>
+          <w:rFonts w:ascii="Cambria Math" w:eastAsia="SimSun" w:hAnsi="Cambria Math"/>
+          <w:i/>
+          <w:iCs/>
+        </w:rPr>
+        <w:t xml:space="preserve">N</w:t>
+      </w:r>
+      <w:r>
+        <w:rPr>
+          <w:rFonts w:ascii="Times New Roman" w:cs="Times New Roman" w:eastAsia="SimSun" w:hAnsi="Times New Roman"/>
+        </w:rPr>
+        <w:t xml:space="preserve"> 下短回路越密。正文的规模扫描因而</w:t>
+      </w:r>
+      <w:r>
+        <w:rPr>
+          <w:rFonts w:ascii="Times New Roman" w:cs="Times New Roman" w:eastAsia="SimSun" w:hAnsi="Times New Roman"/>
+          <w:b/>
+          <w:bCs/>
+        </w:rPr>
+        <w:t xml:space="preserve">必须按最大的 </w:t>
+      </w:r>
+      <w:r>
+        <w:rPr>
+          <w:rFonts w:ascii="Cambria Math" w:eastAsia="SimSun" w:hAnsi="Cambria Math"/>
+          <w:b/>
+          <w:bCs/>
+          <w:i/>
+          <w:iCs/>
+        </w:rPr>
+        <w:t xml:space="preserve">m</w:t>
+      </w:r>
+      <w:r>
+        <w:rPr>
+          <w:rFonts w:ascii="Cambria Math" w:eastAsia="SimSun" w:hAnsi="Cambria Math"/>
+          <w:b/>
+          <w:bCs/>
+          <w:i w:val="false"/>
+          <w:iCs w:val="false"/>
+          <w:vertAlign w:val="subscript"/>
+        </w:rPr>
+        <w:t xml:space="preserve">a</w:t>
+      </w:r>
+      <w:r>
+        <w:rPr>
+          <w:rFonts w:ascii="Times New Roman" w:cs="Times New Roman" w:eastAsia="SimSun" w:hAnsi="Times New Roman"/>
+          <w:b/>
+          <w:bCs/>
+        </w:rPr>
+        <w:t xml:space="preserve"> 选取 </w:t>
+      </w:r>
+      <w:r>
+        <w:rPr>
+          <w:rFonts w:ascii="Cambria Math" w:eastAsia="SimSun" w:hAnsi="Cambria Math"/>
+          <w:b/>
+          <w:bCs/>
+          <w:i/>
+          <w:iCs/>
+        </w:rPr>
+        <w:t xml:space="preserve">N</w:t>
+      </w:r>
+      <w:r>
+        <w:rPr>
+          <w:rFonts w:ascii="Times New Roman" w:cs="Times New Roman" w:eastAsia="SimSun" w:hAnsi="Times New Roman"/>
+          <w:b/>
+          <w:bCs/>
+        </w:rPr>
+        <w:t xml:space="preserve"> 的下限</w:t>
+      </w:r>
+      <w:r>
+        <w:rPr>
+          <w:rFonts w:ascii="Times New Roman" w:cs="Times New Roman" w:eastAsia="SimSun" w:hAnsi="Times New Roman"/>
+        </w:rPr>
+        <w:t xml:space="preserve">。</w:t>
+      </w:r>
+    </w:p>
+    <w:p>
+      <w:pPr>
+        <w:spacing w:after="120" w:before="120" w:line="320" w:lineRule="auto"/>
+        <w:jc w:val="both"/>
+      </w:pPr>
+      <w:r>
+        <w:rPr>
+          <w:rFonts w:ascii="Times New Roman" w:cs="Times New Roman" w:eastAsia="SimSun" w:hAnsi="Times New Roman"/>
         </w:rPr>
         <w:t xml:space="preserve">阈值邻域须单独做有限尺寸标度，不能直接引用有限 </w:t>
       </w:r>

--- a/drafts/sir-multiplex-hypergraphs/outline.docx
+++ b/drafts/sir-multiplex-hypergraphs/outline.docx
@@ -17090,7 +17090,49 @@
           <w:rFonts w:ascii="Times New Roman" w:cs="Times New Roman" w:eastAsia="SimSun" w:hAnsi="Times New Roman"/>
           <w:color w:val="3A4A5A"/>
         </w:rPr>
-        <w:t xml:space="preserve">——**同一大小出现在度相关、速率、群体规模、</w:t>
+        <w:t xml:space="preserve">。</w:t>
+      </w:r>
+      <w:r>
+        <w:rPr>
+          <w:rFonts w:ascii="Times New Roman" w:cs="Times New Roman" w:eastAsia="SimSun" w:hAnsi="Times New Roman"/>
+          <w:b/>
+          <w:bCs/>
+          <w:color w:val="3A4A5A"/>
+        </w:rPr>
+        <w:t xml:space="preserve">已确认是积分窗口效应</w:t>
+      </w:r>
+      <w:r>
+        <w:rPr>
+          <w:rFonts w:ascii="Times New Roman" w:cs="Times New Roman" w:eastAsia="SimSun" w:hAnsi="Times New Roman"/>
+          <w:color w:val="3A4A5A"/>
+        </w:rPr>
+        <w:t xml:space="preserve">：</w:t>
+      </w:r>
+      <w:r>
+        <w:rPr>
+          <w:rFonts w:ascii="Cambria Math" w:eastAsia="SimSun" w:hAnsi="Cambria Math"/>
+          <w:i/>
+          <w:iCs/>
+          <w:color w:val="3A4A5A"/>
+        </w:rPr>
+        <w:t xml:space="preserve">t</w:t>
+      </w:r>
+      <w:r>
+        <w:rPr>
+          <w:rFonts w:ascii="Cambria Math" w:eastAsia="SimSun" w:hAnsi="Cambria Math"/>
+          <w:i w:val="false"/>
+          <w:iCs w:val="false"/>
+          <w:color w:val="3A4A5A"/>
+          <w:vertAlign w:val="subscript"/>
+        </w:rPr>
+        <w:t xml:space="preserve">max</w:t>
+      </w:r>
+      <w:r>
+        <w:rPr>
+          <w:rFonts w:ascii="Times New Roman" w:cs="Times New Roman" w:eastAsia="SimSun" w:hAnsi="Times New Roman"/>
+          <w:color w:val="3A4A5A"/>
+        </w:rPr>
+        <w:t xml:space="preserve"> 每加倍</w:t>
       </w:r>
     </w:p>
     <w:p>
@@ -17103,19 +17145,58 @@
       </w:pPr>
       <w:r>
         <w:rPr>
-          <w:rFonts w:ascii="Cambria Math" w:eastAsia="SimSun" w:hAnsi="Cambria Math"/>
-          <w:i w:val="false"/>
-          <w:iCs w:val="false"/>
-          <w:color w:val="3A4A5A"/>
-        </w:rPr>
-        <w:t xml:space="preserve">θ</w:t>
-      </w:r>
-      <w:r>
-        <w:rPr>
-          <w:rFonts w:ascii="Times New Roman" w:cs="Times New Roman" w:eastAsia="SimSun" w:hAnsi="Times New Roman"/>
-          <w:color w:val="3A4A5A"/>
-        </w:rPr>
-        <w:t xml:space="preserve">、层数都不同的四组上，说明是积分窗口效应而非理论问题**。正文若用这种二分，</w:t>
+          <w:rFonts w:ascii="Times New Roman" w:cs="Times New Roman" w:eastAsia="SimSun" w:hAnsi="Times New Roman"/>
+          <w:color w:val="3A4A5A"/>
+        </w:rPr>
+        <w:t xml:space="preserve">偏差减半（</w:t>
+      </w:r>
+      <w:r>
+        <w:rPr>
+          <w:rFonts w:ascii="Cambria Math" w:eastAsia="SimSun" w:hAnsi="Cambria Math"/>
+          <w:i w:val="false"/>
+          <w:iCs w:val="false"/>
+          <w:color w:val="3A4A5A"/>
+        </w:rPr>
+        <w:t xml:space="preserve">11.8%→5.5%→2.6%→1.2%→0.55%</w:t>
+      </w:r>
+      <w:r>
+        <w:rPr>
+          <w:rFonts w:ascii="Times New Roman" w:cs="Times New Roman" w:eastAsia="SimSun" w:hAnsi="Times New Roman"/>
+          <w:color w:val="3A4A5A"/>
+        </w:rPr>
+        <w:t xml:space="preserve">，比值 </w:t>
+      </w:r>
+      <w:r>
+        <w:rPr>
+          <w:rFonts w:ascii="Cambria Math" w:eastAsia="SimSun" w:hAnsi="Cambria Math"/>
+          <w:i w:val="false"/>
+          <w:iCs w:val="false"/>
+          <w:color w:val="3A4A5A"/>
+        </w:rPr>
+        <w:t xml:space="preserve">2.14</w:t>
+      </w:r>
+      <w:r>
+        <w:rPr>
+          <w:rFonts w:ascii="Times New Roman" w:cs="Times New Roman" w:eastAsia="SimSun" w:hAnsi="Times New Roman"/>
+          <w:color w:val="3A4A5A"/>
+        </w:rPr>
+        <w:t xml:space="preserve">–</w:t>
+      </w:r>
+      <w:r>
+        <w:rPr>
+          <w:rFonts w:ascii="Cambria Math" w:eastAsia="SimSun" w:hAnsi="Cambria Math"/>
+          <w:i w:val="false"/>
+          <w:iCs w:val="false"/>
+          <w:color w:val="3A4A5A"/>
+        </w:rPr>
+        <w:t xml:space="preserve">2.17</w:t>
+      </w:r>
+      <w:r>
+        <w:rPr>
+          <w:rFonts w:ascii="Times New Roman" w:cs="Times New Roman" w:eastAsia="SimSun" w:hAnsi="Times New Roman"/>
+          <w:color w:val="3A4A5A"/>
+        </w:rPr>
+        <w:t xml:space="preserve">），</w:t>
       </w:r>
     </w:p>
     <w:p>
@@ -17131,7 +17212,176 @@
           <w:rFonts w:ascii="Times New Roman" w:cs="Times New Roman" w:eastAsia="SimSun" w:hAnsi="Times New Roman"/>
           <w:color w:val="3A4A5A"/>
         </w:rPr>
-        <w:t xml:space="preserve">必须附 </w:t>
+        <w:t xml:space="preserve">即按 </w:t>
+      </w:r>
+      <w:r>
+        <w:rPr>
+          <w:rFonts w:ascii="Cambria Math" w:eastAsia="SimSun" w:hAnsi="Cambria Math"/>
+          <w:i w:val="false"/>
+          <w:iCs w:val="false"/>
+          <w:color w:val="3A4A5A"/>
+        </w:rPr>
+        <w:t xml:space="preserve">1/</w:t>
+      </w:r>
+      <w:r>
+        <w:rPr>
+          <w:rFonts w:ascii="Cambria Math" w:eastAsia="SimSun" w:hAnsi="Cambria Math"/>
+          <w:i/>
+          <w:iCs/>
+          <w:color w:val="3A4A5A"/>
+        </w:rPr>
+        <w:t xml:space="preserve">t</w:t>
+      </w:r>
+      <w:r>
+        <w:rPr>
+          <w:rFonts w:ascii="Cambria Math" w:eastAsia="SimSun" w:hAnsi="Cambria Math"/>
+          <w:i w:val="false"/>
+          <w:iCs w:val="false"/>
+          <w:color w:val="3A4A5A"/>
+          <w:vertAlign w:val="subscript"/>
+        </w:rPr>
+        <w:t xml:space="preserve">max</w:t>
+      </w:r>
+      <w:r>
+        <w:rPr>
+          <w:rFonts w:ascii="Times New Roman" w:cs="Times New Roman" w:eastAsia="SimSun" w:hAnsi="Times New Roman"/>
+          <w:color w:val="3A4A5A"/>
+        </w:rPr>
+        <w:t xml:space="preserve"> 衰减；Richardson 外推得 </w:t>
+      </w:r>
+      <w:r>
+        <w:rPr>
+          <w:rFonts w:ascii="Cambria Math" w:eastAsia="SimSun" w:hAnsi="Cambria Math"/>
+          <w:i w:val="false"/>
+          <w:iCs w:val="false"/>
+          <w:color w:val="3A4A5A"/>
+        </w:rPr>
+        <w:t xml:space="preserve">0.082231</w:t>
+      </w:r>
+      <w:r>
+        <w:rPr>
+          <w:rFonts w:ascii="Times New Roman" w:cs="Times New Roman" w:eastAsia="SimSun" w:hAnsi="Times New Roman"/>
+          <w:color w:val="3A4A5A"/>
+        </w:rPr>
+        <w:t xml:space="preserve">，对预言值 </w:t>
+      </w:r>
+      <w:r>
+        <w:rPr>
+          <w:rFonts w:ascii="Cambria Math" w:eastAsia="SimSun" w:hAnsi="Cambria Math"/>
+          <w:i w:val="false"/>
+          <w:iCs w:val="false"/>
+          <w:color w:val="3A4A5A"/>
+        </w:rPr>
+        <w:t xml:space="preserve">0.082308</w:t>
+      </w:r>
+      <w:r>
+        <w:rPr>
+          <w:rFonts w:ascii="Times New Roman" w:cs="Times New Roman" w:eastAsia="SimSun" w:hAnsi="Times New Roman"/>
+          <w:color w:val="3A4A5A"/>
+        </w:rPr>
+        <w:t xml:space="preserve"> 的相对差</w:t>
+      </w:r>
+    </w:p>
+    <w:p>
+      <w:pPr>
+        <w:pBdr>
+          <w:left w:val="single" w:color="9AAFC4" w:sz="12" w:space="8"/>
+        </w:pBdr>
+        <w:spacing w:after="60" w:before="60" w:line="300"/>
+        <w:ind w:left="360"/>
+      </w:pPr>
+      <w:r>
+        <w:rPr>
+          <w:rFonts w:ascii="Cambria Math" w:eastAsia="SimSun" w:hAnsi="Cambria Math"/>
+          <w:i w:val="false"/>
+          <w:iCs w:val="false"/>
+          <w:color w:val="3A4A5A"/>
+        </w:rPr>
+        <w:t xml:space="preserve">9×10</w:t>
+      </w:r>
+      <w:r>
+        <w:rPr>
+          <w:rFonts w:ascii="Cambria Math" w:eastAsia="SimSun" w:hAnsi="Cambria Math"/>
+          <w:i w:val="false"/>
+          <w:iCs w:val="false"/>
+          <w:color w:val="3A4A5A"/>
+          <w:vertAlign w:val="superscript"/>
+        </w:rPr>
+        <w:t xml:space="preserve">-4</w:t>
+      </w:r>
+      <w:r>
+        <w:rPr>
+          <w:rFonts w:ascii="Times New Roman" w:cs="Times New Roman" w:eastAsia="SimSun" w:hAnsi="Times New Roman"/>
+          <w:color w:val="3A4A5A"/>
+        </w:rPr>
+        <w:t xml:space="preserve">。</w:t>
+      </w:r>
+      <w:r>
+        <w:rPr>
+          <w:rFonts w:ascii="Times New Roman" w:cs="Times New Roman" w:eastAsia="SimSun" w:hAnsi="Times New Roman"/>
+          <w:b/>
+          <w:bCs/>
+          <w:color w:val="3A4A5A"/>
+        </w:rPr>
+        <w:t xml:space="preserve">非线性闭合自身的阈值确实收敛到 </w:t>
+      </w:r>
+      <w:r>
+        <w:rPr>
+          <w:rFonts w:ascii="Cambria Math" w:eastAsia="SimSun" w:hAnsi="Cambria Math"/>
+          <w:b/>
+          <w:bCs/>
+          <w:i w:val="false"/>
+          <w:iCs w:val="false"/>
+          <w:color w:val="3A4A5A"/>
+        </w:rPr>
+        <w:t xml:space="preserve">ρ(</w:t>
+      </w:r>
+      <w:r>
+        <w:rPr>
+          <w:rFonts w:ascii="Cambria Math" w:eastAsia="SimSun" w:hAnsi="Cambria Math"/>
+          <w:b/>
+          <w:bCs/>
+          <w:i/>
+          <w:iCs/>
+          <w:color w:val="3A4A5A"/>
+        </w:rPr>
+        <w:t xml:space="preserve">N</w:t>
+      </w:r>
+      <w:r>
+        <w:rPr>
+          <w:rFonts w:ascii="Cambria Math" w:eastAsia="SimSun" w:hAnsi="Cambria Math"/>
+          <w:b/>
+          <w:bCs/>
+          <w:i w:val="false"/>
+          <w:iCs w:val="false"/>
+          <w:color w:val="3A4A5A"/>
+        </w:rPr>
+        <w:t xml:space="preserve">)=1</w:t>
+      </w:r>
+      <w:r>
+        <w:rPr>
+          <w:rFonts w:ascii="Times New Roman" w:cs="Times New Roman" w:eastAsia="SimSun" w:hAnsi="Times New Roman"/>
+          <w:b/>
+          <w:bCs/>
+          <w:color w:val="3A4A5A"/>
+        </w:rPr>
+        <w:t xml:space="preserve">。</w:t>
+      </w:r>
+    </w:p>
+    <w:p>
+      <w:pPr>
+        <w:pBdr>
+          <w:left w:val="single" w:color="9AAFC4" w:sz="12" w:space="8"/>
+        </w:pBdr>
+        <w:spacing w:after="60" w:before="60" w:line="300"/>
+        <w:ind w:left="360"/>
+      </w:pPr>
+      <w:r>
+        <w:rPr>
+          <w:rFonts w:ascii="Times New Roman" w:cs="Times New Roman" w:eastAsia="SimSun" w:hAnsi="Times New Roman"/>
+          <w:color w:val="3A4A5A"/>
+        </w:rPr>
+        <w:t xml:space="preserve">正文若用这种二分，必须附 </w:t>
       </w:r>
       <w:r>
         <w:rPr>

--- a/drafts/sir-multiplex-hypergraphs/outline.docx
+++ b/drafts/sir-multiplex-hypergraphs/outline.docx
@@ -4110,7 +4110,7 @@
                 <w:i w:val="false"/>
                 <w:iCs w:val="false"/>
               </w:rPr>
-              <w:t xml:space="preserve">+1, 2)+2</w:t>
+              <w:t xml:space="preserve">+1, 2)+1</w:t>
             </w:r>
           </w:p>
         </w:tc>
@@ -7485,13 +7485,93 @@
           <w:i w:val="false"/>
           <w:iCs w:val="false"/>
         </w:rPr>
-        <w:t xml:space="preserve">+1, 2)+2</w:t>
-      </w:r>
-      <w:r>
-        <w:rPr>
-          <w:rFonts w:ascii="Times New Roman" w:cs="Times New Roman" w:eastAsia="SimSun" w:hAnsi="Times New Roman"/>
-        </w:rPr>
-        <w:t xml:space="preserve"> 维，</w:t>
+        <w:t xml:space="preserve">+1, 2)+1</w:t>
+      </w:r>
+      <w:r>
+        <w:rPr>
+          <w:rFonts w:ascii="Times New Roman" w:cs="Times New Roman" w:eastAsia="SimSun" w:hAnsi="Times New Roman"/>
+        </w:rPr>
+        <w:t xml:space="preserve"> 维（各层的群体计数加上节点侧的单个独立标量 </w:t>
+      </w:r>
+      <w:r>
+        <w:rPr>
+          <w:rFonts w:ascii="Cambria Math" w:eastAsia="SimSun" w:hAnsi="Cambria Math"/>
+          <w:i/>
+          <w:iCs/>
+        </w:rPr>
+        <w:t xml:space="preserve">R</w:t>
+      </w:r>
+      <w:r>
+        <w:rPr>
+          <w:rFonts w:ascii="Times New Roman" w:cs="Times New Roman" w:eastAsia="SimSun" w:hAnsi="Times New Roman"/>
+        </w:rPr>
+        <w:t xml:space="preserve">，</w:t>
+      </w:r>
+    </w:p>
+    <w:p>
+      <w:pPr>
+        <w:spacing w:after="120" w:before="120" w:line="320" w:lineRule="auto"/>
+        <w:jc w:val="both"/>
+      </w:pPr>
+      <w:r>
+        <w:rPr>
+          <w:rFonts w:ascii="Cambria Math" w:eastAsia="SimSun" w:hAnsi="Cambria Math"/>
+          <w:i/>
+          <w:iCs/>
+        </w:rPr>
+        <w:t xml:space="preserve">S</w:t>
+      </w:r>
+      <w:r>
+        <w:rPr>
+          <w:rFonts w:ascii="Times New Roman" w:cs="Times New Roman" w:eastAsia="SimSun" w:hAnsi="Times New Roman"/>
+        </w:rPr>
+        <w:t xml:space="preserve"> 由 (2.2) 决定、</w:t>
+      </w:r>
+      <w:r>
+        <w:rPr>
+          <w:rFonts w:ascii="Cambria Math" w:eastAsia="SimSun" w:hAnsi="Cambria Math"/>
+          <w:i/>
+          <w:iCs/>
+        </w:rPr>
+        <w:t xml:space="preserve">I</w:t>
+      </w:r>
+      <w:r>
+        <w:rPr>
+          <w:rFonts w:ascii="Cambria Math" w:eastAsia="SimSun" w:hAnsi="Cambria Math"/>
+          <w:i w:val="false"/>
+          <w:iCs w:val="false"/>
+        </w:rPr>
+        <w:t xml:space="preserve">=1-</w:t>
+      </w:r>
+      <w:r>
+        <w:rPr>
+          <w:rFonts w:ascii="Cambria Math" w:eastAsia="SimSun" w:hAnsi="Cambria Math"/>
+          <w:i/>
+          <w:iCs/>
+        </w:rPr>
+        <w:t xml:space="preserve">S</w:t>
+      </w:r>
+      <w:r>
+        <w:rPr>
+          <w:rFonts w:ascii="Cambria Math" w:eastAsia="SimSun" w:hAnsi="Cambria Math"/>
+          <w:i w:val="false"/>
+          <w:iCs w:val="false"/>
+        </w:rPr>
+        <w:t xml:space="preserve">-</w:t>
+      </w:r>
+      <w:r>
+        <w:rPr>
+          <w:rFonts w:ascii="Cambria Math" w:eastAsia="SimSun" w:hAnsi="Cambria Math"/>
+          <w:i/>
+          <w:iCs/>
+        </w:rPr>
+        <w:t xml:space="preserve">R</w:t>
+      </w:r>
+      <w:r>
+        <w:rPr>
+          <w:rFonts w:ascii="Times New Roman" w:cs="Times New Roman" w:eastAsia="SimSun" w:hAnsi="Times New Roman"/>
+        </w:rPr>
+        <w:t xml:space="preserve"> 导出），</w:t>
       </w:r>
       <w:r>
         <w:rPr>
@@ -7563,23 +7643,31 @@
         </w:rPr>
         <w:t xml:space="preserve">=(3,4)</w:t>
       </w:r>
-      <w:r>
-        <w:rPr>
-          <w:rFonts w:ascii="Times New Roman" w:cs="Times New Roman" w:eastAsia="SimSun" w:hAnsi="Times New Roman"/>
-        </w:rPr>
-        <w:t xml:space="preserve"> 时为</w:t>
-      </w:r>
-    </w:p>
-    <w:p>
-      <w:pPr>
-        <w:spacing w:after="120" w:before="120" w:line="320" w:lineRule="auto"/>
-        <w:jc w:val="both"/>
-      </w:pPr>
-      <w:r>
-        <w:rPr>
-          <w:rFonts w:ascii="Times New Roman" w:cs="Times New Roman" w:eastAsia="SimSun" w:hAnsi="Times New Roman"/>
-        </w:rPr>
-        <w:t xml:space="preserve">18 个方程），积分一次即给出完整的 </w:t>
+    </w:p>
+    <w:p>
+      <w:pPr>
+        <w:spacing w:after="120" w:before="120" w:line="320" w:lineRule="auto"/>
+        <w:jc w:val="both"/>
+      </w:pPr>
+      <w:r>
+        <w:rPr>
+          <w:rFonts w:ascii="Times New Roman" w:cs="Times New Roman" w:eastAsia="SimSun" w:hAnsi="Times New Roman"/>
+        </w:rPr>
+        <w:t xml:space="preserve">时为 </w:t>
+      </w:r>
+      <w:r>
+        <w:rPr>
+          <w:rFonts w:ascii="Cambria Math" w:eastAsia="SimSun" w:hAnsi="Cambria Math"/>
+          <w:i w:val="false"/>
+          <w:iCs w:val="false"/>
+        </w:rPr>
+        <w:t xml:space="preserve">16+1=17</w:t>
+      </w:r>
+      <w:r>
+        <w:rPr>
+          <w:rFonts w:ascii="Times New Roman" w:cs="Times New Roman" w:eastAsia="SimSun" w:hAnsi="Times New Roman"/>
+        </w:rPr>
+        <w:t xml:space="preserve"> 个方程），积分一次即给出完整的 </w:t>
       </w:r>
       <w:r>
         <w:rPr>
